--- a/АДІС_КР_Ільчишин.docx
+++ b/АДІС_КР_Ільчишин.docx
@@ -4078,7 +4078,7 @@
           <w:r>
             <w:fldChar w:fldCharType="separate"/>
           </w:r>
-          <w:hyperlink w:anchor="_Toc167190228" w:history="1">
+          <w:hyperlink w:anchor="_Toc167351908" w:history="1">
             <w:r>
               <w:rPr>
                 <w:rStyle w:val="a3"/>
@@ -4108,7 +4108,7 @@
                 <w:noProof/>
                 <w:webHidden/>
               </w:rPr>
-              <w:instrText xml:space="preserve"> PAGEREF _Toc167190228 \h </w:instrText>
+              <w:instrText xml:space="preserve"> PAGEREF _Toc167351908 \h </w:instrText>
             </w:r>
             <w:r>
               <w:rPr>
@@ -4155,7 +4155,7 @@
               <w14:ligatures w14:val="standardContextual"/>
             </w:rPr>
           </w:pPr>
-          <w:hyperlink w:anchor="_Toc167190229" w:history="1">
+          <w:hyperlink w:anchor="_Toc167351909" w:history="1">
             <w:r>
               <w:rPr>
                 <w:rStyle w:val="a3"/>
@@ -4187,7 +4187,7 @@
                 <w:noProof/>
                 <w:webHidden/>
               </w:rPr>
-              <w:instrText xml:space="preserve"> PAGEREF _Toc167190229 \h </w:instrText>
+              <w:instrText xml:space="preserve"> PAGEREF _Toc167351909 \h </w:instrText>
             </w:r>
             <w:r>
               <w:rPr>
@@ -4234,7 +4234,7 @@
               <w14:ligatures w14:val="standardContextual"/>
             </w:rPr>
           </w:pPr>
-          <w:hyperlink w:anchor="_Toc167190230" w:history="1">
+          <w:hyperlink w:anchor="_Toc167351910" w:history="1">
             <w:r>
               <w:rPr>
                 <w:rStyle w:val="a3"/>
@@ -4266,7 +4266,7 @@
                 <w:noProof/>
                 <w:webHidden/>
               </w:rPr>
-              <w:instrText xml:space="preserve"> PAGEREF _Toc167190230 \h </w:instrText>
+              <w:instrText xml:space="preserve"> PAGEREF _Toc167351910 \h </w:instrText>
             </w:r>
             <w:r>
               <w:rPr>
@@ -4313,7 +4313,7 @@
               <w14:ligatures w14:val="standardContextual"/>
             </w:rPr>
           </w:pPr>
-          <w:hyperlink w:anchor="_Toc167190231" w:history="1">
+          <w:hyperlink w:anchor="_Toc167351911" w:history="1">
             <w:r>
               <w:rPr>
                 <w:rStyle w:val="a3"/>
@@ -4360,7 +4360,7 @@
                 <w:noProof/>
                 <w:webHidden/>
               </w:rPr>
-              <w:instrText xml:space="preserve"> PAGEREF _Toc167190231 \h </w:instrText>
+              <w:instrText xml:space="preserve"> PAGEREF _Toc167351911 \h </w:instrText>
             </w:r>
             <w:r>
               <w:rPr>
@@ -4407,7 +4407,7 @@
               <w14:ligatures w14:val="standardContextual"/>
             </w:rPr>
           </w:pPr>
-          <w:hyperlink w:anchor="_Toc167190232" w:history="1">
+          <w:hyperlink w:anchor="_Toc167351912" w:history="1">
             <w:r>
               <w:rPr>
                 <w:rStyle w:val="a3"/>
@@ -4415,25 +4415,7 @@
                 <w:bCs/>
                 <w:noProof/>
               </w:rPr>
-              <w:t xml:space="preserve">3.1 Огляд </w:t>
-            </w:r>
-            <w:r>
-              <w:rPr>
-                <w:rStyle w:val="a3"/>
-                <w:b/>
-                <w:bCs/>
-                <w:noProof/>
-              </w:rPr>
-              <w:t>д</w:t>
-            </w:r>
-            <w:r>
-              <w:rPr>
-                <w:rStyle w:val="a3"/>
-                <w:b/>
-                <w:bCs/>
-                <w:noProof/>
-              </w:rPr>
-              <w:t>аних</w:t>
+              <w:t>3.1 Огляд даних</w:t>
             </w:r>
             <w:r>
               <w:rPr>
@@ -4454,7 +4436,7 @@
                 <w:noProof/>
                 <w:webHidden/>
               </w:rPr>
-              <w:instrText xml:space="preserve"> PAGEREF _Toc167190232 \h </w:instrText>
+              <w:instrText xml:space="preserve"> PAGEREF _Toc167351912 \h </w:instrText>
             </w:r>
             <w:r>
               <w:rPr>
@@ -4501,7 +4483,7 @@
               <w14:ligatures w14:val="standardContextual"/>
             </w:rPr>
           </w:pPr>
-          <w:hyperlink w:anchor="_Toc167190233" w:history="1">
+          <w:hyperlink w:anchor="_Toc167351913" w:history="1">
             <w:r>
               <w:rPr>
                 <w:rStyle w:val="a3"/>
@@ -4530,7 +4512,7 @@
                 <w:noProof/>
                 <w:webHidden/>
               </w:rPr>
-              <w:instrText xml:space="preserve"> PAGEREF _Toc167190233 \h </w:instrText>
+              <w:instrText xml:space="preserve"> PAGEREF _Toc167351913 \h </w:instrText>
             </w:r>
             <w:r>
               <w:rPr>
@@ -4550,7 +4532,7 @@
                 <w:noProof/>
                 <w:webHidden/>
               </w:rPr>
-              <w:t>9</w:t>
+              <w:t>11</w:t>
             </w:r>
             <w:r>
               <w:rPr>
@@ -4577,7 +4559,7 @@
               <w14:ligatures w14:val="standardContextual"/>
             </w:rPr>
           </w:pPr>
-          <w:hyperlink w:anchor="_Toc167190234" w:history="1">
+          <w:hyperlink w:anchor="_Toc167351914" w:history="1">
             <w:r>
               <w:rPr>
                 <w:rStyle w:val="a3"/>
@@ -4606,7 +4588,7 @@
                 <w:noProof/>
                 <w:webHidden/>
               </w:rPr>
-              <w:instrText xml:space="preserve"> PAGEREF _Toc167190234 \h </w:instrText>
+              <w:instrText xml:space="preserve"> PAGEREF _Toc167351914 \h </w:instrText>
             </w:r>
             <w:r>
               <w:rPr>
@@ -4626,7 +4608,7 @@
                 <w:noProof/>
                 <w:webHidden/>
               </w:rPr>
-              <w:t>10</w:t>
+              <w:t>12</w:t>
             </w:r>
             <w:r>
               <w:rPr>
@@ -4653,7 +4635,7 @@
               <w14:ligatures w14:val="standardContextual"/>
             </w:rPr>
           </w:pPr>
-          <w:hyperlink w:anchor="_Toc167190235" w:history="1">
+          <w:hyperlink w:anchor="_Toc167351915" w:history="1">
             <w:r>
               <w:rPr>
                 <w:rStyle w:val="a3"/>
@@ -4683,7 +4665,7 @@
                 <w:noProof/>
                 <w:webHidden/>
               </w:rPr>
-              <w:instrText xml:space="preserve"> PAGEREF _Toc167190235 \h </w:instrText>
+              <w:instrText xml:space="preserve"> PAGEREF _Toc167351915 \h </w:instrText>
             </w:r>
             <w:r>
               <w:rPr>
@@ -4703,7 +4685,932 @@
                 <w:noProof/>
                 <w:webHidden/>
               </w:rPr>
-              <w:t>11</w:t>
+              <w:t>15</w:t>
+            </w:r>
+            <w:r>
+              <w:rPr>
+                <w:noProof/>
+                <w:webHidden/>
+              </w:rPr>
+              <w:fldChar w:fldCharType="end"/>
+            </w:r>
+          </w:hyperlink>
+        </w:p>
+        <w:p>
+          <w:pPr>
+            <w:pStyle w:val="21"/>
+            <w:tabs>
+              <w:tab w:val="right" w:leader="dot" w:pos="9627"/>
+            </w:tabs>
+            <w:rPr>
+              <w:rFonts w:asciiTheme="minorHAnsi" w:eastAsiaTheme="minorEastAsia" w:hAnsiTheme="minorHAnsi" w:cstheme="minorBidi"/>
+              <w:noProof/>
+              <w:kern w:val="2"/>
+              <w:sz w:val="24"/>
+              <w:szCs w:val="24"/>
+              <w:lang w:eastAsia="uk-UA"/>
+              <w14:ligatures w14:val="standardContextual"/>
+            </w:rPr>
+          </w:pPr>
+          <w:hyperlink w:anchor="_Toc167351916" w:history="1">
+            <w:r>
+              <w:rPr>
+                <w:rStyle w:val="a3"/>
+                <w:b/>
+                <w:bCs/>
+                <w:noProof/>
+                <w:lang w:eastAsia="ru-RU"/>
+              </w:rPr>
+              <w:t>4.1 Метрики оцінки ефективності моделей</w:t>
+            </w:r>
+            <w:r>
+              <w:rPr>
+                <w:noProof/>
+                <w:webHidden/>
+              </w:rPr>
+              <w:tab/>
+            </w:r>
+            <w:r>
+              <w:rPr>
+                <w:noProof/>
+                <w:webHidden/>
+              </w:rPr>
+              <w:fldChar w:fldCharType="begin"/>
+            </w:r>
+            <w:r>
+              <w:rPr>
+                <w:noProof/>
+                <w:webHidden/>
+              </w:rPr>
+              <w:instrText xml:space="preserve"> PAGEREF _Toc167351916 \h </w:instrText>
+            </w:r>
+            <w:r>
+              <w:rPr>
+                <w:noProof/>
+                <w:webHidden/>
+              </w:rPr>
+            </w:r>
+            <w:r>
+              <w:rPr>
+                <w:noProof/>
+                <w:webHidden/>
+              </w:rPr>
+              <w:fldChar w:fldCharType="separate"/>
+            </w:r>
+            <w:r>
+              <w:rPr>
+                <w:noProof/>
+                <w:webHidden/>
+              </w:rPr>
+              <w:t>15</w:t>
+            </w:r>
+            <w:r>
+              <w:rPr>
+                <w:noProof/>
+                <w:webHidden/>
+              </w:rPr>
+              <w:fldChar w:fldCharType="end"/>
+            </w:r>
+          </w:hyperlink>
+        </w:p>
+        <w:p>
+          <w:pPr>
+            <w:pStyle w:val="31"/>
+            <w:tabs>
+              <w:tab w:val="right" w:leader="dot" w:pos="9627"/>
+            </w:tabs>
+            <w:rPr>
+              <w:noProof/>
+            </w:rPr>
+          </w:pPr>
+          <w:hyperlink w:anchor="_Toc167351917" w:history="1">
+            <w:r>
+              <w:rPr>
+                <w:rStyle w:val="a3"/>
+                <w:b/>
+                <w:bCs/>
+                <w:noProof/>
+                <w:lang w:eastAsia="ru-RU"/>
+              </w:rPr>
+              <w:t xml:space="preserve">4.1.1 </w:t>
+            </w:r>
+            <w:r>
+              <w:rPr>
+                <w:rStyle w:val="a3"/>
+                <w:b/>
+                <w:bCs/>
+                <w:noProof/>
+                <w:lang w:val="en-US" w:eastAsia="ru-RU"/>
+              </w:rPr>
+              <w:t>Accuracy</w:t>
+            </w:r>
+            <w:r>
+              <w:rPr>
+                <w:noProof/>
+                <w:webHidden/>
+              </w:rPr>
+              <w:tab/>
+            </w:r>
+            <w:r>
+              <w:rPr>
+                <w:noProof/>
+                <w:webHidden/>
+              </w:rPr>
+              <w:fldChar w:fldCharType="begin"/>
+            </w:r>
+            <w:r>
+              <w:rPr>
+                <w:noProof/>
+                <w:webHidden/>
+              </w:rPr>
+              <w:instrText xml:space="preserve"> PAGEREF _Toc167351917 \h </w:instrText>
+            </w:r>
+            <w:r>
+              <w:rPr>
+                <w:noProof/>
+                <w:webHidden/>
+              </w:rPr>
+            </w:r>
+            <w:r>
+              <w:rPr>
+                <w:noProof/>
+                <w:webHidden/>
+              </w:rPr>
+              <w:fldChar w:fldCharType="separate"/>
+            </w:r>
+            <w:r>
+              <w:rPr>
+                <w:noProof/>
+                <w:webHidden/>
+              </w:rPr>
+              <w:t>15</w:t>
+            </w:r>
+            <w:r>
+              <w:rPr>
+                <w:noProof/>
+                <w:webHidden/>
+              </w:rPr>
+              <w:fldChar w:fldCharType="end"/>
+            </w:r>
+          </w:hyperlink>
+        </w:p>
+        <w:p>
+          <w:pPr>
+            <w:pStyle w:val="31"/>
+            <w:tabs>
+              <w:tab w:val="right" w:leader="dot" w:pos="9627"/>
+            </w:tabs>
+            <w:rPr>
+              <w:noProof/>
+            </w:rPr>
+          </w:pPr>
+          <w:hyperlink w:anchor="_Toc167351918" w:history="1">
+            <w:r>
+              <w:rPr>
+                <w:rStyle w:val="a3"/>
+                <w:b/>
+                <w:bCs/>
+                <w:noProof/>
+                <w:lang w:eastAsia="ru-RU"/>
+              </w:rPr>
+              <w:t xml:space="preserve">4.1.2 </w:t>
+            </w:r>
+            <w:r>
+              <w:rPr>
+                <w:rStyle w:val="a3"/>
+                <w:b/>
+                <w:bCs/>
+                <w:noProof/>
+                <w:lang w:val="en-US" w:eastAsia="ru-RU"/>
+              </w:rPr>
+              <w:t>Loss</w:t>
+            </w:r>
+            <w:r>
+              <w:rPr>
+                <w:noProof/>
+                <w:webHidden/>
+              </w:rPr>
+              <w:tab/>
+            </w:r>
+            <w:r>
+              <w:rPr>
+                <w:noProof/>
+                <w:webHidden/>
+              </w:rPr>
+              <w:fldChar w:fldCharType="begin"/>
+            </w:r>
+            <w:r>
+              <w:rPr>
+                <w:noProof/>
+                <w:webHidden/>
+              </w:rPr>
+              <w:instrText xml:space="preserve"> PAGEREF _Toc167351918 \h </w:instrText>
+            </w:r>
+            <w:r>
+              <w:rPr>
+                <w:noProof/>
+                <w:webHidden/>
+              </w:rPr>
+            </w:r>
+            <w:r>
+              <w:rPr>
+                <w:noProof/>
+                <w:webHidden/>
+              </w:rPr>
+              <w:fldChar w:fldCharType="separate"/>
+            </w:r>
+            <w:r>
+              <w:rPr>
+                <w:noProof/>
+                <w:webHidden/>
+              </w:rPr>
+              <w:t>15</w:t>
+            </w:r>
+            <w:r>
+              <w:rPr>
+                <w:noProof/>
+                <w:webHidden/>
+              </w:rPr>
+              <w:fldChar w:fldCharType="end"/>
+            </w:r>
+          </w:hyperlink>
+        </w:p>
+        <w:p>
+          <w:pPr>
+            <w:pStyle w:val="21"/>
+            <w:tabs>
+              <w:tab w:val="right" w:leader="dot" w:pos="9627"/>
+            </w:tabs>
+            <w:rPr>
+              <w:rFonts w:asciiTheme="minorHAnsi" w:eastAsiaTheme="minorEastAsia" w:hAnsiTheme="minorHAnsi" w:cstheme="minorBidi"/>
+              <w:noProof/>
+              <w:kern w:val="2"/>
+              <w:sz w:val="24"/>
+              <w:szCs w:val="24"/>
+              <w:lang w:eastAsia="uk-UA"/>
+              <w14:ligatures w14:val="standardContextual"/>
+            </w:rPr>
+          </w:pPr>
+          <w:hyperlink w:anchor="_Toc167351919" w:history="1">
+            <w:r>
+              <w:rPr>
+                <w:rStyle w:val="a3"/>
+                <w:b/>
+                <w:bCs/>
+                <w:noProof/>
+                <w:lang w:eastAsia="ru-RU"/>
+              </w:rPr>
+              <w:t>4.2 Моделі із готовою архітектурою</w:t>
+            </w:r>
+            <w:r>
+              <w:rPr>
+                <w:noProof/>
+                <w:webHidden/>
+              </w:rPr>
+              <w:tab/>
+            </w:r>
+            <w:r>
+              <w:rPr>
+                <w:noProof/>
+                <w:webHidden/>
+              </w:rPr>
+              <w:fldChar w:fldCharType="begin"/>
+            </w:r>
+            <w:r>
+              <w:rPr>
+                <w:noProof/>
+                <w:webHidden/>
+              </w:rPr>
+              <w:instrText xml:space="preserve"> PAGEREF _Toc167351919 \h </w:instrText>
+            </w:r>
+            <w:r>
+              <w:rPr>
+                <w:noProof/>
+                <w:webHidden/>
+              </w:rPr>
+            </w:r>
+            <w:r>
+              <w:rPr>
+                <w:noProof/>
+                <w:webHidden/>
+              </w:rPr>
+              <w:fldChar w:fldCharType="separate"/>
+            </w:r>
+            <w:r>
+              <w:rPr>
+                <w:noProof/>
+                <w:webHidden/>
+              </w:rPr>
+              <w:t>15</w:t>
+            </w:r>
+            <w:r>
+              <w:rPr>
+                <w:noProof/>
+                <w:webHidden/>
+              </w:rPr>
+              <w:fldChar w:fldCharType="end"/>
+            </w:r>
+          </w:hyperlink>
+        </w:p>
+        <w:p>
+          <w:pPr>
+            <w:pStyle w:val="21"/>
+            <w:tabs>
+              <w:tab w:val="right" w:leader="dot" w:pos="9627"/>
+            </w:tabs>
+            <w:rPr>
+              <w:rFonts w:asciiTheme="minorHAnsi" w:eastAsiaTheme="minorEastAsia" w:hAnsiTheme="minorHAnsi" w:cstheme="minorBidi"/>
+              <w:noProof/>
+              <w:kern w:val="2"/>
+              <w:sz w:val="24"/>
+              <w:szCs w:val="24"/>
+              <w:lang w:eastAsia="uk-UA"/>
+              <w14:ligatures w14:val="standardContextual"/>
+            </w:rPr>
+          </w:pPr>
+          <w:hyperlink w:anchor="_Toc167351920" w:history="1">
+            <w:r>
+              <w:rPr>
+                <w:rStyle w:val="a3"/>
+                <w:b/>
+                <w:bCs/>
+                <w:noProof/>
+                <w:lang w:eastAsia="ru-RU"/>
+              </w:rPr>
+              <w:t>4.3</w:t>
+            </w:r>
+            <w:r>
+              <w:rPr>
+                <w:rStyle w:val="a3"/>
+                <w:b/>
+                <w:bCs/>
+                <w:noProof/>
+              </w:rPr>
+              <w:t xml:space="preserve"> </w:t>
+            </w:r>
+            <w:r>
+              <w:rPr>
+                <w:rStyle w:val="a3"/>
+                <w:b/>
+                <w:bCs/>
+                <w:noProof/>
+                <w:lang w:eastAsia="ru-RU"/>
+              </w:rPr>
+              <w:t>Налаштування та навчання моделей з готовою архітектурою.</w:t>
+            </w:r>
+            <w:r>
+              <w:rPr>
+                <w:noProof/>
+                <w:webHidden/>
+              </w:rPr>
+              <w:tab/>
+            </w:r>
+            <w:r>
+              <w:rPr>
+                <w:noProof/>
+                <w:webHidden/>
+              </w:rPr>
+              <w:fldChar w:fldCharType="begin"/>
+            </w:r>
+            <w:r>
+              <w:rPr>
+                <w:noProof/>
+                <w:webHidden/>
+              </w:rPr>
+              <w:instrText xml:space="preserve"> PAGEREF _Toc167351920 \h </w:instrText>
+            </w:r>
+            <w:r>
+              <w:rPr>
+                <w:noProof/>
+                <w:webHidden/>
+              </w:rPr>
+            </w:r>
+            <w:r>
+              <w:rPr>
+                <w:noProof/>
+                <w:webHidden/>
+              </w:rPr>
+              <w:fldChar w:fldCharType="separate"/>
+            </w:r>
+            <w:r>
+              <w:rPr>
+                <w:noProof/>
+                <w:webHidden/>
+              </w:rPr>
+              <w:t>15</w:t>
+            </w:r>
+            <w:r>
+              <w:rPr>
+                <w:noProof/>
+                <w:webHidden/>
+              </w:rPr>
+              <w:fldChar w:fldCharType="end"/>
+            </w:r>
+          </w:hyperlink>
+        </w:p>
+        <w:p>
+          <w:pPr>
+            <w:pStyle w:val="31"/>
+            <w:tabs>
+              <w:tab w:val="right" w:leader="dot" w:pos="9627"/>
+            </w:tabs>
+            <w:rPr>
+              <w:noProof/>
+            </w:rPr>
+          </w:pPr>
+          <w:hyperlink w:anchor="_Toc167351921" w:history="1">
+            <w:r>
+              <w:rPr>
+                <w:rStyle w:val="a3"/>
+                <w:b/>
+                <w:bCs/>
+                <w:noProof/>
+                <w:lang w:eastAsia="ru-RU"/>
+              </w:rPr>
+              <w:t xml:space="preserve">4.3.1 </w:t>
+            </w:r>
+            <w:r>
+              <w:rPr>
+                <w:rStyle w:val="a3"/>
+                <w:b/>
+                <w:bCs/>
+                <w:noProof/>
+                <w:lang w:val="en-US" w:eastAsia="ru-RU"/>
+              </w:rPr>
+              <w:t>VGG16</w:t>
+            </w:r>
+            <w:r>
+              <w:rPr>
+                <w:noProof/>
+                <w:webHidden/>
+              </w:rPr>
+              <w:tab/>
+            </w:r>
+            <w:r>
+              <w:rPr>
+                <w:noProof/>
+                <w:webHidden/>
+              </w:rPr>
+              <w:fldChar w:fldCharType="begin"/>
+            </w:r>
+            <w:r>
+              <w:rPr>
+                <w:noProof/>
+                <w:webHidden/>
+              </w:rPr>
+              <w:instrText xml:space="preserve"> PAGEREF _Toc167351921 \h </w:instrText>
+            </w:r>
+            <w:r>
+              <w:rPr>
+                <w:noProof/>
+                <w:webHidden/>
+              </w:rPr>
+            </w:r>
+            <w:r>
+              <w:rPr>
+                <w:noProof/>
+                <w:webHidden/>
+              </w:rPr>
+              <w:fldChar w:fldCharType="separate"/>
+            </w:r>
+            <w:r>
+              <w:rPr>
+                <w:noProof/>
+                <w:webHidden/>
+              </w:rPr>
+              <w:t>15</w:t>
+            </w:r>
+            <w:r>
+              <w:rPr>
+                <w:noProof/>
+                <w:webHidden/>
+              </w:rPr>
+              <w:fldChar w:fldCharType="end"/>
+            </w:r>
+          </w:hyperlink>
+        </w:p>
+        <w:p>
+          <w:pPr>
+            <w:pStyle w:val="31"/>
+            <w:tabs>
+              <w:tab w:val="right" w:leader="dot" w:pos="9627"/>
+            </w:tabs>
+            <w:rPr>
+              <w:noProof/>
+            </w:rPr>
+          </w:pPr>
+          <w:hyperlink w:anchor="_Toc167351922" w:history="1">
+            <w:r>
+              <w:rPr>
+                <w:rStyle w:val="a3"/>
+                <w:b/>
+                <w:bCs/>
+                <w:noProof/>
+                <w:lang w:eastAsia="ru-RU"/>
+              </w:rPr>
+              <w:t xml:space="preserve">4.3.2 </w:t>
+            </w:r>
+            <w:r>
+              <w:rPr>
+                <w:rStyle w:val="a3"/>
+                <w:b/>
+                <w:bCs/>
+                <w:noProof/>
+                <w:lang w:val="en-US" w:eastAsia="ru-RU"/>
+              </w:rPr>
+              <w:t>ResNet50V2</w:t>
+            </w:r>
+            <w:r>
+              <w:rPr>
+                <w:noProof/>
+                <w:webHidden/>
+              </w:rPr>
+              <w:tab/>
+            </w:r>
+            <w:r>
+              <w:rPr>
+                <w:noProof/>
+                <w:webHidden/>
+              </w:rPr>
+              <w:fldChar w:fldCharType="begin"/>
+            </w:r>
+            <w:r>
+              <w:rPr>
+                <w:noProof/>
+                <w:webHidden/>
+              </w:rPr>
+              <w:instrText xml:space="preserve"> PAGEREF _Toc167351922 \h </w:instrText>
+            </w:r>
+            <w:r>
+              <w:rPr>
+                <w:noProof/>
+                <w:webHidden/>
+              </w:rPr>
+            </w:r>
+            <w:r>
+              <w:rPr>
+                <w:noProof/>
+                <w:webHidden/>
+              </w:rPr>
+              <w:fldChar w:fldCharType="separate"/>
+            </w:r>
+            <w:r>
+              <w:rPr>
+                <w:noProof/>
+                <w:webHidden/>
+              </w:rPr>
+              <w:t>15</w:t>
+            </w:r>
+            <w:r>
+              <w:rPr>
+                <w:noProof/>
+                <w:webHidden/>
+              </w:rPr>
+              <w:fldChar w:fldCharType="end"/>
+            </w:r>
+          </w:hyperlink>
+        </w:p>
+        <w:p>
+          <w:pPr>
+            <w:pStyle w:val="31"/>
+            <w:tabs>
+              <w:tab w:val="right" w:leader="dot" w:pos="9627"/>
+            </w:tabs>
+            <w:rPr>
+              <w:noProof/>
+            </w:rPr>
+          </w:pPr>
+          <w:hyperlink w:anchor="_Toc167351923" w:history="1">
+            <w:r>
+              <w:rPr>
+                <w:rStyle w:val="a3"/>
+                <w:b/>
+                <w:bCs/>
+                <w:noProof/>
+                <w:lang w:eastAsia="ru-RU"/>
+              </w:rPr>
+              <w:t xml:space="preserve">4.3.3 </w:t>
+            </w:r>
+            <w:r>
+              <w:rPr>
+                <w:rStyle w:val="a3"/>
+                <w:b/>
+                <w:bCs/>
+                <w:noProof/>
+                <w:lang w:val="en-US" w:eastAsia="ru-RU"/>
+              </w:rPr>
+              <w:t>ResNet152V2</w:t>
+            </w:r>
+            <w:r>
+              <w:rPr>
+                <w:noProof/>
+                <w:webHidden/>
+              </w:rPr>
+              <w:tab/>
+            </w:r>
+            <w:r>
+              <w:rPr>
+                <w:noProof/>
+                <w:webHidden/>
+              </w:rPr>
+              <w:fldChar w:fldCharType="begin"/>
+            </w:r>
+            <w:r>
+              <w:rPr>
+                <w:noProof/>
+                <w:webHidden/>
+              </w:rPr>
+              <w:instrText xml:space="preserve"> PAGEREF _Toc167351923 \h </w:instrText>
+            </w:r>
+            <w:r>
+              <w:rPr>
+                <w:noProof/>
+                <w:webHidden/>
+              </w:rPr>
+            </w:r>
+            <w:r>
+              <w:rPr>
+                <w:noProof/>
+                <w:webHidden/>
+              </w:rPr>
+              <w:fldChar w:fldCharType="separate"/>
+            </w:r>
+            <w:r>
+              <w:rPr>
+                <w:noProof/>
+                <w:webHidden/>
+              </w:rPr>
+              <w:t>16</w:t>
+            </w:r>
+            <w:r>
+              <w:rPr>
+                <w:noProof/>
+                <w:webHidden/>
+              </w:rPr>
+              <w:fldChar w:fldCharType="end"/>
+            </w:r>
+          </w:hyperlink>
+        </w:p>
+        <w:p>
+          <w:pPr>
+            <w:pStyle w:val="21"/>
+            <w:tabs>
+              <w:tab w:val="right" w:leader="dot" w:pos="9627"/>
+            </w:tabs>
+            <w:rPr>
+              <w:rFonts w:asciiTheme="minorHAnsi" w:eastAsiaTheme="minorEastAsia" w:hAnsiTheme="minorHAnsi" w:cstheme="minorBidi"/>
+              <w:noProof/>
+              <w:kern w:val="2"/>
+              <w:sz w:val="24"/>
+              <w:szCs w:val="24"/>
+              <w:lang w:eastAsia="uk-UA"/>
+              <w14:ligatures w14:val="standardContextual"/>
+            </w:rPr>
+          </w:pPr>
+          <w:hyperlink w:anchor="_Toc167351924" w:history="1">
+            <w:r>
+              <w:rPr>
+                <w:rStyle w:val="a3"/>
+                <w:b/>
+                <w:bCs/>
+                <w:noProof/>
+                <w:lang w:eastAsia="ru-RU"/>
+              </w:rPr>
+              <w:t xml:space="preserve">4.4 Розробка власних </w:t>
+            </w:r>
+            <w:r>
+              <w:rPr>
+                <w:rStyle w:val="a3"/>
+                <w:b/>
+                <w:bCs/>
+                <w:noProof/>
+                <w:lang w:val="en-US" w:eastAsia="ru-RU"/>
+              </w:rPr>
+              <w:t>CNN-</w:t>
+            </w:r>
+            <w:r>
+              <w:rPr>
+                <w:rStyle w:val="a3"/>
+                <w:b/>
+                <w:bCs/>
+                <w:noProof/>
+                <w:lang w:eastAsia="ru-RU"/>
+              </w:rPr>
+              <w:t>моделей</w:t>
+            </w:r>
+            <w:r>
+              <w:rPr>
+                <w:noProof/>
+                <w:webHidden/>
+              </w:rPr>
+              <w:tab/>
+            </w:r>
+            <w:r>
+              <w:rPr>
+                <w:noProof/>
+                <w:webHidden/>
+              </w:rPr>
+              <w:fldChar w:fldCharType="begin"/>
+            </w:r>
+            <w:r>
+              <w:rPr>
+                <w:noProof/>
+                <w:webHidden/>
+              </w:rPr>
+              <w:instrText xml:space="preserve"> PAGEREF _Toc167351924 \h </w:instrText>
+            </w:r>
+            <w:r>
+              <w:rPr>
+                <w:noProof/>
+                <w:webHidden/>
+              </w:rPr>
+            </w:r>
+            <w:r>
+              <w:rPr>
+                <w:noProof/>
+                <w:webHidden/>
+              </w:rPr>
+              <w:fldChar w:fldCharType="separate"/>
+            </w:r>
+            <w:r>
+              <w:rPr>
+                <w:noProof/>
+                <w:webHidden/>
+              </w:rPr>
+              <w:t>16</w:t>
+            </w:r>
+            <w:r>
+              <w:rPr>
+                <w:noProof/>
+                <w:webHidden/>
+              </w:rPr>
+              <w:fldChar w:fldCharType="end"/>
+            </w:r>
+          </w:hyperlink>
+        </w:p>
+        <w:p>
+          <w:pPr>
+            <w:pStyle w:val="21"/>
+            <w:tabs>
+              <w:tab w:val="right" w:leader="dot" w:pos="9627"/>
+            </w:tabs>
+            <w:rPr>
+              <w:rFonts w:asciiTheme="minorHAnsi" w:eastAsiaTheme="minorEastAsia" w:hAnsiTheme="minorHAnsi" w:cstheme="minorBidi"/>
+              <w:noProof/>
+              <w:kern w:val="2"/>
+              <w:sz w:val="24"/>
+              <w:szCs w:val="24"/>
+              <w:lang w:eastAsia="uk-UA"/>
+              <w14:ligatures w14:val="standardContextual"/>
+            </w:rPr>
+          </w:pPr>
+          <w:hyperlink w:anchor="_Toc167351925" w:history="1">
+            <w:r>
+              <w:rPr>
+                <w:rStyle w:val="a3"/>
+                <w:b/>
+                <w:bCs/>
+                <w:noProof/>
+                <w:lang w:eastAsia="ru-RU"/>
+              </w:rPr>
+              <w:t xml:space="preserve">4.5 Розробка та навчання власних </w:t>
+            </w:r>
+            <w:r>
+              <w:rPr>
+                <w:rStyle w:val="a3"/>
+                <w:b/>
+                <w:bCs/>
+                <w:noProof/>
+                <w:lang w:val="en-US" w:eastAsia="ru-RU"/>
+              </w:rPr>
+              <w:t>CNN-</w:t>
+            </w:r>
+            <w:r>
+              <w:rPr>
+                <w:rStyle w:val="a3"/>
+                <w:b/>
+                <w:bCs/>
+                <w:noProof/>
+                <w:lang w:eastAsia="ru-RU"/>
+              </w:rPr>
+              <w:t>моделей</w:t>
+            </w:r>
+            <w:r>
+              <w:rPr>
+                <w:noProof/>
+                <w:webHidden/>
+              </w:rPr>
+              <w:tab/>
+            </w:r>
+            <w:r>
+              <w:rPr>
+                <w:noProof/>
+                <w:webHidden/>
+              </w:rPr>
+              <w:fldChar w:fldCharType="begin"/>
+            </w:r>
+            <w:r>
+              <w:rPr>
+                <w:noProof/>
+                <w:webHidden/>
+              </w:rPr>
+              <w:instrText xml:space="preserve"> PAGEREF _Toc167351925 \h </w:instrText>
+            </w:r>
+            <w:r>
+              <w:rPr>
+                <w:noProof/>
+                <w:webHidden/>
+              </w:rPr>
+            </w:r>
+            <w:r>
+              <w:rPr>
+                <w:noProof/>
+                <w:webHidden/>
+              </w:rPr>
+              <w:fldChar w:fldCharType="separate"/>
+            </w:r>
+            <w:r>
+              <w:rPr>
+                <w:noProof/>
+                <w:webHidden/>
+              </w:rPr>
+              <w:t>16</w:t>
+            </w:r>
+            <w:r>
+              <w:rPr>
+                <w:noProof/>
+                <w:webHidden/>
+              </w:rPr>
+              <w:fldChar w:fldCharType="end"/>
+            </w:r>
+          </w:hyperlink>
+        </w:p>
+        <w:p>
+          <w:pPr>
+            <w:pStyle w:val="21"/>
+            <w:tabs>
+              <w:tab w:val="right" w:leader="dot" w:pos="9627"/>
+            </w:tabs>
+            <w:rPr>
+              <w:rFonts w:asciiTheme="minorHAnsi" w:eastAsiaTheme="minorEastAsia" w:hAnsiTheme="minorHAnsi" w:cstheme="minorBidi"/>
+              <w:noProof/>
+              <w:kern w:val="2"/>
+              <w:sz w:val="24"/>
+              <w:szCs w:val="24"/>
+              <w:lang w:eastAsia="uk-UA"/>
+              <w14:ligatures w14:val="standardContextual"/>
+            </w:rPr>
+          </w:pPr>
+          <w:hyperlink w:anchor="_Toc167351926" w:history="1">
+            <w:r>
+              <w:rPr>
+                <w:rStyle w:val="a3"/>
+                <w:b/>
+                <w:bCs/>
+                <w:noProof/>
+              </w:rPr>
+              <w:t>4.6 Порівняння результатів та вибір найкращої моделі</w:t>
+            </w:r>
+            <w:r>
+              <w:rPr>
+                <w:noProof/>
+                <w:webHidden/>
+              </w:rPr>
+              <w:tab/>
+            </w:r>
+            <w:r>
+              <w:rPr>
+                <w:noProof/>
+                <w:webHidden/>
+              </w:rPr>
+              <w:fldChar w:fldCharType="begin"/>
+            </w:r>
+            <w:r>
+              <w:rPr>
+                <w:noProof/>
+                <w:webHidden/>
+              </w:rPr>
+              <w:instrText xml:space="preserve"> PAGEREF _Toc167351926 \h </w:instrText>
+            </w:r>
+            <w:r>
+              <w:rPr>
+                <w:noProof/>
+                <w:webHidden/>
+              </w:rPr>
+            </w:r>
+            <w:r>
+              <w:rPr>
+                <w:noProof/>
+                <w:webHidden/>
+              </w:rPr>
+              <w:fldChar w:fldCharType="separate"/>
+            </w:r>
+            <w:r>
+              <w:rPr>
+                <w:noProof/>
+                <w:webHidden/>
+              </w:rPr>
+              <w:t>16</w:t>
             </w:r>
             <w:r>
               <w:rPr>
@@ -4730,7 +5637,7 @@
               <w14:ligatures w14:val="standardContextual"/>
             </w:rPr>
           </w:pPr>
-          <w:hyperlink w:anchor="_Toc167190236" w:history="1">
+          <w:hyperlink w:anchor="_Toc167351927" w:history="1">
             <w:r>
               <w:rPr>
                 <w:rStyle w:val="a3"/>
@@ -4759,7 +5666,7 @@
                 <w:noProof/>
                 <w:webHidden/>
               </w:rPr>
-              <w:instrText xml:space="preserve"> PAGEREF _Toc167190236 \h </w:instrText>
+              <w:instrText xml:space="preserve"> PAGEREF _Toc167351927 \h </w:instrText>
             </w:r>
             <w:r>
               <w:rPr>
@@ -4779,7 +5686,7 @@
                 <w:noProof/>
                 <w:webHidden/>
               </w:rPr>
-              <w:t>12</w:t>
+              <w:t>17</w:t>
             </w:r>
             <w:r>
               <w:rPr>
@@ -4806,7 +5713,7 @@
               <w14:ligatures w14:val="standardContextual"/>
             </w:rPr>
           </w:pPr>
-          <w:hyperlink w:anchor="_Toc167190237" w:history="1">
+          <w:hyperlink w:anchor="_Toc167351928" w:history="1">
             <w:r>
               <w:rPr>
                 <w:rStyle w:val="a3"/>
@@ -4835,7 +5742,7 @@
                 <w:noProof/>
                 <w:webHidden/>
               </w:rPr>
-              <w:instrText xml:space="preserve"> PAGEREF _Toc167190237 \h </w:instrText>
+              <w:instrText xml:space="preserve"> PAGEREF _Toc167351928 \h </w:instrText>
             </w:r>
             <w:r>
               <w:rPr>
@@ -4855,7 +5762,7 @@
                 <w:noProof/>
                 <w:webHidden/>
               </w:rPr>
-              <w:t>13</w:t>
+              <w:t>18</w:t>
             </w:r>
             <w:r>
               <w:rPr>
@@ -4882,7 +5789,7 @@
               <w14:ligatures w14:val="standardContextual"/>
             </w:rPr>
           </w:pPr>
-          <w:hyperlink w:anchor="_Toc167190238" w:history="1">
+          <w:hyperlink w:anchor="_Toc167351929" w:history="1">
             <w:r>
               <w:rPr>
                 <w:rStyle w:val="a3"/>
@@ -4913,7 +5820,7 @@
                 <w:noProof/>
                 <w:webHidden/>
               </w:rPr>
-              <w:instrText xml:space="preserve"> PAGEREF _Toc167190238 \h </w:instrText>
+              <w:instrText xml:space="preserve"> PAGEREF _Toc167351929 \h </w:instrText>
             </w:r>
             <w:r>
               <w:rPr>
@@ -4933,7 +5840,7 @@
                 <w:noProof/>
                 <w:webHidden/>
               </w:rPr>
-              <w:t>14</w:t>
+              <w:t>19</w:t>
             </w:r>
             <w:r>
               <w:rPr>
@@ -4973,7 +5880,7 @@
         </w:rPr>
       </w:pPr>
       <w:bookmarkStart w:id="0" w:name="_Toc419641933"/>
-      <w:bookmarkStart w:id="1" w:name="_Toc167190228"/>
+      <w:bookmarkStart w:id="1" w:name="_Toc167351908"/>
       <w:r>
         <w:rPr>
           <w:b/>
@@ -5050,7 +5957,7 @@
         </w:rPr>
       </w:pPr>
       <w:bookmarkStart w:id="2" w:name="_Toc419641934"/>
-      <w:bookmarkStart w:id="3" w:name="_Toc167190229"/>
+      <w:bookmarkStart w:id="3" w:name="_Toc167351909"/>
       <w:r>
         <w:rPr>
           <w:rFonts w:eastAsia="Times New Roman"/>
@@ -5366,7 +6273,7 @@
           <w:lang w:eastAsia="en-US"/>
         </w:rPr>
       </w:pPr>
-      <w:bookmarkStart w:id="4" w:name="_Toc167190230"/>
+      <w:bookmarkStart w:id="4" w:name="_Toc167351910"/>
       <w:r>
         <w:rPr>
           <w:rFonts w:eastAsia="Times New Roman"/>
@@ -5409,42 +6316,12 @@
     </w:p>
     <w:p>
       <w:r>
-        <w:t>У рамках ц</w:t>
-      </w:r>
-      <w:r>
-        <w:t xml:space="preserve">ієї </w:t>
-      </w:r>
-      <w:r>
-        <w:t>курсов</w:t>
-      </w:r>
-      <w:r>
-        <w:t>ої роботи</w:t>
-      </w:r>
-      <w:r>
-        <w:t xml:space="preserve"> обрано проблему розпізнавання чисел </w:t>
-      </w:r>
-      <w:r>
-        <w:t>мовою жестів</w:t>
-      </w:r>
-      <w:r>
-        <w:t>. Це завдання потребує розробки та тестування моделей глибинного навчання, здатних класифікувати зображення жестів, які репрезентують цифри від 0 до 9.</w:t>
-      </w:r>
-    </w:p>
-    <w:p>
-      <w:r>
-        <w:t>Глибинне навчання, зокрема згорткові</w:t>
-      </w:r>
-      <w:r>
-        <w:t xml:space="preserve"> </w:t>
-      </w:r>
-      <w:r>
-        <w:t>нейронні мережі</w:t>
-      </w:r>
-      <w:r>
-        <w:t xml:space="preserve"> </w:t>
-      </w:r>
-      <w:r>
-        <w:t>(CNN) є ефективними для розпізнавання образів на зображеннях. CNN дозволяють автоматично виділяти важливі ознаки, що робить їх ідеальними для задач класифікації зображень чисел на мові жестів. Для цього дослідження використовується датасет Sign Language Digits з платформи Kaggle, який містить чорно-білі зображення чисел у форматі .npy.</w:t>
+        <w:t>У рамках цієї курсової роботи обрано проблему розпізнавання чисел мовою жестів. Це завдання потребує розробки та тестування моделей глибинного навчання, здатних класифікувати зображення жестів, які репрезентують цифри від 0 до 9.</w:t>
+      </w:r>
+    </w:p>
+    <w:p>
+      <w:r>
+        <w:t>Глибинне навчання, зокрема згорткові нейронні мережі (CNN) є ефективними для розпізнавання образів на зображеннях. CNN дозволяють автоматично виділяти важливі ознаки, що робить їх ідеальними для задач класифікації зображень чисел на мові жестів. Для цього дослідження використовується датасет Sign Language Digits з платформи Kaggle, який містить чорно-білі зображення чисел у форматі .npy.</w:t>
       </w:r>
     </w:p>
     <w:p>
@@ -5491,7 +6368,7 @@
           <w:szCs w:val="28"/>
         </w:rPr>
       </w:pPr>
-      <w:bookmarkStart w:id="5" w:name="_Toc167190231"/>
+      <w:bookmarkStart w:id="5" w:name="_Toc167351911"/>
       <w:r>
         <w:rPr>
           <w:rFonts w:eastAsia="Times"/>
@@ -5532,7 +6409,7 @@
           <w:bCs/>
         </w:rPr>
       </w:pPr>
-      <w:bookmarkStart w:id="6" w:name="_Toc167190232"/>
+      <w:bookmarkStart w:id="6" w:name="_Toc167351912"/>
       <w:r>
         <w:rPr>
           <w:b/>
@@ -5562,8 +6439,13 @@
         <w:t xml:space="preserve">. Їх представлено датасетом </w:t>
       </w:r>
       <w:r>
-        <w:t>Sign Language Digits Dataset</w:t>
-      </w:r>
+        <w:t xml:space="preserve">Sign Language Digits </w:t>
+      </w:r>
+      <w:proofErr w:type="spellStart"/>
+      <w:r>
+        <w:t>Dataset</w:t>
+      </w:r>
+      <w:proofErr w:type="spellEnd"/>
       <w:r>
         <w:rPr>
           <w:rStyle w:val="af0"/>
@@ -5573,6 +6455,9 @@
       <w:r>
         <w:t>.</w:t>
       </w:r>
+      <w:r>
+        <w:t xml:space="preserve"> Зображення представляють собою двовимірний масив чисел, кожне з яких відповідає за піксель, а саме його яскравість у чорно-білій гаммі.</w:t>
+      </w:r>
     </w:p>
     <w:p>
       <w:pPr>
@@ -5643,13 +6528,7 @@
         <w:t xml:space="preserve">: .npy. </w:t>
       </w:r>
       <w:r>
-        <w:t>Формат даних .npy є стандартом для зберігання масивів даних у бібліотеці NumPy</w:t>
-      </w:r>
-      <w:r>
-        <w:t xml:space="preserve">. </w:t>
-      </w:r>
-      <w:r>
-        <w:t>Файли цього формату зберігають дані в бінарному вигляді, що забезпечує високу швидкість читання і запису, а також збереження типів даних і структур масивів. Файли .npy можуть містити як одновимірні, так і багатовимірні масиви, з можливістю збереження додаткових метаданих, таких як назви осей чи одиниці виміру.</w:t>
+        <w:t>Формат даних .npy є стандартом для зберігання масивів даних у бібліотеці NumPy. Файли цього формату зберігають дані в бінарному вигляді, що забезпечує високу швидкість читання і запису, а також збереження типів даних і структур масивів. Файли .npy можуть містити як одновимірні, так і багатовимірні масиви, з можливістю збереження додаткових метаданих, таких як назви осей чи одиниці виміру.</w:t>
       </w:r>
     </w:p>
     <w:p>
@@ -5925,27 +6804,7 @@
           <w:sz w:val="28"/>
           <w:szCs w:val="28"/>
         </w:rPr>
-        <w:t xml:space="preserve">– Цифра </w:t>
-      </w:r>
-      <w:r>
-        <w:rPr>
-          <w:i w:val="0"/>
-          <w:iCs w:val="0"/>
-          <w:color w:val="auto"/>
-          <w:sz w:val="28"/>
-          <w:szCs w:val="28"/>
-        </w:rPr>
-        <w:t>1</w:t>
-      </w:r>
-      <w:r>
-        <w:rPr>
-          <w:i w:val="0"/>
-          <w:iCs w:val="0"/>
-          <w:color w:val="auto"/>
-          <w:sz w:val="28"/>
-          <w:szCs w:val="28"/>
-        </w:rPr>
-        <w:t xml:space="preserve"> </w:t>
+        <w:t xml:space="preserve">– Цифра 1 </w:t>
       </w:r>
     </w:p>
     <w:p>
@@ -6070,17 +6929,7 @@
           <w:sz w:val="28"/>
           <w:szCs w:val="28"/>
         </w:rPr>
-        <w:t xml:space="preserve">– Цифра </w:t>
-      </w:r>
-      <w:r>
-        <w:rPr>
-          <w:i w:val="0"/>
-          <w:iCs w:val="0"/>
-          <w:color w:val="auto"/>
-          <w:sz w:val="28"/>
-          <w:szCs w:val="28"/>
-        </w:rPr>
-        <w:t xml:space="preserve">2 </w:t>
+        <w:t xml:space="preserve">– Цифра 2 </w:t>
       </w:r>
     </w:p>
     <w:p>
@@ -6098,7 +6947,6 @@
         <w:rPr>
           <w:noProof/>
         </w:rPr>
-        <w:lastRenderedPageBreak/>
         <w:drawing>
           <wp:inline distT="0" distB="0" distL="0" distR="0" wp14:anchorId="42096F91" wp14:editId="76B05223">
             <wp:extent cx="952500" cy="952500"/>
@@ -6212,27 +7060,7 @@
           <w:sz w:val="28"/>
           <w:szCs w:val="28"/>
         </w:rPr>
-        <w:t xml:space="preserve">– Цифра </w:t>
-      </w:r>
-      <w:r>
-        <w:rPr>
-          <w:i w:val="0"/>
-          <w:iCs w:val="0"/>
-          <w:color w:val="auto"/>
-          <w:sz w:val="28"/>
-          <w:szCs w:val="28"/>
-        </w:rPr>
-        <w:t>3</w:t>
-      </w:r>
-      <w:r>
-        <w:rPr>
-          <w:i w:val="0"/>
-          <w:iCs w:val="0"/>
-          <w:color w:val="auto"/>
-          <w:sz w:val="28"/>
-          <w:szCs w:val="28"/>
-        </w:rPr>
-        <w:t xml:space="preserve"> </w:t>
+        <w:t xml:space="preserve">– Цифра 3 </w:t>
       </w:r>
     </w:p>
     <w:p>
@@ -6340,18 +7168,7 @@
           <w:szCs w:val="28"/>
           <w:lang w:val="en-US"/>
         </w:rPr>
-        <w:t>5</w:t>
-      </w:r>
-      <w:r>
-        <w:rPr>
-          <w:i w:val="0"/>
-          <w:iCs w:val="0"/>
-          <w:color w:val="auto"/>
-          <w:sz w:val="28"/>
-          <w:szCs w:val="28"/>
-          <w:lang w:val="en-US"/>
-        </w:rPr>
-        <w:t xml:space="preserve"> </w:t>
+        <w:t xml:space="preserve">5 </w:t>
       </w:r>
       <w:r>
         <w:rPr>
@@ -6491,18 +7308,7 @@
           <w:szCs w:val="28"/>
           <w:lang w:val="en-US"/>
         </w:rPr>
-        <w:t>6</w:t>
-      </w:r>
-      <w:r>
-        <w:rPr>
-          <w:i w:val="0"/>
-          <w:iCs w:val="0"/>
-          <w:color w:val="auto"/>
-          <w:sz w:val="28"/>
-          <w:szCs w:val="28"/>
-          <w:lang w:val="en-US"/>
-        </w:rPr>
-        <w:t xml:space="preserve"> </w:t>
+        <w:t xml:space="preserve">6 </w:t>
       </w:r>
       <w:r>
         <w:rPr>
@@ -6642,18 +7448,7 @@
           <w:szCs w:val="28"/>
           <w:lang w:val="en-US"/>
         </w:rPr>
-        <w:t>7</w:t>
-      </w:r>
-      <w:r>
-        <w:rPr>
-          <w:i w:val="0"/>
-          <w:iCs w:val="0"/>
-          <w:color w:val="auto"/>
-          <w:sz w:val="28"/>
-          <w:szCs w:val="28"/>
-          <w:lang w:val="en-US"/>
-        </w:rPr>
-        <w:t xml:space="preserve"> </w:t>
+        <w:t xml:space="preserve">7 </w:t>
       </w:r>
       <w:r>
         <w:rPr>
@@ -6793,18 +7588,7 @@
           <w:szCs w:val="28"/>
           <w:lang w:val="en-US"/>
         </w:rPr>
-        <w:t>8</w:t>
-      </w:r>
-      <w:r>
-        <w:rPr>
-          <w:i w:val="0"/>
-          <w:iCs w:val="0"/>
-          <w:color w:val="auto"/>
-          <w:sz w:val="28"/>
-          <w:szCs w:val="28"/>
-          <w:lang w:val="en-US"/>
-        </w:rPr>
-        <w:t xml:space="preserve"> </w:t>
+        <w:t xml:space="preserve">8 </w:t>
       </w:r>
       <w:r>
         <w:rPr>
@@ -6944,18 +7728,7 @@
           <w:szCs w:val="28"/>
           <w:lang w:val="en-US"/>
         </w:rPr>
-        <w:t>9</w:t>
-      </w:r>
-      <w:r>
-        <w:rPr>
-          <w:i w:val="0"/>
-          <w:iCs w:val="0"/>
-          <w:color w:val="auto"/>
-          <w:sz w:val="28"/>
-          <w:szCs w:val="28"/>
-          <w:lang w:val="en-US"/>
-        </w:rPr>
-        <w:t xml:space="preserve"> </w:t>
+        <w:t xml:space="preserve">9 </w:t>
       </w:r>
       <w:r>
         <w:rPr>
@@ -7074,7 +7847,17 @@
           <w:szCs w:val="28"/>
           <w:lang w:val="en-US"/>
         </w:rPr>
-        <w:t>0</w:t>
+        <w:t xml:space="preserve">0 </w:t>
+      </w:r>
+      <w:r>
+        <w:rPr>
+          <w:i w:val="0"/>
+          <w:iCs w:val="0"/>
+          <w:color w:val="auto"/>
+          <w:sz w:val="28"/>
+          <w:szCs w:val="28"/>
+        </w:rPr>
+        <w:t xml:space="preserve">– Цифра </w:t>
       </w:r>
       <w:r>
         <w:rPr>
@@ -7085,7 +7868,7 @@
           <w:szCs w:val="28"/>
           <w:lang w:val="en-US"/>
         </w:rPr>
-        <w:t xml:space="preserve"> </w:t>
+        <w:t>9</w:t>
       </w:r>
       <w:r>
         <w:rPr>
@@ -7095,27 +7878,6 @@
           <w:sz w:val="28"/>
           <w:szCs w:val="28"/>
         </w:rPr>
-        <w:t xml:space="preserve">– Цифра </w:t>
-      </w:r>
-      <w:r>
-        <w:rPr>
-          <w:i w:val="0"/>
-          <w:iCs w:val="0"/>
-          <w:color w:val="auto"/>
-          <w:sz w:val="28"/>
-          <w:szCs w:val="28"/>
-          <w:lang w:val="en-US"/>
-        </w:rPr>
-        <w:t>9</w:t>
-      </w:r>
-      <w:r>
-        <w:rPr>
-          <w:i w:val="0"/>
-          <w:iCs w:val="0"/>
-          <w:color w:val="auto"/>
-          <w:sz w:val="28"/>
-          <w:szCs w:val="28"/>
-        </w:rPr>
         <w:t xml:space="preserve"> </w:t>
       </w:r>
     </w:p>
@@ -7139,13 +7901,12 @@
       <w:pPr>
         <w:pStyle w:val="2"/>
         <w:ind w:firstLine="0"/>
-        <w:jc w:val="both"/>
         <w:rPr>
           <w:b/>
           <w:bCs/>
         </w:rPr>
       </w:pPr>
-      <w:bookmarkStart w:id="7" w:name="_Toc167190233"/>
+      <w:bookmarkStart w:id="7" w:name="_Toc167351913"/>
       <w:r>
         <w:rPr>
           <w:b/>
@@ -9032,13 +9793,12 @@
       <w:pPr>
         <w:pStyle w:val="2"/>
         <w:ind w:firstLine="0"/>
-        <w:jc w:val="both"/>
         <w:rPr>
           <w:b/>
           <w:bCs/>
         </w:rPr>
       </w:pPr>
-      <w:bookmarkStart w:id="8" w:name="_Toc167190234"/>
+      <w:bookmarkStart w:id="8" w:name="_Toc167351914"/>
       <w:r>
         <w:rPr>
           <w:b/>
@@ -10499,6 +11259,7 @@
       </w:pPr>
       <w:r>
         <w:rPr>
+          <w:noProof/>
           <w:lang w:eastAsia="uk-UA"/>
         </w:rPr>
         <w:drawing>
@@ -10570,7 +11331,7 @@
           <w:szCs w:val="28"/>
           <w:lang w:val="en-US"/>
         </w:rPr>
-        <w:t>3.1</w:t>
+        <w:t xml:space="preserve">3.11 </w:t>
       </w:r>
       <w:r>
         <w:rPr>
@@ -10579,9 +11340,8 @@
           <w:color w:val="auto"/>
           <w:sz w:val="28"/>
           <w:szCs w:val="28"/>
-          <w:lang w:val="en-US"/>
-        </w:rPr>
-        <w:t>1</w:t>
+        </w:rPr>
+        <w:t>– Некоректн</w:t>
       </w:r>
       <w:r>
         <w:rPr>
@@ -10590,9 +11350,8 @@
           <w:color w:val="auto"/>
           <w:sz w:val="28"/>
           <w:szCs w:val="28"/>
-          <w:lang w:val="en-US"/>
-        </w:rPr>
-        <w:t xml:space="preserve"> </w:t>
+        </w:rPr>
+        <w:t>і цільові значення</w:t>
       </w:r>
       <w:r>
         <w:rPr>
@@ -10602,36 +11361,6 @@
           <w:sz w:val="28"/>
           <w:szCs w:val="28"/>
         </w:rPr>
-        <w:t xml:space="preserve">– </w:t>
-      </w:r>
-      <w:r>
-        <w:rPr>
-          <w:i w:val="0"/>
-          <w:iCs w:val="0"/>
-          <w:color w:val="auto"/>
-          <w:sz w:val="28"/>
-          <w:szCs w:val="28"/>
-        </w:rPr>
-        <w:t>Некоректн</w:t>
-      </w:r>
-      <w:r>
-        <w:rPr>
-          <w:i w:val="0"/>
-          <w:iCs w:val="0"/>
-          <w:color w:val="auto"/>
-          <w:sz w:val="28"/>
-          <w:szCs w:val="28"/>
-        </w:rPr>
-        <w:t>і цільові значення</w:t>
-      </w:r>
-      <w:r>
-        <w:rPr>
-          <w:i w:val="0"/>
-          <w:iCs w:val="0"/>
-          <w:color w:val="auto"/>
-          <w:sz w:val="28"/>
-          <w:szCs w:val="28"/>
-        </w:rPr>
         <w:t>.</w:t>
       </w:r>
     </w:p>
@@ -11368,7 +12097,7 @@
         <w:ind w:firstLine="708"/>
       </w:pPr>
       <w:r>
-        <w:t xml:space="preserve">І на його основі я добавив у </w:t>
+        <w:t xml:space="preserve">І на його основі я створив </w:t>
       </w:r>
       <w:proofErr w:type="spellStart"/>
       <w:r>
@@ -11376,7 +12105,7 @@
       </w:r>
       <w:proofErr w:type="spellEnd"/>
       <w:r>
-        <w:t xml:space="preserve"> колонку яка буде відповідати за коректний клас та видалив зайві. </w:t>
+        <w:t xml:space="preserve"> який буде показувати цільові значення рядка. </w:t>
       </w:r>
     </w:p>
     <w:p>
@@ -11394,57 +12123,27 @@
           <w:lang w:eastAsia="uk-UA"/>
         </w:rPr>
       </w:pPr>
-      <w:r>
-        <w:rPr>
-          <w:rFonts w:ascii="Consolas" w:eastAsia="Times New Roman" w:hAnsi="Consolas"/>
-          <w:color w:val="403F53"/>
-          <w:sz w:val="21"/>
-          <w:szCs w:val="21"/>
-          <w:lang w:eastAsia="uk-UA"/>
-        </w:rPr>
-        <w:t>Y_df[</w:t>
-      </w:r>
-      <w:r>
-        <w:rPr>
-          <w:rFonts w:ascii="Consolas" w:eastAsia="Times New Roman" w:hAnsi="Consolas"/>
-          <w:color w:val="111111"/>
-          <w:sz w:val="21"/>
-          <w:szCs w:val="21"/>
-          <w:lang w:eastAsia="uk-UA"/>
-        </w:rPr>
-        <w:t>'</w:t>
-      </w:r>
       <w:proofErr w:type="spellStart"/>
       <w:r>
         <w:rPr>
           <w:rFonts w:ascii="Consolas" w:eastAsia="Times New Roman" w:hAnsi="Consolas"/>
-          <w:color w:val="C96765"/>
-          <w:sz w:val="21"/>
-          <w:szCs w:val="21"/>
-          <w:lang w:eastAsia="uk-UA"/>
-        </w:rPr>
-        <w:t>Digit</w:t>
+          <w:color w:val="403F53"/>
+          <w:sz w:val="21"/>
+          <w:szCs w:val="21"/>
+          <w:lang w:eastAsia="uk-UA"/>
+        </w:rPr>
+        <w:t>target_df</w:t>
       </w:r>
       <w:proofErr w:type="spellEnd"/>
       <w:r>
         <w:rPr>
           <w:rFonts w:ascii="Consolas" w:eastAsia="Times New Roman" w:hAnsi="Consolas"/>
-          <w:color w:val="111111"/>
-          <w:sz w:val="21"/>
-          <w:szCs w:val="21"/>
-          <w:lang w:eastAsia="uk-UA"/>
-        </w:rPr>
-        <w:t>'</w:t>
-      </w:r>
-      <w:r>
-        <w:rPr>
-          <w:rFonts w:ascii="Consolas" w:eastAsia="Times New Roman" w:hAnsi="Consolas"/>
-          <w:color w:val="403F53"/>
-          <w:sz w:val="21"/>
-          <w:szCs w:val="21"/>
-          <w:lang w:eastAsia="uk-UA"/>
-        </w:rPr>
-        <w:t xml:space="preserve">] </w:t>
+          <w:color w:val="403F53"/>
+          <w:sz w:val="21"/>
+          <w:szCs w:val="21"/>
+          <w:lang w:eastAsia="uk-UA"/>
+        </w:rPr>
+        <w:t xml:space="preserve"> </w:t>
       </w:r>
       <w:r>
         <w:rPr>
@@ -11464,18 +12163,7 @@
           <w:szCs w:val="21"/>
           <w:lang w:eastAsia="uk-UA"/>
         </w:rPr>
-        <w:t xml:space="preserve"> </w:t>
-      </w:r>
-      <w:proofErr w:type="spellStart"/>
-      <w:r>
-        <w:rPr>
-          <w:rFonts w:ascii="Consolas" w:eastAsia="Times New Roman" w:hAnsi="Consolas"/>
-          <w:color w:val="403F53"/>
-          <w:sz w:val="21"/>
-          <w:szCs w:val="21"/>
-          <w:lang w:eastAsia="uk-UA"/>
-        </w:rPr>
-        <w:t>Y_df.</w:t>
+        <w:t xml:space="preserve"> pd.</w:t>
       </w:r>
       <w:r>
         <w:rPr>
@@ -11485,174 +12173,17 @@
           <w:szCs w:val="21"/>
           <w:lang w:eastAsia="uk-UA"/>
         </w:rPr>
-        <w:t>apply</w:t>
-      </w:r>
-      <w:proofErr w:type="spellEnd"/>
-      <w:r>
-        <w:rPr>
-          <w:rFonts w:ascii="Consolas" w:eastAsia="Times New Roman" w:hAnsi="Consolas"/>
-          <w:color w:val="403F53"/>
-          <w:sz w:val="21"/>
-          <w:szCs w:val="21"/>
-          <w:lang w:eastAsia="uk-UA"/>
-        </w:rPr>
-        <w:t>(</w:t>
-      </w:r>
-      <w:proofErr w:type="spellStart"/>
-      <w:r>
-        <w:rPr>
-          <w:rFonts w:ascii="Consolas" w:eastAsia="Times New Roman" w:hAnsi="Consolas"/>
-          <w:color w:val="994CC3"/>
-          <w:sz w:val="21"/>
-          <w:szCs w:val="21"/>
-          <w:lang w:eastAsia="uk-UA"/>
-        </w:rPr>
-        <w:t>lambda</w:t>
-      </w:r>
-      <w:proofErr w:type="spellEnd"/>
-      <w:r>
-        <w:rPr>
-          <w:rFonts w:ascii="Consolas" w:eastAsia="Times New Roman" w:hAnsi="Consolas"/>
-          <w:color w:val="4876D6"/>
-          <w:sz w:val="21"/>
-          <w:szCs w:val="21"/>
-          <w:lang w:eastAsia="uk-UA"/>
-        </w:rPr>
-        <w:t xml:space="preserve"> </w:t>
-      </w:r>
-      <w:proofErr w:type="spellStart"/>
-      <w:r>
-        <w:rPr>
-          <w:rFonts w:ascii="Consolas" w:eastAsia="Times New Roman" w:hAnsi="Consolas"/>
-          <w:color w:val="0C969B"/>
-          <w:sz w:val="21"/>
-          <w:szCs w:val="21"/>
-          <w:lang w:eastAsia="uk-UA"/>
-        </w:rPr>
-        <w:t>row</w:t>
-      </w:r>
-      <w:proofErr w:type="spellEnd"/>
-      <w:r>
-        <w:rPr>
-          <w:rFonts w:ascii="Consolas" w:eastAsia="Times New Roman" w:hAnsi="Consolas"/>
-          <w:color w:val="4876D6"/>
-          <w:sz w:val="21"/>
-          <w:szCs w:val="21"/>
-          <w:lang w:eastAsia="uk-UA"/>
-        </w:rPr>
-        <w:t>: label_dict</w:t>
-      </w:r>
-      <w:r>
-        <w:rPr>
-          <w:rFonts w:ascii="Consolas" w:eastAsia="Times New Roman" w:hAnsi="Consolas"/>
-          <w:color w:val="403F53"/>
-          <w:sz w:val="21"/>
-          <w:szCs w:val="21"/>
-          <w:lang w:eastAsia="uk-UA"/>
-        </w:rPr>
-        <w:t>[</w:t>
-      </w:r>
-      <w:r>
-        <w:rPr>
-          <w:rFonts w:ascii="Consolas" w:eastAsia="Times New Roman" w:hAnsi="Consolas"/>
-          <w:color w:val="0C969B"/>
-          <w:sz w:val="21"/>
-          <w:szCs w:val="21"/>
-          <w:lang w:eastAsia="uk-UA"/>
-        </w:rPr>
-        <w:t>find_one_index</w:t>
-      </w:r>
-      <w:r>
-        <w:rPr>
-          <w:rFonts w:ascii="Consolas" w:eastAsia="Times New Roman" w:hAnsi="Consolas"/>
-          <w:color w:val="403F53"/>
-          <w:sz w:val="21"/>
-          <w:szCs w:val="21"/>
-          <w:lang w:eastAsia="uk-UA"/>
-        </w:rPr>
-        <w:t>(</w:t>
-      </w:r>
-      <w:proofErr w:type="spellStart"/>
-      <w:r>
-        <w:rPr>
-          <w:rFonts w:ascii="Consolas" w:eastAsia="Times New Roman" w:hAnsi="Consolas"/>
-          <w:color w:val="4876D6"/>
-          <w:sz w:val="21"/>
-          <w:szCs w:val="21"/>
-          <w:lang w:eastAsia="uk-UA"/>
-        </w:rPr>
-        <w:t>row</w:t>
-      </w:r>
-      <w:proofErr w:type="spellEnd"/>
-      <w:r>
-        <w:rPr>
-          <w:rFonts w:ascii="Consolas" w:eastAsia="Times New Roman" w:hAnsi="Consolas"/>
-          <w:color w:val="403F53"/>
-          <w:sz w:val="21"/>
-          <w:szCs w:val="21"/>
-          <w:lang w:eastAsia="uk-UA"/>
-        </w:rPr>
-        <w:t>)]</w:t>
-      </w:r>
-      <w:r>
-        <w:rPr>
-          <w:rFonts w:ascii="Consolas" w:eastAsia="Times New Roman" w:hAnsi="Consolas"/>
-          <w:color w:val="111111"/>
-          <w:sz w:val="21"/>
-          <w:szCs w:val="21"/>
-          <w:lang w:eastAsia="uk-UA"/>
-        </w:rPr>
-        <w:t>,</w:t>
-      </w:r>
-      <w:r>
-        <w:rPr>
-          <w:rFonts w:ascii="Consolas" w:eastAsia="Times New Roman" w:hAnsi="Consolas"/>
-          <w:color w:val="4876D6"/>
-          <w:sz w:val="21"/>
-          <w:szCs w:val="21"/>
-          <w:lang w:eastAsia="uk-UA"/>
-        </w:rPr>
-        <w:t xml:space="preserve"> </w:t>
-      </w:r>
-      <w:r>
-        <w:rPr>
-          <w:rFonts w:ascii="Consolas" w:eastAsia="Times New Roman" w:hAnsi="Consolas"/>
-          <w:color w:val="403F53"/>
-          <w:sz w:val="21"/>
-          <w:szCs w:val="21"/>
-          <w:lang w:eastAsia="uk-UA"/>
-        </w:rPr>
-        <w:t>axis</w:t>
-      </w:r>
-      <w:r>
-        <w:rPr>
-          <w:rFonts w:ascii="Consolas" w:eastAsia="Times New Roman" w:hAnsi="Consolas"/>
-          <w:color w:val="994CC3"/>
-          <w:sz w:val="21"/>
-          <w:szCs w:val="21"/>
-          <w:lang w:eastAsia="uk-UA"/>
-        </w:rPr>
-        <w:t>=</w:t>
-      </w:r>
-      <w:r>
-        <w:rPr>
-          <w:rFonts w:ascii="Consolas" w:eastAsia="Times New Roman" w:hAnsi="Consolas"/>
-          <w:color w:val="AA0982"/>
-          <w:sz w:val="21"/>
-          <w:szCs w:val="21"/>
-          <w:lang w:eastAsia="uk-UA"/>
-        </w:rPr>
-        <w:t>1</w:t>
-      </w:r>
-      <w:r>
-        <w:rPr>
-          <w:rFonts w:ascii="Consolas" w:eastAsia="Times New Roman" w:hAnsi="Consolas"/>
-          <w:color w:val="403F53"/>
-          <w:sz w:val="21"/>
-          <w:szCs w:val="21"/>
-          <w:lang w:eastAsia="uk-UA"/>
-        </w:rPr>
-        <w:t>)</w:t>
+        <w:t>DataFrame</w:t>
+      </w:r>
+      <w:r>
+        <w:rPr>
+          <w:rFonts w:ascii="Consolas" w:eastAsia="Times New Roman" w:hAnsi="Consolas"/>
+          <w:color w:val="403F53"/>
+          <w:sz w:val="21"/>
+          <w:szCs w:val="21"/>
+          <w:lang w:eastAsia="uk-UA"/>
+        </w:rPr>
+        <w:t>()</w:t>
       </w:r>
     </w:p>
     <w:p>
@@ -11670,15 +12201,69 @@
           <w:lang w:eastAsia="uk-UA"/>
         </w:rPr>
       </w:pPr>
-      <w:r>
-        <w:rPr>
-          <w:rFonts w:ascii="Consolas" w:eastAsia="Times New Roman" w:hAnsi="Consolas"/>
-          <w:color w:val="403F53"/>
-          <w:sz w:val="21"/>
-          <w:szCs w:val="21"/>
-          <w:lang w:eastAsia="uk-UA"/>
-        </w:rPr>
-        <w:t xml:space="preserve">Y_df </w:t>
+      <w:proofErr w:type="spellStart"/>
+      <w:r>
+        <w:rPr>
+          <w:rFonts w:ascii="Consolas" w:eastAsia="Times New Roman" w:hAnsi="Consolas"/>
+          <w:color w:val="403F53"/>
+          <w:sz w:val="21"/>
+          <w:szCs w:val="21"/>
+          <w:lang w:eastAsia="uk-UA"/>
+        </w:rPr>
+        <w:t>target_df</w:t>
+      </w:r>
+      <w:proofErr w:type="spellEnd"/>
+      <w:r>
+        <w:rPr>
+          <w:rFonts w:ascii="Consolas" w:eastAsia="Times New Roman" w:hAnsi="Consolas"/>
+          <w:color w:val="403F53"/>
+          <w:sz w:val="21"/>
+          <w:szCs w:val="21"/>
+          <w:lang w:eastAsia="uk-UA"/>
+        </w:rPr>
+        <w:t>[</w:t>
+      </w:r>
+      <w:r>
+        <w:rPr>
+          <w:rFonts w:ascii="Consolas" w:eastAsia="Times New Roman" w:hAnsi="Consolas"/>
+          <w:color w:val="111111"/>
+          <w:sz w:val="21"/>
+          <w:szCs w:val="21"/>
+          <w:lang w:eastAsia="uk-UA"/>
+        </w:rPr>
+        <w:t>'</w:t>
+      </w:r>
+      <w:proofErr w:type="spellStart"/>
+      <w:r>
+        <w:rPr>
+          <w:rFonts w:ascii="Consolas" w:eastAsia="Times New Roman" w:hAnsi="Consolas"/>
+          <w:color w:val="C96765"/>
+          <w:sz w:val="21"/>
+          <w:szCs w:val="21"/>
+          <w:lang w:eastAsia="uk-UA"/>
+        </w:rPr>
+        <w:t>Digit</w:t>
+      </w:r>
+      <w:proofErr w:type="spellEnd"/>
+      <w:r>
+        <w:rPr>
+          <w:rFonts w:ascii="Consolas" w:eastAsia="Times New Roman" w:hAnsi="Consolas"/>
+          <w:color w:val="111111"/>
+          <w:sz w:val="21"/>
+          <w:szCs w:val="21"/>
+          <w:lang w:eastAsia="uk-UA"/>
+        </w:rPr>
+        <w:t>'</w:t>
+      </w:r>
+      <w:r>
+        <w:rPr>
+          <w:rFonts w:ascii="Consolas" w:eastAsia="Times New Roman" w:hAnsi="Consolas"/>
+          <w:color w:val="403F53"/>
+          <w:sz w:val="21"/>
+          <w:szCs w:val="21"/>
+          <w:lang w:eastAsia="uk-UA"/>
+        </w:rPr>
+        <w:t xml:space="preserve">] </w:t>
       </w:r>
       <w:r>
         <w:rPr>
@@ -11719,7 +12304,7 @@
           <w:szCs w:val="21"/>
           <w:lang w:eastAsia="uk-UA"/>
         </w:rPr>
-        <w:t>drop</w:t>
+        <w:t>apply</w:t>
       </w:r>
       <w:proofErr w:type="spellEnd"/>
       <w:r>
@@ -11730,8 +12315,9 @@
           <w:szCs w:val="21"/>
           <w:lang w:eastAsia="uk-UA"/>
         </w:rPr>
-        <w:t>(columns</w:t>
-      </w:r>
+        <w:t>(</w:t>
+      </w:r>
+      <w:proofErr w:type="spellStart"/>
       <w:r>
         <w:rPr>
           <w:rFonts w:ascii="Consolas" w:eastAsia="Times New Roman" w:hAnsi="Consolas"/>
@@ -11740,7 +12326,92 @@
           <w:szCs w:val="21"/>
           <w:lang w:eastAsia="uk-UA"/>
         </w:rPr>
-        <w:t>=</w:t>
+        <w:t>lambda</w:t>
+      </w:r>
+      <w:proofErr w:type="spellEnd"/>
+      <w:r>
+        <w:rPr>
+          <w:rFonts w:ascii="Consolas" w:eastAsia="Times New Roman" w:hAnsi="Consolas"/>
+          <w:color w:val="4876D6"/>
+          <w:sz w:val="21"/>
+          <w:szCs w:val="21"/>
+          <w:lang w:eastAsia="uk-UA"/>
+        </w:rPr>
+        <w:t xml:space="preserve"> </w:t>
+      </w:r>
+      <w:proofErr w:type="spellStart"/>
+      <w:r>
+        <w:rPr>
+          <w:rFonts w:ascii="Consolas" w:eastAsia="Times New Roman" w:hAnsi="Consolas"/>
+          <w:color w:val="0C969B"/>
+          <w:sz w:val="21"/>
+          <w:szCs w:val="21"/>
+          <w:lang w:eastAsia="uk-UA"/>
+        </w:rPr>
+        <w:t>row</w:t>
+      </w:r>
+      <w:proofErr w:type="spellEnd"/>
+      <w:r>
+        <w:rPr>
+          <w:rFonts w:ascii="Consolas" w:eastAsia="Times New Roman" w:hAnsi="Consolas"/>
+          <w:color w:val="4876D6"/>
+          <w:sz w:val="21"/>
+          <w:szCs w:val="21"/>
+          <w:lang w:eastAsia="uk-UA"/>
+        </w:rPr>
+        <w:t>: label_dict</w:t>
+      </w:r>
+      <w:r>
+        <w:rPr>
+          <w:rFonts w:ascii="Consolas" w:eastAsia="Times New Roman" w:hAnsi="Consolas"/>
+          <w:color w:val="403F53"/>
+          <w:sz w:val="21"/>
+          <w:szCs w:val="21"/>
+          <w:lang w:eastAsia="uk-UA"/>
+        </w:rPr>
+        <w:t>[</w:t>
+      </w:r>
+      <w:r>
+        <w:rPr>
+          <w:rFonts w:ascii="Consolas" w:eastAsia="Times New Roman" w:hAnsi="Consolas"/>
+          <w:color w:val="0C969B"/>
+          <w:sz w:val="21"/>
+          <w:szCs w:val="21"/>
+          <w:lang w:eastAsia="uk-UA"/>
+        </w:rPr>
+        <w:t>find_one_index</w:t>
+      </w:r>
+      <w:r>
+        <w:rPr>
+          <w:rFonts w:ascii="Consolas" w:eastAsia="Times New Roman" w:hAnsi="Consolas"/>
+          <w:color w:val="403F53"/>
+          <w:sz w:val="21"/>
+          <w:szCs w:val="21"/>
+          <w:lang w:eastAsia="uk-UA"/>
+        </w:rPr>
+        <w:t>(</w:t>
+      </w:r>
+      <w:proofErr w:type="spellStart"/>
+      <w:r>
+        <w:rPr>
+          <w:rFonts w:ascii="Consolas" w:eastAsia="Times New Roman" w:hAnsi="Consolas"/>
+          <w:color w:val="4876D6"/>
+          <w:sz w:val="21"/>
+          <w:szCs w:val="21"/>
+          <w:lang w:eastAsia="uk-UA"/>
+        </w:rPr>
+        <w:t>row</w:t>
+      </w:r>
+      <w:proofErr w:type="spellEnd"/>
+      <w:r>
+        <w:rPr>
+          <w:rFonts w:ascii="Consolas" w:eastAsia="Times New Roman" w:hAnsi="Consolas"/>
+          <w:color w:val="403F53"/>
+          <w:sz w:val="21"/>
+          <w:szCs w:val="21"/>
+          <w:lang w:eastAsia="uk-UA"/>
+        </w:rPr>
+        <w:t>)]</w:t>
       </w:r>
       <w:r>
         <w:rPr>
@@ -11750,207 +12421,7 @@
           <w:szCs w:val="21"/>
           <w:lang w:eastAsia="uk-UA"/>
         </w:rPr>
-        <w:t>[</w:t>
-      </w:r>
-      <w:r>
-        <w:rPr>
-          <w:rFonts w:ascii="Consolas" w:eastAsia="Times New Roman" w:hAnsi="Consolas"/>
-          <w:color w:val="AA0982"/>
-          <w:sz w:val="21"/>
-          <w:szCs w:val="21"/>
-          <w:lang w:eastAsia="uk-UA"/>
-        </w:rPr>
-        <w:t>0</w:t>
-      </w:r>
-      <w:r>
-        <w:rPr>
-          <w:rFonts w:ascii="Consolas" w:eastAsia="Times New Roman" w:hAnsi="Consolas"/>
-          <w:color w:val="4876D6"/>
-          <w:sz w:val="21"/>
-          <w:szCs w:val="21"/>
-          <w:lang w:eastAsia="uk-UA"/>
-        </w:rPr>
-        <w:t xml:space="preserve">, </w:t>
-      </w:r>
-      <w:r>
-        <w:rPr>
-          <w:rFonts w:ascii="Consolas" w:eastAsia="Times New Roman" w:hAnsi="Consolas"/>
-          <w:color w:val="AA0982"/>
-          <w:sz w:val="21"/>
-          <w:szCs w:val="21"/>
-          <w:lang w:eastAsia="uk-UA"/>
-        </w:rPr>
-        <w:t>1</w:t>
-      </w:r>
-      <w:r>
-        <w:rPr>
-          <w:rFonts w:ascii="Consolas" w:eastAsia="Times New Roman" w:hAnsi="Consolas"/>
-          <w:color w:val="4876D6"/>
-          <w:sz w:val="21"/>
-          <w:szCs w:val="21"/>
-          <w:lang w:eastAsia="uk-UA"/>
-        </w:rPr>
-        <w:t xml:space="preserve">, </w:t>
-      </w:r>
-      <w:r>
-        <w:rPr>
-          <w:rFonts w:ascii="Consolas" w:eastAsia="Times New Roman" w:hAnsi="Consolas"/>
-          <w:color w:val="AA0982"/>
-          <w:sz w:val="21"/>
-          <w:szCs w:val="21"/>
-          <w:lang w:eastAsia="uk-UA"/>
-        </w:rPr>
-        <w:t>2</w:t>
-      </w:r>
-      <w:r>
-        <w:rPr>
-          <w:rFonts w:ascii="Consolas" w:eastAsia="Times New Roman" w:hAnsi="Consolas"/>
-          <w:color w:val="4876D6"/>
-          <w:sz w:val="21"/>
-          <w:szCs w:val="21"/>
-          <w:lang w:eastAsia="uk-UA"/>
-        </w:rPr>
-        <w:t xml:space="preserve">, </w:t>
-      </w:r>
-      <w:r>
-        <w:rPr>
-          <w:rFonts w:ascii="Consolas" w:eastAsia="Times New Roman" w:hAnsi="Consolas"/>
-          <w:color w:val="AA0982"/>
-          <w:sz w:val="21"/>
-          <w:szCs w:val="21"/>
-          <w:lang w:eastAsia="uk-UA"/>
-        </w:rPr>
-        <w:t>3</w:t>
-      </w:r>
-      <w:r>
-        <w:rPr>
-          <w:rFonts w:ascii="Consolas" w:eastAsia="Times New Roman" w:hAnsi="Consolas"/>
-          <w:color w:val="4876D6"/>
-          <w:sz w:val="21"/>
-          <w:szCs w:val="21"/>
-          <w:lang w:eastAsia="uk-UA"/>
-        </w:rPr>
-        <w:t xml:space="preserve">, </w:t>
-      </w:r>
-      <w:r>
-        <w:rPr>
-          <w:rFonts w:ascii="Consolas" w:eastAsia="Times New Roman" w:hAnsi="Consolas"/>
-          <w:color w:val="AA0982"/>
-          <w:sz w:val="21"/>
-          <w:szCs w:val="21"/>
-          <w:lang w:eastAsia="uk-UA"/>
-        </w:rPr>
-        <w:t>4</w:t>
-      </w:r>
-      <w:r>
-        <w:rPr>
-          <w:rFonts w:ascii="Consolas" w:eastAsia="Times New Roman" w:hAnsi="Consolas"/>
-          <w:color w:val="4876D6"/>
-          <w:sz w:val="21"/>
-          <w:szCs w:val="21"/>
-          <w:lang w:eastAsia="uk-UA"/>
-        </w:rPr>
-        <w:t xml:space="preserve">, </w:t>
-      </w:r>
-      <w:r>
-        <w:rPr>
-          <w:rFonts w:ascii="Consolas" w:eastAsia="Times New Roman" w:hAnsi="Consolas"/>
-          <w:color w:val="AA0982"/>
-          <w:sz w:val="21"/>
-          <w:szCs w:val="21"/>
-          <w:lang w:eastAsia="uk-UA"/>
-        </w:rPr>
-        <w:t>5</w:t>
-      </w:r>
-      <w:r>
-        <w:rPr>
-          <w:rFonts w:ascii="Consolas" w:eastAsia="Times New Roman" w:hAnsi="Consolas"/>
-          <w:color w:val="4876D6"/>
-          <w:sz w:val="21"/>
-          <w:szCs w:val="21"/>
-          <w:lang w:eastAsia="uk-UA"/>
-        </w:rPr>
-        <w:t xml:space="preserve">, </w:t>
-      </w:r>
-      <w:r>
-        <w:rPr>
-          <w:rFonts w:ascii="Consolas" w:eastAsia="Times New Roman" w:hAnsi="Consolas"/>
-          <w:color w:val="AA0982"/>
-          <w:sz w:val="21"/>
-          <w:szCs w:val="21"/>
-          <w:lang w:eastAsia="uk-UA"/>
-        </w:rPr>
-        <w:t>6</w:t>
-      </w:r>
-      <w:r>
-        <w:rPr>
-          <w:rFonts w:ascii="Consolas" w:eastAsia="Times New Roman" w:hAnsi="Consolas"/>
-          <w:color w:val="4876D6"/>
-          <w:sz w:val="21"/>
-          <w:szCs w:val="21"/>
-          <w:lang w:eastAsia="uk-UA"/>
-        </w:rPr>
-        <w:t xml:space="preserve">, </w:t>
-      </w:r>
-      <w:r>
-        <w:rPr>
-          <w:rFonts w:ascii="Consolas" w:eastAsia="Times New Roman" w:hAnsi="Consolas"/>
-          <w:color w:val="AA0982"/>
-          <w:sz w:val="21"/>
-          <w:szCs w:val="21"/>
-          <w:lang w:eastAsia="uk-UA"/>
-        </w:rPr>
-        <w:t>7</w:t>
-      </w:r>
-      <w:r>
-        <w:rPr>
-          <w:rFonts w:ascii="Consolas" w:eastAsia="Times New Roman" w:hAnsi="Consolas"/>
-          <w:color w:val="4876D6"/>
-          <w:sz w:val="21"/>
-          <w:szCs w:val="21"/>
-          <w:lang w:eastAsia="uk-UA"/>
-        </w:rPr>
-        <w:t xml:space="preserve">, </w:t>
-      </w:r>
-      <w:r>
-        <w:rPr>
-          <w:rFonts w:ascii="Consolas" w:eastAsia="Times New Roman" w:hAnsi="Consolas"/>
-          <w:color w:val="AA0982"/>
-          <w:sz w:val="21"/>
-          <w:szCs w:val="21"/>
-          <w:lang w:eastAsia="uk-UA"/>
-        </w:rPr>
-        <w:t>8</w:t>
-      </w:r>
-      <w:r>
-        <w:rPr>
-          <w:rFonts w:ascii="Consolas" w:eastAsia="Times New Roman" w:hAnsi="Consolas"/>
-          <w:color w:val="4876D6"/>
-          <w:sz w:val="21"/>
-          <w:szCs w:val="21"/>
-          <w:lang w:eastAsia="uk-UA"/>
-        </w:rPr>
-        <w:t xml:space="preserve">, </w:t>
-      </w:r>
-      <w:r>
-        <w:rPr>
-          <w:rFonts w:ascii="Consolas" w:eastAsia="Times New Roman" w:hAnsi="Consolas"/>
-          <w:color w:val="AA0982"/>
-          <w:sz w:val="21"/>
-          <w:szCs w:val="21"/>
-          <w:lang w:eastAsia="uk-UA"/>
-        </w:rPr>
-        <w:t>9</w:t>
-      </w:r>
-      <w:r>
-        <w:rPr>
-          <w:rFonts w:ascii="Consolas" w:eastAsia="Times New Roman" w:hAnsi="Consolas"/>
-          <w:color w:val="111111"/>
-          <w:sz w:val="21"/>
-          <w:szCs w:val="21"/>
-          <w:lang w:eastAsia="uk-UA"/>
-        </w:rPr>
-        <w:t>],</w:t>
+        <w:t>,</w:t>
       </w:r>
       <w:r>
         <w:rPr>
@@ -12027,7 +12498,7 @@
           <w:szCs w:val="21"/>
           <w:lang w:eastAsia="uk-UA"/>
         </w:rPr>
-        <w:t>Y_df.iloc</w:t>
+        <w:t>target_df.iloc</w:t>
       </w:r>
       <w:proofErr w:type="spellEnd"/>
       <w:r>
@@ -12046,7 +12517,7 @@
           <w:color w:val="AA0982"/>
           <w:sz w:val="21"/>
           <w:szCs w:val="21"/>
-          <w:lang w:val="en-US" w:eastAsia="uk-UA"/>
+          <w:lang w:eastAsia="uk-UA"/>
         </w:rPr>
         <w:t>250</w:t>
       </w:r>
@@ -12160,10 +12631,178 @@
     </w:p>
     <w:p>
       <w:pPr>
-        <w:ind w:left="709" w:firstLine="0"/>
-      </w:pPr>
-      <w:r>
-        <w:t>Й також переглянемо, як тепер ми бачимо зображення.</w:t>
+        <w:shd w:val="clear" w:color="auto" w:fill="FBFBFB"/>
+        <w:suppressAutoHyphens w:val="0"/>
+        <w:spacing w:line="285" w:lineRule="atLeast"/>
+        <w:ind w:firstLine="708"/>
+        <w:jc w:val="left"/>
+      </w:pPr>
+      <w:r>
+        <w:t xml:space="preserve">Також через категоріальні значення я створив </w:t>
+      </w:r>
+      <w:proofErr w:type="spellStart"/>
+      <w:r>
+        <w:t>датаферйм</w:t>
+      </w:r>
+      <w:proofErr w:type="spellEnd"/>
+      <w:r>
+        <w:t xml:space="preserve"> де колонка має клас-цифру (категорію), та таким чином відсортував колонки.</w:t>
+      </w:r>
+    </w:p>
+    <w:p>
+      <w:pPr>
+        <w:shd w:val="clear" w:color="auto" w:fill="FBFBFB"/>
+        <w:suppressAutoHyphens w:val="0"/>
+        <w:spacing w:line="285" w:lineRule="atLeast"/>
+        <w:ind w:firstLine="708"/>
+        <w:jc w:val="left"/>
+      </w:pPr>
+    </w:p>
+    <w:p>
+      <w:pPr>
+        <w:shd w:val="clear" w:color="auto" w:fill="FBFBFB"/>
+        <w:suppressAutoHyphens w:val="0"/>
+        <w:spacing w:line="285" w:lineRule="atLeast"/>
+        <w:ind w:firstLine="708"/>
+        <w:jc w:val="left"/>
+      </w:pPr>
+      <w:proofErr w:type="spellStart"/>
+      <w:r>
+        <w:rPr>
+          <w:rFonts w:ascii="Consolas" w:eastAsia="Times New Roman" w:hAnsi="Consolas"/>
+          <w:color w:val="403F53"/>
+          <w:sz w:val="21"/>
+          <w:szCs w:val="21"/>
+          <w:lang w:eastAsia="uk-UA"/>
+        </w:rPr>
+        <w:t>dummies</w:t>
+      </w:r>
+      <w:proofErr w:type="spellEnd"/>
+      <w:r>
+        <w:rPr>
+          <w:rFonts w:ascii="Consolas" w:eastAsia="Times New Roman" w:hAnsi="Consolas"/>
+          <w:color w:val="403F53"/>
+          <w:sz w:val="21"/>
+          <w:szCs w:val="21"/>
+          <w:lang w:eastAsia="uk-UA"/>
+        </w:rPr>
+        <w:t xml:space="preserve"> </w:t>
+      </w:r>
+      <w:r>
+        <w:rPr>
+          <w:rFonts w:ascii="Consolas" w:eastAsia="Times New Roman" w:hAnsi="Consolas"/>
+          <w:color w:val="994CC3"/>
+          <w:sz w:val="21"/>
+          <w:szCs w:val="21"/>
+          <w:lang w:eastAsia="uk-UA"/>
+        </w:rPr>
+        <w:t>=</w:t>
+      </w:r>
+      <w:r>
+        <w:rPr>
+          <w:rFonts w:ascii="Consolas" w:eastAsia="Times New Roman" w:hAnsi="Consolas"/>
+          <w:color w:val="403F53"/>
+          <w:sz w:val="21"/>
+          <w:szCs w:val="21"/>
+          <w:lang w:eastAsia="uk-UA"/>
+        </w:rPr>
+        <w:t xml:space="preserve"> </w:t>
+      </w:r>
+      <w:proofErr w:type="spellStart"/>
+      <w:r>
+        <w:rPr>
+          <w:rFonts w:ascii="Consolas" w:eastAsia="Times New Roman" w:hAnsi="Consolas"/>
+          <w:color w:val="403F53"/>
+          <w:sz w:val="21"/>
+          <w:szCs w:val="21"/>
+          <w:lang w:eastAsia="uk-UA"/>
+        </w:rPr>
+        <w:t>pd.</w:t>
+      </w:r>
+      <w:r>
+        <w:rPr>
+          <w:rFonts w:ascii="Consolas" w:eastAsia="Times New Roman" w:hAnsi="Consolas"/>
+          <w:color w:val="0C969B"/>
+          <w:sz w:val="21"/>
+          <w:szCs w:val="21"/>
+          <w:lang w:eastAsia="uk-UA"/>
+        </w:rPr>
+        <w:t>get_dummies</w:t>
+      </w:r>
+      <w:proofErr w:type="spellEnd"/>
+      <w:r>
+        <w:rPr>
+          <w:rFonts w:ascii="Consolas" w:eastAsia="Times New Roman" w:hAnsi="Consolas"/>
+          <w:color w:val="403F53"/>
+          <w:sz w:val="21"/>
+          <w:szCs w:val="21"/>
+          <w:lang w:eastAsia="uk-UA"/>
+        </w:rPr>
+        <w:t>(</w:t>
+      </w:r>
+      <w:proofErr w:type="spellStart"/>
+      <w:r>
+        <w:rPr>
+          <w:rFonts w:ascii="Consolas" w:eastAsia="Times New Roman" w:hAnsi="Consolas"/>
+          <w:color w:val="4876D6"/>
+          <w:sz w:val="21"/>
+          <w:szCs w:val="21"/>
+          <w:lang w:eastAsia="uk-UA"/>
+        </w:rPr>
+        <w:t>target_df</w:t>
+      </w:r>
+      <w:proofErr w:type="spellEnd"/>
+      <w:r>
+        <w:rPr>
+          <w:rFonts w:ascii="Consolas" w:eastAsia="Times New Roman" w:hAnsi="Consolas"/>
+          <w:color w:val="403F53"/>
+          <w:sz w:val="21"/>
+          <w:szCs w:val="21"/>
+          <w:lang w:eastAsia="uk-UA"/>
+        </w:rPr>
+        <w:t>[</w:t>
+      </w:r>
+      <w:r>
+        <w:rPr>
+          <w:rFonts w:ascii="Consolas" w:eastAsia="Times New Roman" w:hAnsi="Consolas"/>
+          <w:color w:val="111111"/>
+          <w:sz w:val="21"/>
+          <w:szCs w:val="21"/>
+          <w:lang w:eastAsia="uk-UA"/>
+        </w:rPr>
+        <w:t>'</w:t>
+      </w:r>
+      <w:proofErr w:type="spellStart"/>
+      <w:r>
+        <w:rPr>
+          <w:rFonts w:ascii="Consolas" w:eastAsia="Times New Roman" w:hAnsi="Consolas"/>
+          <w:color w:val="C96765"/>
+          <w:sz w:val="21"/>
+          <w:szCs w:val="21"/>
+          <w:lang w:eastAsia="uk-UA"/>
+        </w:rPr>
+        <w:t>Digit</w:t>
+      </w:r>
+      <w:proofErr w:type="spellEnd"/>
+      <w:r>
+        <w:rPr>
+          <w:rFonts w:ascii="Consolas" w:eastAsia="Times New Roman" w:hAnsi="Consolas"/>
+          <w:color w:val="111111"/>
+          <w:sz w:val="21"/>
+          <w:szCs w:val="21"/>
+          <w:lang w:eastAsia="uk-UA"/>
+        </w:rPr>
+        <w:t>'</w:t>
+      </w:r>
+      <w:r>
+        <w:rPr>
+          <w:rFonts w:ascii="Consolas" w:eastAsia="Times New Roman" w:hAnsi="Consolas"/>
+          <w:color w:val="403F53"/>
+          <w:sz w:val="21"/>
+          <w:szCs w:val="21"/>
+          <w:lang w:eastAsia="uk-UA"/>
+        </w:rPr>
+        <w:t>])</w:t>
       </w:r>
     </w:p>
     <w:p>
@@ -12181,49 +12820,101 @@
           <w:lang w:eastAsia="uk-UA"/>
         </w:rPr>
       </w:pPr>
-      <w:r>
-        <w:rPr>
-          <w:rFonts w:ascii="Consolas" w:eastAsia="Times New Roman" w:hAnsi="Consolas"/>
-          <w:i/>
-          <w:iCs/>
+      <w:proofErr w:type="spellStart"/>
+      <w:r>
+        <w:rPr>
+          <w:rFonts w:ascii="Consolas" w:eastAsia="Times New Roman" w:hAnsi="Consolas"/>
+          <w:color w:val="403F53"/>
+          <w:sz w:val="21"/>
+          <w:szCs w:val="21"/>
+          <w:lang w:eastAsia="uk-UA"/>
+        </w:rPr>
+        <w:t>Y_df_sorted</w:t>
+      </w:r>
+      <w:proofErr w:type="spellEnd"/>
+      <w:r>
+        <w:rPr>
+          <w:rFonts w:ascii="Consolas" w:eastAsia="Times New Roman" w:hAnsi="Consolas"/>
+          <w:color w:val="403F53"/>
+          <w:sz w:val="21"/>
+          <w:szCs w:val="21"/>
+          <w:lang w:eastAsia="uk-UA"/>
+        </w:rPr>
+        <w:t xml:space="preserve"> </w:t>
+      </w:r>
+      <w:r>
+        <w:rPr>
+          <w:rFonts w:ascii="Consolas" w:eastAsia="Times New Roman" w:hAnsi="Consolas"/>
           <w:color w:val="994CC3"/>
           <w:sz w:val="21"/>
           <w:szCs w:val="21"/>
           <w:lang w:eastAsia="uk-UA"/>
         </w:rPr>
-        <w:t>import</w:t>
-      </w:r>
-      <w:r>
-        <w:rPr>
-          <w:rFonts w:ascii="Consolas" w:eastAsia="Times New Roman" w:hAnsi="Consolas"/>
-          <w:color w:val="403F53"/>
-          <w:sz w:val="21"/>
-          <w:szCs w:val="21"/>
-          <w:lang w:eastAsia="uk-UA"/>
-        </w:rPr>
-        <w:t xml:space="preserve"> matplotlib.pyplot </w:t>
-      </w:r>
-      <w:r>
-        <w:rPr>
-          <w:rFonts w:ascii="Consolas" w:eastAsia="Times New Roman" w:hAnsi="Consolas"/>
-          <w:i/>
-          <w:iCs/>
-          <w:color w:val="994CC3"/>
-          <w:sz w:val="21"/>
-          <w:szCs w:val="21"/>
-          <w:lang w:eastAsia="uk-UA"/>
-        </w:rPr>
-        <w:t>as</w:t>
-      </w:r>
-      <w:r>
-        <w:rPr>
-          <w:rFonts w:ascii="Consolas" w:eastAsia="Times New Roman" w:hAnsi="Consolas"/>
-          <w:color w:val="403F53"/>
-          <w:sz w:val="21"/>
-          <w:szCs w:val="21"/>
-          <w:lang w:eastAsia="uk-UA"/>
-        </w:rPr>
-        <w:t xml:space="preserve"> plt</w:t>
+        <w:t>=</w:t>
+      </w:r>
+      <w:r>
+        <w:rPr>
+          <w:rFonts w:ascii="Consolas" w:eastAsia="Times New Roman" w:hAnsi="Consolas"/>
+          <w:color w:val="403F53"/>
+          <w:sz w:val="21"/>
+          <w:szCs w:val="21"/>
+          <w:lang w:eastAsia="uk-UA"/>
+        </w:rPr>
+        <w:t xml:space="preserve"> </w:t>
+      </w:r>
+      <w:proofErr w:type="spellStart"/>
+      <w:r>
+        <w:rPr>
+          <w:rFonts w:ascii="Consolas" w:eastAsia="Times New Roman" w:hAnsi="Consolas"/>
+          <w:color w:val="403F53"/>
+          <w:sz w:val="21"/>
+          <w:szCs w:val="21"/>
+          <w:lang w:eastAsia="uk-UA"/>
+        </w:rPr>
+        <w:t>dummies.</w:t>
+      </w:r>
+      <w:r>
+        <w:rPr>
+          <w:rFonts w:ascii="Consolas" w:eastAsia="Times New Roman" w:hAnsi="Consolas"/>
+          <w:color w:val="0C969B"/>
+          <w:sz w:val="21"/>
+          <w:szCs w:val="21"/>
+          <w:lang w:eastAsia="uk-UA"/>
+        </w:rPr>
+        <w:t>astype</w:t>
+      </w:r>
+      <w:proofErr w:type="spellEnd"/>
+      <w:r>
+        <w:rPr>
+          <w:rFonts w:ascii="Consolas" w:eastAsia="Times New Roman" w:hAnsi="Consolas"/>
+          <w:color w:val="403F53"/>
+          <w:sz w:val="21"/>
+          <w:szCs w:val="21"/>
+          <w:lang w:eastAsia="uk-UA"/>
+        </w:rPr>
+        <w:t>(</w:t>
+      </w:r>
+      <w:proofErr w:type="spellStart"/>
+      <w:r>
+        <w:rPr>
+          <w:rFonts w:ascii="Consolas" w:eastAsia="Times New Roman" w:hAnsi="Consolas"/>
+          <w:color w:val="4876D6"/>
+          <w:sz w:val="21"/>
+          <w:szCs w:val="21"/>
+          <w:lang w:eastAsia="uk-UA"/>
+        </w:rPr>
+        <w:t>float</w:t>
+      </w:r>
+      <w:proofErr w:type="spellEnd"/>
+      <w:r>
+        <w:rPr>
+          <w:rFonts w:ascii="Consolas" w:eastAsia="Times New Roman" w:hAnsi="Consolas"/>
+          <w:color w:val="403F53"/>
+          <w:sz w:val="21"/>
+          <w:szCs w:val="21"/>
+          <w:lang w:eastAsia="uk-UA"/>
+        </w:rPr>
+        <w:t>)</w:t>
       </w:r>
     </w:p>
     <w:p>
@@ -12241,15 +12932,102 @@
           <w:lang w:eastAsia="uk-UA"/>
         </w:rPr>
       </w:pPr>
-      <w:r>
-        <w:rPr>
-          <w:rFonts w:ascii="Consolas" w:eastAsia="Times New Roman" w:hAnsi="Consolas"/>
-          <w:color w:val="403F53"/>
-          <w:sz w:val="21"/>
-          <w:szCs w:val="21"/>
-          <w:lang w:eastAsia="uk-UA"/>
-        </w:rPr>
-        <w:t xml:space="preserve">                </w:t>
+      <w:proofErr w:type="spellStart"/>
+      <w:r>
+        <w:rPr>
+          <w:rFonts w:ascii="Consolas" w:eastAsia="Times New Roman" w:hAnsi="Consolas"/>
+          <w:color w:val="403F53"/>
+          <w:sz w:val="21"/>
+          <w:szCs w:val="21"/>
+          <w:lang w:eastAsia="uk-UA"/>
+        </w:rPr>
+        <w:t>Y_df_sorted.</w:t>
+      </w:r>
+      <w:r>
+        <w:rPr>
+          <w:rFonts w:ascii="Consolas" w:eastAsia="Times New Roman" w:hAnsi="Consolas"/>
+          <w:color w:val="0C969B"/>
+          <w:sz w:val="21"/>
+          <w:szCs w:val="21"/>
+          <w:lang w:eastAsia="uk-UA"/>
+        </w:rPr>
+        <w:t>head</w:t>
+      </w:r>
+      <w:proofErr w:type="spellEnd"/>
+      <w:r>
+        <w:rPr>
+          <w:rFonts w:ascii="Consolas" w:eastAsia="Times New Roman" w:hAnsi="Consolas"/>
+          <w:color w:val="403F53"/>
+          <w:sz w:val="21"/>
+          <w:szCs w:val="21"/>
+          <w:lang w:eastAsia="uk-UA"/>
+        </w:rPr>
+        <w:t>()</w:t>
+      </w:r>
+    </w:p>
+    <w:p>
+      <w:pPr>
+        <w:pStyle w:val="SourceCode"/>
+        <w:ind w:left="708"/>
+      </w:pPr>
+      <w:r>
+        <w:rPr>
+          <w:rStyle w:val="VerbatimChar"/>
+        </w:rPr>
+        <w:t xml:space="preserve">     0    1    2    3    4    5    6    7    8    9</w:t>
+      </w:r>
+      <w:r>
+        <w:br/>
+      </w:r>
+      <w:r>
+        <w:rPr>
+          <w:rStyle w:val="VerbatimChar"/>
+        </w:rPr>
+        <w:t>0  0.0  0.0  0.0  0.0  0.0  0.0  0.0  0.0  0.0  1.0</w:t>
+      </w:r>
+      <w:r>
+        <w:br/>
+      </w:r>
+      <w:r>
+        <w:rPr>
+          <w:rStyle w:val="VerbatimChar"/>
+        </w:rPr>
+        <w:t>1  0.0  0.0  0.0  0.0  0.0  0.0  0.0  0.0  0.0  1.0</w:t>
+      </w:r>
+      <w:r>
+        <w:br/>
+      </w:r>
+      <w:r>
+        <w:rPr>
+          <w:rStyle w:val="VerbatimChar"/>
+        </w:rPr>
+        <w:t>2  0.0  0.0  0.0  0.0  0.0  0.0  0.0  0.0  0.0  1.0</w:t>
+      </w:r>
+      <w:r>
+        <w:br/>
+      </w:r>
+      <w:r>
+        <w:rPr>
+          <w:rStyle w:val="VerbatimChar"/>
+        </w:rPr>
+        <w:t>3  0.0  0.0  0.0  0.0  0.0  0.0  0.0  0.0  0.0  1.0</w:t>
+      </w:r>
+      <w:r>
+        <w:br/>
+      </w:r>
+      <w:r>
+        <w:rPr>
+          <w:rStyle w:val="VerbatimChar"/>
+        </w:rPr>
+        <w:t>4  0.0  0.0  0.0  0.0  0.0  0.0  0.0  0.0  0.0  1.0</w:t>
+      </w:r>
+    </w:p>
+    <w:p>
+      <w:pPr>
+        <w:ind w:left="709" w:firstLine="0"/>
+      </w:pPr>
+      <w:r>
+        <w:t>Й також переглянемо, як тепер ми бачимо зображення.</w:t>
       </w:r>
     </w:p>
     <w:p>
@@ -12846,7 +13624,7 @@
           <w:szCs w:val="21"/>
           <w:lang w:eastAsia="uk-UA"/>
         </w:rPr>
-        <w:t>Y_df.iloc</w:t>
+        <w:t>target_df.iloc</w:t>
       </w:r>
       <w:proofErr w:type="spellEnd"/>
       <w:r>
@@ -13190,12 +13968,11 @@
       <w:pPr>
         <w:ind w:left="709" w:firstLine="0"/>
       </w:pPr>
-    </w:p>
-    <w:p>
-      <w:pPr>
-        <w:ind w:left="709" w:firstLine="0"/>
-      </w:pPr>
-      <w:r>
+      <w:r>
+        <w:rPr>
+          <w:noProof/>
+        </w:rPr>
+        <w:lastRenderedPageBreak/>
         <w:drawing>
           <wp:inline distT="0" distB="0" distL="0" distR="0" wp14:anchorId="6C7351A1" wp14:editId="656995B2">
             <wp:extent cx="5701146" cy="1122245"/>
@@ -13237,13 +14014,25 @@
       <w:pPr>
         <w:ind w:left="709" w:firstLine="0"/>
         <w:jc w:val="center"/>
+      </w:pPr>
+      <w:r>
+        <w:t>Рисунок 3.12 – Коректний вивід зображень</w:t>
+      </w:r>
+    </w:p>
+    <w:p>
+      <w:pPr>
+        <w:ind w:firstLine="0"/>
         <w:rPr>
           <w:lang w:val="en-US"/>
         </w:rPr>
       </w:pPr>
-      <w:r>
-        <w:t>Рисунок 3.12 – Коректний вивід зображень</w:t>
-      </w:r>
+    </w:p>
+    <w:p>
+      <w:pPr>
+        <w:rPr>
+          <w:lang w:val="en-US"/>
+        </w:rPr>
+      </w:pPr>
       <w:r>
         <w:br w:type="page"/>
       </w:r>
@@ -13261,7 +14050,7 @@
           <w:lang w:eastAsia="ru-RU"/>
         </w:rPr>
       </w:pPr>
-      <w:bookmarkStart w:id="9" w:name="_Toc167190235"/>
+      <w:bookmarkStart w:id="9" w:name="_Toc167351915"/>
       <w:r>
         <w:rPr>
           <w:rFonts w:cs="Times New Roman"/>
@@ -13311,240 +14100,1613 @@
     </w:p>
     <w:p>
       <w:pPr>
-        <w:rPr>
-          <w:rFonts w:eastAsia="Times New Roman"/>
-          <w:lang w:eastAsia="uk-UA"/>
-        </w:rPr>
-      </w:pPr>
-      <w:r>
-        <w:t xml:space="preserve">У </w:t>
-      </w:r>
-      <w:r>
+        <w:pStyle w:val="2"/>
         <w:rPr>
           <w:b/>
-          <w:i/>
-        </w:rPr>
-        <w:t>третьому розділі</w:t>
-      </w:r>
-      <w:r>
-        <w:t xml:space="preserve"> описують застосування методів та моделей інтелектуального аналізу даних та виконують їх порівняння ефективності  для поставленого завдання.  Типові підрозділи:</w:t>
-      </w:r>
-    </w:p>
-    <w:p>
-      <w:pPr>
-        <w:widowControl w:val="0"/>
+          <w:bCs/>
+          <w:lang w:eastAsia="ru-RU"/>
+        </w:rPr>
+      </w:pPr>
+      <w:bookmarkStart w:id="10" w:name="_Toc167351916"/>
+      <w:r>
+        <w:rPr>
+          <w:b/>
+          <w:bCs/>
+          <w:lang w:eastAsia="ru-RU"/>
+        </w:rPr>
+        <w:t xml:space="preserve">4.1 </w:t>
+      </w:r>
+      <w:r>
+        <w:rPr>
+          <w:b/>
+          <w:bCs/>
+          <w:lang w:eastAsia="ru-RU"/>
+        </w:rPr>
+        <w:t>Метрики оцінки ефективності моделей</w:t>
+      </w:r>
+      <w:bookmarkEnd w:id="10"/>
+    </w:p>
+    <w:p>
+      <w:pPr>
+        <w:rPr>
+          <w:lang w:eastAsia="ru-RU"/>
+        </w:rPr>
+      </w:pPr>
+      <w:r>
+        <w:rPr>
+          <w:lang w:eastAsia="ru-RU"/>
+        </w:rPr>
+        <w:t xml:space="preserve">Метрики оцінки ефективності моделей використовуються для вимірювання того, наскільки добре модель виконує свою задачу. Вибір правильних метрик є критичним для розуміння продуктивності моделі, особливо в задачах класифікації. Для </w:t>
+      </w:r>
+      <w:r>
+        <w:rPr>
+          <w:lang w:eastAsia="ru-RU"/>
+        </w:rPr>
+        <w:t xml:space="preserve">нашої задачі </w:t>
+      </w:r>
+      <w:r>
+        <w:rPr>
+          <w:lang w:eastAsia="ru-RU"/>
+        </w:rPr>
+        <w:t>класифікації ми обираємо такі метрики, як точність (</w:t>
+      </w:r>
+      <w:proofErr w:type="spellStart"/>
+      <w:r>
+        <w:rPr>
+          <w:lang w:eastAsia="ru-RU"/>
+        </w:rPr>
+        <w:t>accuracy</w:t>
+      </w:r>
+      <w:proofErr w:type="spellEnd"/>
+      <w:r>
+        <w:rPr>
+          <w:lang w:eastAsia="ru-RU"/>
+        </w:rPr>
+        <w:t>) та втрата (loss), оскільки вони забезпечують комплексну оцінку моделі</w:t>
+      </w:r>
+      <w:r>
+        <w:rPr>
+          <w:lang w:eastAsia="ru-RU"/>
+        </w:rPr>
+        <w:t>.</w:t>
+      </w:r>
+      <w:r>
+        <w:rPr>
+          <w:lang w:eastAsia="ru-RU"/>
+        </w:rPr>
+        <w:t xml:space="preserve"> </w:t>
+      </w:r>
+    </w:p>
+    <w:p>
+      <w:pPr>
+        <w:pStyle w:val="3"/>
+        <w:rPr>
+          <w:b/>
+          <w:bCs/>
+          <w:lang w:val="en-US" w:eastAsia="ru-RU"/>
+        </w:rPr>
+      </w:pPr>
+      <w:bookmarkStart w:id="11" w:name="_Toc167351917"/>
+      <w:r>
+        <w:rPr>
+          <w:b/>
+          <w:bCs/>
+          <w:lang w:eastAsia="ru-RU"/>
+        </w:rPr>
+        <w:t xml:space="preserve">4.1.1 </w:t>
+      </w:r>
+      <w:r>
+        <w:rPr>
+          <w:b/>
+          <w:bCs/>
+          <w:lang w:val="en-US" w:eastAsia="ru-RU"/>
+        </w:rPr>
+        <w:t>Accuracy</w:t>
+      </w:r>
+      <w:bookmarkEnd w:id="11"/>
+    </w:p>
+    <w:p>
+      <w:pPr>
+        <w:ind w:left="708"/>
+        <w:rPr>
+          <w:lang w:eastAsia="ru-RU"/>
+        </w:rPr>
+      </w:pPr>
+      <w:r>
+        <w:rPr>
+          <w:lang w:eastAsia="ru-RU"/>
+        </w:rPr>
+        <w:t>Точність</w:t>
+      </w:r>
+      <w:r>
+        <w:rPr>
+          <w:lang w:eastAsia="ru-RU"/>
+        </w:rPr>
+        <w:t xml:space="preserve"> (</w:t>
+      </w:r>
+      <w:r>
+        <w:rPr>
+          <w:lang w:val="en-US" w:eastAsia="ru-RU"/>
+        </w:rPr>
+        <w:t>Accuracy</w:t>
+      </w:r>
+      <w:r>
+        <w:rPr>
+          <w:lang w:eastAsia="ru-RU"/>
+        </w:rPr>
+        <w:t>)</w:t>
+      </w:r>
+      <w:r>
+        <w:rPr>
+          <w:lang w:eastAsia="ru-RU"/>
+        </w:rPr>
+        <w:t xml:space="preserve"> - це показник, який вимірює, наскільки часто модель машинного навчання правильно прогнозує результат. </w:t>
+      </w:r>
+      <w:r>
+        <w:rPr>
+          <w:lang w:eastAsia="ru-RU"/>
+        </w:rPr>
+        <w:t>Т</w:t>
+      </w:r>
+      <w:r>
+        <w:rPr>
+          <w:lang w:eastAsia="ru-RU"/>
+        </w:rPr>
+        <w:t>очність</w:t>
+      </w:r>
+      <w:r>
+        <w:rPr>
+          <w:lang w:eastAsia="ru-RU"/>
+        </w:rPr>
+        <w:t xml:space="preserve"> розраховується</w:t>
+      </w:r>
+      <w:r>
+        <w:rPr>
+          <w:lang w:eastAsia="ru-RU"/>
+        </w:rPr>
+        <w:t xml:space="preserve">, </w:t>
+      </w:r>
+      <w:r>
+        <w:rPr>
+          <w:lang w:eastAsia="ru-RU"/>
+        </w:rPr>
+        <w:t xml:space="preserve">діленням </w:t>
+      </w:r>
+      <w:r>
+        <w:rPr>
+          <w:lang w:eastAsia="ru-RU"/>
+        </w:rPr>
+        <w:t>кільк</w:t>
+      </w:r>
+      <w:r>
+        <w:rPr>
+          <w:lang w:eastAsia="ru-RU"/>
+        </w:rPr>
+        <w:t>ості</w:t>
+      </w:r>
+      <w:r>
+        <w:rPr>
+          <w:lang w:eastAsia="ru-RU"/>
+        </w:rPr>
+        <w:t xml:space="preserve"> правильних прогнозів на загальну кількість прогнозів.</w:t>
+      </w:r>
+    </w:p>
+    <w:p>
+      <w:pPr>
+        <w:ind w:left="708"/>
+        <w:rPr>
+          <w:lang w:eastAsia="ru-RU"/>
+        </w:rPr>
+      </w:pPr>
+      <m:oMathPara>
+        <m:oMath>
+          <m:r>
+            <w:rPr>
+              <w:rFonts w:ascii="Cambria Math" w:hAnsi="Cambria Math"/>
+              <w:lang w:eastAsia="ru-RU"/>
+            </w:rPr>
+            <m:t>a</m:t>
+          </m:r>
+          <m:r>
+            <w:rPr>
+              <w:rFonts w:ascii="Cambria Math" w:hAnsi="Cambria Math"/>
+              <w:lang w:val="en-US" w:eastAsia="ru-RU"/>
+            </w:rPr>
+            <m:t>ccuracy=</m:t>
+          </m:r>
+          <m:f>
+            <m:fPr>
+              <m:ctrlPr>
+                <w:rPr>
+                  <w:rFonts w:ascii="Cambria Math" w:hAnsi="Cambria Math"/>
+                  <w:i/>
+                  <w:lang w:val="en-US" w:eastAsia="ru-RU"/>
+                </w:rPr>
+              </m:ctrlPr>
+            </m:fPr>
+            <m:num>
+              <m:r>
+                <w:rPr>
+                  <w:rFonts w:ascii="Cambria Math" w:hAnsi="Cambria Math"/>
+                  <w:lang w:eastAsia="ru-RU"/>
+                </w:rPr>
+                <m:t>правильні прогнози</m:t>
+              </m:r>
+            </m:num>
+            <m:den>
+              <m:r>
+                <w:rPr>
+                  <w:rFonts w:ascii="Cambria Math" w:hAnsi="Cambria Math"/>
+                  <w:lang w:val="en-US" w:eastAsia="ru-RU"/>
+                </w:rPr>
+                <m:t>з</m:t>
+              </m:r>
+              <m:r>
+                <w:rPr>
+                  <w:rFonts w:ascii="Cambria Math" w:hAnsi="Cambria Math"/>
+                  <w:lang w:eastAsia="ru-RU"/>
+                </w:rPr>
+                <m:t>агальна кількість прогнозів</m:t>
+              </m:r>
+            </m:den>
+          </m:f>
+        </m:oMath>
+      </m:oMathPara>
+    </w:p>
+    <w:p>
+      <w:pPr>
+        <w:pStyle w:val="3"/>
+        <w:rPr>
+          <w:b/>
+          <w:bCs/>
+          <w:lang w:val="en-US" w:eastAsia="ru-RU"/>
+        </w:rPr>
+      </w:pPr>
+      <w:bookmarkStart w:id="12" w:name="_Toc167351918"/>
+      <w:r>
+        <w:rPr>
+          <w:b/>
+          <w:bCs/>
+          <w:lang w:eastAsia="ru-RU"/>
+        </w:rPr>
+        <w:t xml:space="preserve">4.1.2 </w:t>
+      </w:r>
+      <w:r>
+        <w:rPr>
+          <w:b/>
+          <w:bCs/>
+          <w:lang w:val="en-US" w:eastAsia="ru-RU"/>
+        </w:rPr>
+        <w:t>Loss</w:t>
+      </w:r>
+      <w:bookmarkEnd w:id="12"/>
+    </w:p>
+    <w:p>
+      <w:pPr>
+        <w:ind w:left="708"/>
+        <w:rPr>
+          <w:lang w:eastAsia="ru-RU"/>
+        </w:rPr>
+      </w:pPr>
+      <w:r>
+        <w:rPr>
+          <w:lang w:eastAsia="ru-RU"/>
+        </w:rPr>
+        <w:t>Втрата (loss)</w:t>
+      </w:r>
+      <w:r>
+        <w:rPr>
+          <w:lang w:eastAsia="ru-RU"/>
+        </w:rPr>
+        <w:t xml:space="preserve"> – це показник який використовується для оцінки різниці </w:t>
+      </w:r>
+      <w:r>
+        <w:rPr>
+          <w:lang w:eastAsia="ru-RU"/>
+        </w:rPr>
+        <w:t xml:space="preserve">між фактичними мітками і прогнозованими ймовірностями класів. </w:t>
+      </w:r>
+      <w:r>
+        <w:rPr>
+          <w:lang w:eastAsia="ru-RU"/>
+        </w:rPr>
+        <w:t xml:space="preserve">Функція втрат </w:t>
+      </w:r>
+      <w:proofErr w:type="spellStart"/>
+      <w:r>
+        <w:rPr>
+          <w:lang w:eastAsia="ru-RU"/>
+        </w:rPr>
+        <w:t>Categorical</w:t>
+      </w:r>
+      <w:proofErr w:type="spellEnd"/>
+      <w:r>
+        <w:rPr>
+          <w:lang w:eastAsia="ru-RU"/>
+        </w:rPr>
+        <w:t xml:space="preserve"> </w:t>
+      </w:r>
+      <w:proofErr w:type="spellStart"/>
+      <w:r>
+        <w:rPr>
+          <w:lang w:eastAsia="ru-RU"/>
+        </w:rPr>
+        <w:t>Cross-Entropy</w:t>
+      </w:r>
+      <w:proofErr w:type="spellEnd"/>
+      <w:r>
+        <w:rPr>
+          <w:lang w:eastAsia="ru-RU"/>
+        </w:rPr>
+        <w:t xml:space="preserve"> (категоріальна крос-ентропія) обчислює цю різницю для багатокласових задач класифікації.</w:t>
+      </w:r>
+      <w:r>
+        <w:rPr>
+          <w:lang w:eastAsia="ru-RU"/>
+        </w:rPr>
+        <w:t xml:space="preserve"> </w:t>
+      </w:r>
+      <w:r>
+        <w:rPr>
+          <w:lang w:eastAsia="ru-RU"/>
+        </w:rPr>
+        <w:t>Чим більше значення loss, тим гірше справляється модель із прогнозом.</w:t>
+      </w:r>
+    </w:p>
+    <w:p>
+      <w:pPr>
+        <w:ind w:left="708"/>
+        <w:rPr>
+          <w:lang w:eastAsia="ru-RU"/>
+        </w:rPr>
+      </w:pPr>
+      <w:r>
+        <w:rPr>
+          <w:lang w:eastAsia="ru-RU"/>
+        </w:rPr>
+        <w:t>Функція втрат слугує орієнтиром для оптимізації, допомагаючи моделі покращувати свої прогнози шляхом мінімізації втрати.</w:t>
+      </w:r>
+    </w:p>
+    <w:p>
+      <w:pPr>
+        <w:ind w:left="708"/>
+        <w:rPr>
+          <w:lang w:eastAsia="ru-RU"/>
+        </w:rPr>
+      </w:pPr>
+    </w:p>
+    <w:p>
+      <w:pPr>
+        <w:pStyle w:val="2"/>
+        <w:rPr>
+          <w:b/>
+          <w:bCs/>
+          <w:lang w:eastAsia="ru-RU"/>
+        </w:rPr>
+      </w:pPr>
+      <w:bookmarkStart w:id="13" w:name="_Toc167351919"/>
+      <w:r>
+        <w:rPr>
+          <w:b/>
+          <w:bCs/>
+          <w:lang w:eastAsia="ru-RU"/>
+        </w:rPr>
+        <w:t>4.2 Моделі з готовою архітектурою</w:t>
+      </w:r>
+      <w:bookmarkEnd w:id="13"/>
+    </w:p>
+    <w:p>
+      <w:pPr>
+        <w:rPr>
+          <w:lang w:eastAsia="ru-RU"/>
+        </w:rPr>
+      </w:pPr>
+      <w:r>
+        <w:rPr>
+          <w:lang w:eastAsia="ru-RU"/>
+        </w:rPr>
+        <w:t>Р</w:t>
+      </w:r>
+      <w:r>
+        <w:rPr>
+          <w:lang w:eastAsia="ru-RU"/>
+        </w:rPr>
+        <w:t>озглянемо моделі з</w:t>
+      </w:r>
+      <w:r>
+        <w:rPr>
+          <w:lang w:eastAsia="ru-RU"/>
+        </w:rPr>
+        <w:t xml:space="preserve"> вже</w:t>
+      </w:r>
+      <w:r>
+        <w:rPr>
+          <w:lang w:eastAsia="ru-RU"/>
+        </w:rPr>
+        <w:t xml:space="preserve"> готовою архітектурою, які </w:t>
+      </w:r>
+      <w:r>
+        <w:rPr>
+          <w:lang w:eastAsia="ru-RU"/>
+        </w:rPr>
+        <w:t xml:space="preserve">підходять </w:t>
+      </w:r>
+      <w:r>
+        <w:rPr>
+          <w:lang w:eastAsia="ru-RU"/>
+        </w:rPr>
+        <w:t>для задач класифікації зображень: VGG16, ResNet50V2, та ResNet152V2. Ці моделі були обрані за їх високу продуктивність та здатність до узагальнення на різних наборах даних</w:t>
+      </w:r>
+      <w:r>
+        <w:rPr>
+          <w:lang w:eastAsia="ru-RU"/>
+        </w:rPr>
+        <w:t xml:space="preserve">, </w:t>
+      </w:r>
+      <w:r>
+        <w:rPr>
+          <w:lang w:eastAsia="ru-RU"/>
+        </w:rPr>
+        <w:t xml:space="preserve">особливо для нашого набору даних Sign Language Digits </w:t>
+      </w:r>
+      <w:proofErr w:type="spellStart"/>
+      <w:r>
+        <w:rPr>
+          <w:lang w:eastAsia="ru-RU"/>
+        </w:rPr>
+        <w:t>Dataset</w:t>
+      </w:r>
+      <w:proofErr w:type="spellEnd"/>
+      <w:r>
+        <w:rPr>
+          <w:lang w:eastAsia="ru-RU"/>
+        </w:rPr>
+        <w:t>.</w:t>
+      </w:r>
+    </w:p>
+    <w:p>
+      <w:pPr>
+        <w:pStyle w:val="a5"/>
         <w:numPr>
           <w:ilvl w:val="0"/>
-          <w:numId w:val="10"/>
+          <w:numId w:val="15"/>
         </w:numPr>
-        <w:tabs>
-          <w:tab w:val="left" w:pos="705"/>
-        </w:tabs>
-        <w:suppressAutoHyphens w:val="0"/>
-        <w:ind w:left="708"/>
-        <w:rPr>
-          <w:rFonts w:ascii="Times" w:eastAsia="Times" w:hAnsi="Times" w:cs="Times"/>
-        </w:rPr>
-      </w:pPr>
-      <w:r>
-        <w:t>Визначення моделей та методів, що можуть бути використані</w:t>
-      </w:r>
-      <w:r>
-        <w:rPr>
-          <w:rFonts w:ascii="Times" w:eastAsia="Times" w:hAnsi="Times" w:cs="Times"/>
-        </w:rPr>
-        <w:t xml:space="preserve"> ― </w:t>
-      </w:r>
-      <w:r>
-        <w:t>робиться теоретичне обґрунтування вибору методів інтелектуального аналізу даних для поставленої задачі.  Необхідно провести аналіз літератури з використанням авторитетних наукових джерел (матеріали міжнародних конференцій, сайти arxiv.org і т.п.).</w:t>
-      </w:r>
-      <w:r>
-        <w:rPr>
-          <w:rFonts w:ascii="Times" w:eastAsia="Times" w:hAnsi="Times" w:cs="Times"/>
+        <w:rPr>
+          <w:lang w:val="en-US" w:eastAsia="ru-RU"/>
+        </w:rPr>
+      </w:pPr>
+      <w:r>
+        <w:rPr>
+          <w:i/>
+          <w:iCs/>
+          <w:lang w:val="en-US" w:eastAsia="ru-RU"/>
+        </w:rPr>
+        <w:t>VGG16</w:t>
+      </w:r>
+    </w:p>
+    <w:p>
+      <w:pPr>
+        <w:rPr>
+          <w:lang w:val="en-US" w:eastAsia="ru-RU"/>
+        </w:rPr>
+      </w:pPr>
+      <w:r>
+        <w:rPr>
+          <w:lang w:eastAsia="ru-RU"/>
+        </w:rPr>
+        <w:lastRenderedPageBreak/>
+        <w:t xml:space="preserve">VGG16 була представлена у роботі </w:t>
+      </w:r>
+      <w:proofErr w:type="spellStart"/>
+      <w:r>
+        <w:rPr>
+          <w:lang w:eastAsia="ru-RU"/>
+        </w:rPr>
+        <w:t>Карена</w:t>
+      </w:r>
+      <w:proofErr w:type="spellEnd"/>
+      <w:r>
+        <w:rPr>
+          <w:lang w:eastAsia="ru-RU"/>
         </w:rPr>
         <w:t xml:space="preserve"> </w:t>
       </w:r>
-    </w:p>
-    <w:p>
-      <w:pPr>
-        <w:widowControl w:val="0"/>
+      <w:proofErr w:type="spellStart"/>
+      <w:r>
+        <w:rPr>
+          <w:lang w:eastAsia="ru-RU"/>
+        </w:rPr>
+        <w:t>Сімоняна</w:t>
+      </w:r>
+      <w:proofErr w:type="spellEnd"/>
+      <w:r>
+        <w:rPr>
+          <w:lang w:eastAsia="ru-RU"/>
+        </w:rPr>
+        <w:t xml:space="preserve"> та Ендрю </w:t>
+      </w:r>
+      <w:proofErr w:type="spellStart"/>
+      <w:r>
+        <w:rPr>
+          <w:lang w:eastAsia="ru-RU"/>
+        </w:rPr>
+        <w:t>Зіссермана</w:t>
+      </w:r>
+      <w:proofErr w:type="spellEnd"/>
+      <w:r>
+        <w:rPr>
+          <w:lang w:eastAsia="ru-RU"/>
+        </w:rPr>
+        <w:t xml:space="preserve">, де вони досліджували вплив глибини </w:t>
+      </w:r>
+      <w:proofErr w:type="spellStart"/>
+      <w:r>
+        <w:rPr>
+          <w:lang w:eastAsia="ru-RU"/>
+        </w:rPr>
+        <w:t>згорткової</w:t>
+      </w:r>
+      <w:proofErr w:type="spellEnd"/>
+      <w:r>
+        <w:rPr>
+          <w:lang w:eastAsia="ru-RU"/>
+        </w:rPr>
+        <w:t xml:space="preserve"> мережі на її точність. Основний внесок полягає в детальній оцінці мереж з глибиною 16 шарів із використанням малих (3x3) згорткових фільтрів. Ця архітектура показала значне покращення результатів у порівнянні з </w:t>
+      </w:r>
+      <w:r>
+        <w:rPr>
+          <w:lang w:eastAsia="ru-RU"/>
+        </w:rPr>
+        <w:t xml:space="preserve">іншими </w:t>
+      </w:r>
+      <w:r>
+        <w:rPr>
+          <w:lang w:eastAsia="ru-RU"/>
+        </w:rPr>
+        <w:t xml:space="preserve">конфігураціями. Модель VGG16 зайняла перше та друге місця у завданнях локалізації та класифікації на </w:t>
+      </w:r>
+      <w:proofErr w:type="spellStart"/>
+      <w:r>
+        <w:rPr>
+          <w:lang w:eastAsia="ru-RU"/>
+        </w:rPr>
+        <w:t>ImageNet</w:t>
+      </w:r>
+      <w:proofErr w:type="spellEnd"/>
+      <w:r>
+        <w:rPr>
+          <w:lang w:eastAsia="ru-RU"/>
+        </w:rPr>
+        <w:t xml:space="preserve"> </w:t>
+      </w:r>
+      <w:proofErr w:type="spellStart"/>
+      <w:r>
+        <w:rPr>
+          <w:lang w:eastAsia="ru-RU"/>
+        </w:rPr>
+        <w:t>Challenge</w:t>
+      </w:r>
+      <w:proofErr w:type="spellEnd"/>
+      <w:r>
+        <w:rPr>
+          <w:lang w:eastAsia="ru-RU"/>
+        </w:rPr>
+        <w:t xml:space="preserve"> 2014.</w:t>
+      </w:r>
+      <w:r>
+        <w:rPr>
+          <w:lang w:eastAsia="ru-RU"/>
+        </w:rPr>
+        <w:t xml:space="preserve"> </w:t>
+      </w:r>
+      <w:r>
+        <w:rPr>
+          <w:highlight w:val="magenta"/>
+          <w:lang w:val="en-US" w:eastAsia="ru-RU"/>
+        </w:rPr>
+        <w:t>[ ]</w:t>
+      </w:r>
+    </w:p>
+    <w:p>
+      <w:pPr>
+        <w:rPr>
+          <w:lang w:eastAsia="ru-RU"/>
+        </w:rPr>
+      </w:pPr>
+      <w:r>
+        <w:rPr>
+          <w:lang w:eastAsia="ru-RU"/>
+        </w:rPr>
+        <w:t>VGG16 часто використовується для класифікації зображень через свою високу точність</w:t>
+      </w:r>
+      <w:r>
+        <w:rPr>
+          <w:lang w:eastAsia="ru-RU"/>
+        </w:rPr>
+        <w:t xml:space="preserve">, </w:t>
+      </w:r>
+      <w:r>
+        <w:rPr>
+          <w:lang w:eastAsia="ru-RU"/>
+        </w:rPr>
+        <w:t>простоту структури</w:t>
+      </w:r>
+      <w:r>
+        <w:rPr>
+          <w:lang w:eastAsia="ru-RU"/>
+        </w:rPr>
+        <w:t xml:space="preserve"> та реалізації</w:t>
+      </w:r>
+      <w:r>
+        <w:rPr>
+          <w:lang w:eastAsia="ru-RU"/>
+        </w:rPr>
+        <w:t>. Для</w:t>
+      </w:r>
+      <w:r>
+        <w:rPr>
+          <w:lang w:eastAsia="ru-RU"/>
+        </w:rPr>
+        <w:t xml:space="preserve"> нашого</w:t>
+      </w:r>
+      <w:r>
+        <w:rPr>
+          <w:lang w:eastAsia="ru-RU"/>
+        </w:rPr>
+        <w:t xml:space="preserve"> завдання класифікації жестів ця модель </w:t>
+      </w:r>
+      <w:r>
+        <w:rPr>
+          <w:lang w:eastAsia="ru-RU"/>
+        </w:rPr>
+        <w:t xml:space="preserve">також </w:t>
+      </w:r>
+      <w:proofErr w:type="spellStart"/>
+      <w:r>
+        <w:rPr>
+          <w:lang w:eastAsia="ru-RU"/>
+        </w:rPr>
+        <w:t>підійде</w:t>
+      </w:r>
+      <w:proofErr w:type="spellEnd"/>
+      <w:r>
+        <w:rPr>
+          <w:lang w:eastAsia="ru-RU"/>
+        </w:rPr>
+        <w:t xml:space="preserve"> через загальні риси між зображеннями рук і зображеннями, які використовувалися для навчання VGG16.</w:t>
+      </w:r>
+      <w:r>
+        <w:rPr>
+          <w:lang w:eastAsia="ru-RU"/>
+        </w:rPr>
+        <w:t xml:space="preserve"> Через те, що модель має дуже багато параметрів, навчання може бути </w:t>
+      </w:r>
+      <w:r>
+        <w:rPr>
+          <w:lang w:eastAsia="ru-RU"/>
+        </w:rPr>
+        <w:t>більш складн</w:t>
+      </w:r>
+      <w:r>
+        <w:rPr>
+          <w:lang w:eastAsia="ru-RU"/>
+        </w:rPr>
+        <w:t>им та потребувати більше ресурсів, тому на це також потрібно зважати.</w:t>
+      </w:r>
+    </w:p>
+    <w:p>
+      <w:pPr>
+        <w:rPr>
+          <w:lang w:eastAsia="ru-RU"/>
+        </w:rPr>
+      </w:pPr>
+    </w:p>
+    <w:p>
+      <w:pPr>
+        <w:pStyle w:val="a5"/>
         <w:numPr>
           <w:ilvl w:val="0"/>
-          <w:numId w:val="10"/>
+          <w:numId w:val="15"/>
         </w:numPr>
-        <w:tabs>
-          <w:tab w:val="left" w:pos="705"/>
-        </w:tabs>
-        <w:suppressAutoHyphens w:val="0"/>
-        <w:ind w:left="708" w:firstLine="0"/>
-        <w:rPr>
-          <w:rFonts w:ascii="Times" w:eastAsia="Times" w:hAnsi="Times" w:cs="Times"/>
-        </w:rPr>
-      </w:pPr>
-      <w:r>
-        <w:t>Вибір ознак, що будуть використані для аналізу</w:t>
-      </w:r>
-      <w:r>
-        <w:rPr>
-          <w:rFonts w:ascii="Times" w:eastAsia="Times" w:hAnsi="Times" w:cs="Times"/>
-        </w:rPr>
-        <w:t xml:space="preserve"> ― </w:t>
-      </w:r>
-      <w:r>
-        <w:t>якщо використовуються не всі доступні ознаки, то їх вибір обґрунтовується.</w:t>
-      </w:r>
-    </w:p>
-    <w:p>
-      <w:pPr>
-        <w:widowControl w:val="0"/>
+        <w:rPr>
+          <w:i/>
+          <w:iCs/>
+          <w:lang w:val="en-US" w:eastAsia="ru-RU"/>
+        </w:rPr>
+      </w:pPr>
+      <w:r>
+        <w:rPr>
+          <w:i/>
+          <w:iCs/>
+          <w:lang w:val="en-US" w:eastAsia="ru-RU"/>
+        </w:rPr>
+        <w:t xml:space="preserve">ResNet50V2 </w:t>
+      </w:r>
+    </w:p>
+    <w:p>
+      <w:pPr>
+        <w:ind w:firstLine="360"/>
+        <w:rPr>
+          <w:lang w:eastAsia="ru-RU"/>
+        </w:rPr>
+      </w:pPr>
+      <w:r>
+        <w:rPr>
+          <w:lang w:eastAsia="ru-RU"/>
+        </w:rPr>
+        <w:t xml:space="preserve">ResNet50V2 є </w:t>
+      </w:r>
+      <w:r>
+        <w:rPr>
+          <w:lang w:eastAsia="ru-RU"/>
+        </w:rPr>
+        <w:t xml:space="preserve">згортковою мережею </w:t>
+      </w:r>
+      <w:r>
+        <w:rPr>
+          <w:lang w:eastAsia="ru-RU"/>
+        </w:rPr>
+        <w:t>сімейства глибоких резидуальних мереж, які демонструють високу точність та хорошу збіжність.</w:t>
+      </w:r>
+      <w:r>
+        <w:rPr>
+          <w:lang w:eastAsia="ru-RU"/>
+        </w:rPr>
+        <w:t xml:space="preserve"> Вона прийшла на заміну її першій версії - </w:t>
+      </w:r>
+      <w:r>
+        <w:rPr>
+          <w:lang w:val="en-US" w:eastAsia="ru-RU"/>
+        </w:rPr>
+        <w:t>ResNet50</w:t>
+      </w:r>
+      <w:r>
+        <w:rPr>
+          <w:lang w:eastAsia="ru-RU"/>
+        </w:rPr>
+        <w:t>, яка була менш точною, ефективною та витрачала більше часу на навчання.</w:t>
+      </w:r>
+      <w:r>
+        <w:rPr>
+          <w:lang w:eastAsia="ru-RU"/>
+        </w:rPr>
+        <w:t xml:space="preserve"> </w:t>
+      </w:r>
+    </w:p>
+    <w:p>
+      <w:pPr>
+        <w:ind w:firstLine="360"/>
+        <w:rPr>
+          <w:lang w:eastAsia="ru-RU"/>
+        </w:rPr>
+      </w:pPr>
+      <w:r>
+        <w:rPr>
+          <w:lang w:eastAsia="ru-RU"/>
+        </w:rPr>
+        <w:t xml:space="preserve">У роботі </w:t>
+      </w:r>
+      <w:proofErr w:type="spellStart"/>
+      <w:r>
+        <w:rPr>
+          <w:lang w:eastAsia="ru-RU"/>
+        </w:rPr>
+        <w:t>Каймінга</w:t>
+      </w:r>
+      <w:proofErr w:type="spellEnd"/>
+      <w:r>
+        <w:rPr>
+          <w:lang w:eastAsia="ru-RU"/>
+        </w:rPr>
+        <w:t xml:space="preserve"> </w:t>
+      </w:r>
+      <w:proofErr w:type="spellStart"/>
+      <w:r>
+        <w:rPr>
+          <w:lang w:eastAsia="ru-RU"/>
+        </w:rPr>
+        <w:t>Хе</w:t>
+      </w:r>
+      <w:proofErr w:type="spellEnd"/>
+      <w:r>
+        <w:rPr>
+          <w:lang w:eastAsia="ru-RU"/>
+        </w:rPr>
+        <w:t xml:space="preserve"> та його колег аналізується передача сигналів через </w:t>
+      </w:r>
+      <w:proofErr w:type="spellStart"/>
+      <w:r>
+        <w:rPr>
+          <w:lang w:eastAsia="ru-RU"/>
+        </w:rPr>
+        <w:t>резидуальні</w:t>
+      </w:r>
+      <w:proofErr w:type="spellEnd"/>
+      <w:r>
+        <w:rPr>
+          <w:lang w:eastAsia="ru-RU"/>
+        </w:rPr>
+        <w:t xml:space="preserve"> блоки, що дозволяє пряме поширення сигналів від одного блоку до будь-якого іншого блоку за допомогою ідентифікаційних відображень. Це дозволяє спрощувати навчання і покращувати узагальнення моделі. Модель ResNet50V2 показала </w:t>
+      </w:r>
+      <w:r>
+        <w:rPr>
+          <w:lang w:eastAsia="ru-RU"/>
+        </w:rPr>
+        <w:t>дуже добрі</w:t>
+      </w:r>
+      <w:r>
+        <w:rPr>
+          <w:lang w:eastAsia="ru-RU"/>
+        </w:rPr>
+        <w:t xml:space="preserve"> результати на різних наборах даних, таких як CIFAR-10 та </w:t>
+      </w:r>
+      <w:proofErr w:type="spellStart"/>
+      <w:r>
+        <w:rPr>
+          <w:lang w:eastAsia="ru-RU"/>
+        </w:rPr>
+        <w:t>ImageNet</w:t>
+      </w:r>
+      <w:proofErr w:type="spellEnd"/>
+      <w:r>
+        <w:rPr>
+          <w:lang w:eastAsia="ru-RU"/>
+        </w:rPr>
+        <w:t>.</w:t>
+      </w:r>
+      <w:r>
+        <w:rPr>
+          <w:lang w:eastAsia="ru-RU"/>
+        </w:rPr>
+        <w:t xml:space="preserve"> </w:t>
+      </w:r>
+      <w:r>
+        <w:rPr>
+          <w:highlight w:val="magenta"/>
+          <w:lang w:val="en-US" w:eastAsia="ru-RU"/>
+        </w:rPr>
+        <w:t>[]</w:t>
+      </w:r>
+    </w:p>
+    <w:p>
+      <w:pPr>
+        <w:ind w:firstLine="360"/>
+        <w:rPr>
+          <w:lang w:eastAsia="ru-RU"/>
+        </w:rPr>
+      </w:pPr>
+      <w:r>
+        <w:rPr>
+          <w:lang w:eastAsia="ru-RU"/>
+        </w:rPr>
+        <w:t xml:space="preserve">ResNet50V2 відома своєю здатністю ефективно навчати глибокі мережі. Для </w:t>
+      </w:r>
+      <w:r>
+        <w:rPr>
+          <w:lang w:eastAsia="ru-RU"/>
+        </w:rPr>
+        <w:t xml:space="preserve">нашого </w:t>
+      </w:r>
+      <w:r>
+        <w:rPr>
+          <w:lang w:eastAsia="ru-RU"/>
+        </w:rPr>
+        <w:t xml:space="preserve">завдання, де точність є важливим чинником, ResNet50V2 </w:t>
+      </w:r>
+      <w:r>
+        <w:rPr>
+          <w:lang w:eastAsia="ru-RU"/>
+        </w:rPr>
+        <w:t xml:space="preserve">є хорошим </w:t>
+      </w:r>
+      <w:r>
+        <w:rPr>
+          <w:lang w:eastAsia="ru-RU"/>
+        </w:rPr>
+        <w:t>вибором.</w:t>
+      </w:r>
+    </w:p>
+    <w:p>
+      <w:pPr>
+        <w:ind w:firstLine="0"/>
+        <w:rPr>
+          <w:lang w:val="en-US" w:eastAsia="ru-RU"/>
+        </w:rPr>
+      </w:pPr>
+    </w:p>
+    <w:p>
+      <w:pPr>
+        <w:pStyle w:val="a5"/>
         <w:numPr>
           <w:ilvl w:val="0"/>
-          <w:numId w:val="10"/>
+          <w:numId w:val="15"/>
         </w:numPr>
-        <w:tabs>
-          <w:tab w:val="left" w:pos="705"/>
-        </w:tabs>
-        <w:suppressAutoHyphens w:val="0"/>
-        <w:ind w:left="708" w:firstLine="0"/>
-        <w:rPr>
-          <w:rFonts w:ascii="Times" w:eastAsia="Times" w:hAnsi="Times" w:cs="Times"/>
-        </w:rPr>
-      </w:pPr>
-      <w:r>
-        <w:t xml:space="preserve">Підготовка даних для навчання та верифікації моделей </w:t>
-      </w:r>
-      <w:r>
-        <w:rPr>
-          <w:rFonts w:ascii="Times" w:eastAsia="Times" w:hAnsi="Times" w:cs="Times"/>
-        </w:rPr>
-        <w:t xml:space="preserve"> ― </w:t>
-      </w:r>
-      <w:r>
-        <w:t>вказати, що саме було виконано для підготовки даних (способи обробки невизначених значень та викидів, нормалізація, тощо; як саме дані були розділені на навчаючу та тестову вибірки; які критерії буде використано для оцінки якості моделей).</w:t>
-      </w:r>
-    </w:p>
-    <w:p>
-      <w:pPr>
-        <w:widowControl w:val="0"/>
-        <w:numPr>
-          <w:ilvl w:val="0"/>
-          <w:numId w:val="10"/>
-        </w:numPr>
-        <w:tabs>
-          <w:tab w:val="left" w:pos="705"/>
-        </w:tabs>
-        <w:suppressAutoHyphens w:val="0"/>
-        <w:ind w:left="708" w:firstLine="0"/>
-        <w:rPr>
-          <w:rFonts w:ascii="Times" w:eastAsia="Times" w:hAnsi="Times" w:cs="Times"/>
-        </w:rPr>
-      </w:pPr>
-      <w:r>
-        <w:t>Формування моделей</w:t>
-      </w:r>
-      <w:r>
-        <w:rPr>
-          <w:rFonts w:ascii="Times" w:eastAsia="Times" w:hAnsi="Times" w:cs="Times"/>
-        </w:rPr>
-        <w:t xml:space="preserve"> ― </w:t>
-      </w:r>
-      <w:r>
-        <w:t>вибір оптимального класу складності моделей (вказати, які критерії використано для вибору класу складності для кожного типу моделі, навести графіки).</w:t>
-      </w:r>
-    </w:p>
-    <w:p>
-      <w:pPr>
-        <w:widowControl w:val="0"/>
-        <w:numPr>
-          <w:ilvl w:val="0"/>
-          <w:numId w:val="10"/>
-        </w:numPr>
-        <w:tabs>
-          <w:tab w:val="left" w:pos="705"/>
-        </w:tabs>
-        <w:suppressAutoHyphens w:val="0"/>
-        <w:ind w:left="708" w:firstLine="0"/>
-        <w:rPr>
-          <w:rFonts w:ascii="Times" w:eastAsia="Times" w:hAnsi="Times" w:cs="Times"/>
-        </w:rPr>
-      </w:pPr>
-      <w:r>
-        <w:t xml:space="preserve">Верифікація моделей </w:t>
-      </w:r>
-      <w:r>
-        <w:rPr>
-          <w:rFonts w:ascii="Times" w:eastAsia="Times" w:hAnsi="Times" w:cs="Times"/>
-        </w:rPr>
-        <w:t xml:space="preserve">― </w:t>
-      </w:r>
-      <w:r>
-        <w:t>навести результати верифікації моделей на тестових даних, бажано порівняти на графіку різні моделі.</w:t>
-      </w:r>
-    </w:p>
-    <w:p>
-      <w:pPr>
-        <w:widowControl w:val="0"/>
-        <w:numPr>
-          <w:ilvl w:val="0"/>
-          <w:numId w:val="10"/>
-        </w:numPr>
-        <w:tabs>
-          <w:tab w:val="left" w:pos="705"/>
-        </w:tabs>
-        <w:suppressAutoHyphens w:val="0"/>
-        <w:ind w:left="708" w:firstLine="0"/>
-        <w:rPr>
-          <w:rFonts w:ascii="Times" w:eastAsia="Times" w:hAnsi="Times" w:cs="Times"/>
-        </w:rPr>
-      </w:pPr>
-      <w:r>
-        <w:t>Висновки щодо якості побудованих моделей</w:t>
-      </w:r>
-      <w:r>
-        <w:rPr>
-          <w:rFonts w:ascii="Times" w:eastAsia="Times" w:hAnsi="Times" w:cs="Times"/>
-        </w:rPr>
-        <w:t xml:space="preserve"> ― </w:t>
-      </w:r>
-      <w:r>
-        <w:t>вказати точність кожної моделі, яка з них краща на даному етапі, яку з них можна легше скоректувати при зміні/збільшенні навчальної вибірки.</w:t>
-      </w:r>
-    </w:p>
-    <w:p>
-      <w:pPr>
-        <w:widowControl w:val="0"/>
-        <w:numPr>
-          <w:ilvl w:val="0"/>
-          <w:numId w:val="10"/>
-        </w:numPr>
-        <w:tabs>
-          <w:tab w:val="left" w:pos="705"/>
-        </w:tabs>
-        <w:suppressAutoHyphens w:val="0"/>
-        <w:ind w:left="708" w:firstLine="0"/>
-        <w:rPr>
-          <w:rFonts w:ascii="Times" w:eastAsia="Times" w:hAnsi="Times" w:cs="Times"/>
-        </w:rPr>
-      </w:pPr>
-      <w:r>
-        <w:t>Результати аналізу</w:t>
-      </w:r>
-      <w:r>
-        <w:rPr>
-          <w:rFonts w:ascii="Times" w:eastAsia="Times" w:hAnsi="Times" w:cs="Times"/>
-        </w:rPr>
-        <w:t xml:space="preserve"> ― </w:t>
-      </w:r>
-      <w:r>
-        <w:t>відповіді на питання, що були поставлені перед дослідженням.</w:t>
-      </w:r>
-    </w:p>
-    <w:p>
-      <w:pPr>
-        <w:rPr>
-          <w:lang w:eastAsia="ru-RU"/>
-        </w:rPr>
-      </w:pPr>
+        <w:rPr>
+          <w:i/>
+          <w:iCs/>
+          <w:lang w:eastAsia="ru-RU"/>
+        </w:rPr>
+      </w:pPr>
+      <w:r>
+        <w:rPr>
+          <w:i/>
+          <w:iCs/>
+          <w:lang w:val="en-US" w:eastAsia="ru-RU"/>
+        </w:rPr>
+        <w:t>ResNet152V2</w:t>
+      </w:r>
+    </w:p>
+    <w:p>
+      <w:pPr>
+        <w:ind w:firstLine="360"/>
+        <w:rPr>
+          <w:lang w:val="en-US" w:eastAsia="ru-RU"/>
+        </w:rPr>
+      </w:pPr>
+      <w:r>
+        <w:rPr>
+          <w:lang w:eastAsia="ru-RU"/>
+        </w:rPr>
+        <w:lastRenderedPageBreak/>
+        <w:t xml:space="preserve">ResNet152V2 </w:t>
+      </w:r>
+      <w:r>
+        <w:rPr>
+          <w:lang w:eastAsia="ru-RU"/>
+        </w:rPr>
+        <w:t xml:space="preserve">це </w:t>
+      </w:r>
+      <w:r>
+        <w:rPr>
+          <w:lang w:eastAsia="ru-RU"/>
+        </w:rPr>
+        <w:t xml:space="preserve">також </w:t>
+      </w:r>
+      <w:proofErr w:type="spellStart"/>
+      <w:r>
+        <w:rPr>
+          <w:lang w:eastAsia="ru-RU"/>
+        </w:rPr>
+        <w:t>згорткова</w:t>
+      </w:r>
+      <w:proofErr w:type="spellEnd"/>
+      <w:r>
+        <w:rPr>
+          <w:lang w:eastAsia="ru-RU"/>
+        </w:rPr>
+        <w:t xml:space="preserve"> мережа</w:t>
+      </w:r>
+      <w:r>
+        <w:rPr>
+          <w:lang w:eastAsia="ru-RU"/>
+        </w:rPr>
+        <w:t xml:space="preserve"> родини глибоких резидуальних мереж, що використовують ідентифікаційні відображення для полегшення навчання. У тій же роботі, </w:t>
+      </w:r>
+      <w:proofErr w:type="spellStart"/>
+      <w:r>
+        <w:rPr>
+          <w:lang w:eastAsia="ru-RU"/>
+        </w:rPr>
+        <w:t>Каймінг</w:t>
+      </w:r>
+      <w:proofErr w:type="spellEnd"/>
+      <w:r>
+        <w:rPr>
+          <w:lang w:eastAsia="ru-RU"/>
+        </w:rPr>
+        <w:t xml:space="preserve"> </w:t>
+      </w:r>
+      <w:proofErr w:type="spellStart"/>
+      <w:r>
+        <w:rPr>
+          <w:lang w:eastAsia="ru-RU"/>
+        </w:rPr>
+        <w:t>Хе</w:t>
+      </w:r>
+      <w:proofErr w:type="spellEnd"/>
+      <w:r>
+        <w:rPr>
+          <w:lang w:eastAsia="ru-RU"/>
+        </w:rPr>
+        <w:t xml:space="preserve"> та його колеги демонструють, що ResNet152V2 забезпечує ще кращу продуктивність завдяки збільшеній глибині мережі. Ця модель показала передові результати на </w:t>
+      </w:r>
+      <w:proofErr w:type="spellStart"/>
+      <w:r>
+        <w:rPr>
+          <w:lang w:eastAsia="ru-RU"/>
+        </w:rPr>
+        <w:t>ImageNet</w:t>
+      </w:r>
+      <w:proofErr w:type="spellEnd"/>
+      <w:r>
+        <w:rPr>
+          <w:lang w:eastAsia="ru-RU"/>
+        </w:rPr>
+        <w:t xml:space="preserve"> та інших наборах дани</w:t>
+      </w:r>
+      <w:r>
+        <w:rPr>
+          <w:lang w:eastAsia="ru-RU"/>
+        </w:rPr>
+        <w:t>х.</w:t>
+      </w:r>
+      <w:r>
+        <w:rPr>
+          <w:lang w:eastAsia="ru-RU"/>
+        </w:rPr>
+        <w:t xml:space="preserve"> </w:t>
+      </w:r>
+      <w:r>
+        <w:rPr>
+          <w:highlight w:val="magenta"/>
+          <w:lang w:val="en-US" w:eastAsia="ru-RU"/>
+        </w:rPr>
+        <w:t>[]</w:t>
+      </w:r>
+    </w:p>
+    <w:p>
+      <w:pPr>
+        <w:ind w:firstLine="360"/>
+        <w:rPr>
+          <w:lang w:eastAsia="ru-RU"/>
+        </w:rPr>
+      </w:pPr>
+      <w:r>
+        <w:rPr>
+          <w:lang w:eastAsia="ru-RU"/>
+        </w:rPr>
+        <w:t>Так-як ця</w:t>
+      </w:r>
+      <w:r>
+        <w:rPr>
+          <w:lang w:eastAsia="ru-RU"/>
+        </w:rPr>
+        <w:t xml:space="preserve"> модель має ще більшу глибину, ніж ResNet50V2, що може бути корисним для складних завдань класифікації, де потрібна велика різноманітність</w:t>
+      </w:r>
+      <w:r>
+        <w:rPr>
+          <w:lang w:eastAsia="ru-RU"/>
+        </w:rPr>
+        <w:t xml:space="preserve">, але також це </w:t>
+      </w:r>
+      <w:r>
+        <w:rPr>
+          <w:lang w:eastAsia="ru-RU"/>
+        </w:rPr>
+        <w:t>може призвести до більшої складності у навчанні та вимагати більше часу та ресурсів.</w:t>
+      </w:r>
+    </w:p>
+    <w:p>
+      <w:pPr>
+        <w:pStyle w:val="2"/>
+        <w:rPr>
+          <w:b/>
+          <w:bCs/>
+          <w:lang w:eastAsia="ru-RU"/>
+        </w:rPr>
+      </w:pPr>
+      <w:bookmarkStart w:id="14" w:name="_Toc167351920"/>
+      <w:r>
+        <w:rPr>
+          <w:b/>
+          <w:bCs/>
+          <w:lang w:eastAsia="ru-RU"/>
+        </w:rPr>
+        <w:t>4.3</w:t>
+      </w:r>
+      <w:r>
+        <w:rPr>
+          <w:b/>
+          <w:bCs/>
+        </w:rPr>
+        <w:t xml:space="preserve"> </w:t>
+      </w:r>
+      <w:r>
+        <w:rPr>
+          <w:b/>
+          <w:bCs/>
+          <w:lang w:eastAsia="ru-RU"/>
+        </w:rPr>
+        <w:t>Налаштування та навчання моделей з готовою архітектурою.</w:t>
+      </w:r>
+      <w:bookmarkEnd w:id="14"/>
+    </w:p>
+    <w:p>
+      <w:pPr>
+        <w:ind w:firstLine="708"/>
+        <w:rPr>
+          <w:lang w:eastAsia="ru-RU"/>
+        </w:rPr>
+      </w:pPr>
+      <w:r>
+        <w:rPr>
+          <w:lang w:eastAsia="ru-RU"/>
+        </w:rPr>
+        <w:t>Т</w:t>
+      </w:r>
+      <w:r>
+        <w:rPr>
+          <w:lang w:eastAsia="ru-RU"/>
+        </w:rPr>
+        <w:t xml:space="preserve">реба буде описати чому ми підігнали дані під 3 канали із </w:t>
+      </w:r>
+      <w:proofErr w:type="spellStart"/>
+      <w:r>
+        <w:rPr>
+          <w:lang w:eastAsia="ru-RU"/>
+        </w:rPr>
+        <w:t>gray</w:t>
+      </w:r>
+      <w:proofErr w:type="spellEnd"/>
+      <w:r>
+        <w:rPr>
+          <w:lang w:eastAsia="ru-RU"/>
+        </w:rPr>
+        <w:t xml:space="preserve"> </w:t>
+      </w:r>
+      <w:proofErr w:type="spellStart"/>
+      <w:r>
+        <w:rPr>
+          <w:lang w:eastAsia="ru-RU"/>
+        </w:rPr>
+        <w:t>scale</w:t>
+      </w:r>
+      <w:proofErr w:type="spellEnd"/>
+      <w:r>
+        <w:rPr>
+          <w:lang w:eastAsia="ru-RU"/>
+        </w:rPr>
+        <w:t xml:space="preserve"> до </w:t>
+      </w:r>
+      <w:proofErr w:type="spellStart"/>
+      <w:r>
+        <w:rPr>
+          <w:lang w:eastAsia="ru-RU"/>
+        </w:rPr>
+        <w:t>rgb</w:t>
+      </w:r>
+      <w:proofErr w:type="spellEnd"/>
+    </w:p>
+    <w:p>
+      <w:pPr>
+        <w:ind w:left="708"/>
+        <w:rPr>
+          <w:lang w:eastAsia="ru-RU"/>
+        </w:rPr>
+      </w:pPr>
+      <w:r>
+        <w:rPr>
+          <w:lang w:eastAsia="ru-RU"/>
+        </w:rPr>
+        <w:t>Опис процесу навчання:</w:t>
+      </w:r>
+    </w:p>
+    <w:p>
+      <w:pPr>
+        <w:ind w:left="1416"/>
+        <w:rPr>
+          <w:lang w:eastAsia="ru-RU"/>
+        </w:rPr>
+      </w:pPr>
+      <w:r>
+        <w:rPr>
+          <w:lang w:eastAsia="ru-RU"/>
+        </w:rPr>
+        <w:t>Оптимізатор</w:t>
+      </w:r>
+    </w:p>
+    <w:p>
+      <w:pPr>
+        <w:ind w:left="1416"/>
+        <w:rPr>
+          <w:lang w:eastAsia="ru-RU"/>
+        </w:rPr>
+      </w:pPr>
+      <w:r>
+        <w:rPr>
+          <w:lang w:eastAsia="ru-RU"/>
+        </w:rPr>
+        <w:t>Критерій втрати</w:t>
+      </w:r>
+    </w:p>
+    <w:p>
+      <w:pPr>
+        <w:ind w:left="1416"/>
+        <w:rPr>
+          <w:lang w:eastAsia="ru-RU"/>
+        </w:rPr>
+      </w:pPr>
+      <w:r>
+        <w:rPr>
+          <w:lang w:eastAsia="ru-RU"/>
+        </w:rPr>
+        <w:t>Кількість епох</w:t>
+      </w:r>
+    </w:p>
+    <w:p>
+      <w:pPr>
+        <w:ind w:left="1416"/>
+        <w:rPr>
+          <w:lang w:eastAsia="ru-RU"/>
+        </w:rPr>
+      </w:pPr>
+      <w:r>
+        <w:rPr>
+          <w:lang w:eastAsia="ru-RU"/>
+        </w:rPr>
+        <w:t>Розмір пакету</w:t>
+      </w:r>
+    </w:p>
+    <w:p>
+      <w:pPr>
+        <w:ind w:left="1415"/>
+        <w:rPr>
+          <w:lang w:eastAsia="ru-RU"/>
+        </w:rPr>
+      </w:pPr>
+      <w:r>
+        <w:rPr>
+          <w:lang w:eastAsia="ru-RU"/>
+        </w:rPr>
+        <w:t xml:space="preserve">Методи </w:t>
+      </w:r>
+      <w:proofErr w:type="spellStart"/>
+      <w:r>
+        <w:rPr>
+          <w:lang w:eastAsia="ru-RU"/>
+        </w:rPr>
+        <w:t>регуляризації</w:t>
+      </w:r>
+      <w:proofErr w:type="spellEnd"/>
+      <w:r>
+        <w:rPr>
+          <w:lang w:eastAsia="ru-RU"/>
+        </w:rPr>
+        <w:t xml:space="preserve"> </w:t>
+      </w:r>
+    </w:p>
+    <w:p>
+      <w:pPr>
+        <w:ind w:left="708"/>
+        <w:rPr>
+          <w:lang w:eastAsia="ru-RU"/>
+        </w:rPr>
+      </w:pPr>
+      <w:r>
+        <w:rPr>
+          <w:lang w:eastAsia="ru-RU"/>
+        </w:rPr>
+        <w:t xml:space="preserve"> Порівняння результатів моделей. Поки лише їх щоб визначити найкращу серед них. Будемо показувати від найгіршої до найкращої та описувати результат.</w:t>
+      </w:r>
+    </w:p>
+    <w:p>
+      <w:pPr>
+        <w:pStyle w:val="3"/>
+        <w:rPr>
+          <w:b/>
+          <w:bCs/>
+          <w:lang w:val="en-US" w:eastAsia="ru-RU"/>
+        </w:rPr>
+      </w:pPr>
+      <w:bookmarkStart w:id="15" w:name="_Toc167351921"/>
+      <w:r>
+        <w:rPr>
+          <w:b/>
+          <w:bCs/>
+          <w:lang w:eastAsia="ru-RU"/>
+        </w:rPr>
+        <w:t>4.3.1</w:t>
+      </w:r>
+      <w:r>
+        <w:rPr>
+          <w:b/>
+          <w:bCs/>
+          <w:lang w:eastAsia="ru-RU"/>
+        </w:rPr>
+        <w:t xml:space="preserve"> </w:t>
+      </w:r>
+      <w:r>
+        <w:rPr>
+          <w:b/>
+          <w:bCs/>
+          <w:lang w:val="en-US" w:eastAsia="ru-RU"/>
+        </w:rPr>
+        <w:t>VGG16</w:t>
+      </w:r>
+      <w:bookmarkEnd w:id="15"/>
+    </w:p>
+    <w:p>
+      <w:pPr>
+        <w:ind w:left="707"/>
+        <w:rPr>
+          <w:lang w:eastAsia="ru-RU"/>
+        </w:rPr>
+      </w:pPr>
+      <w:r>
+        <w:rPr>
+          <w:lang w:eastAsia="ru-RU"/>
+        </w:rPr>
+        <w:t>Текст</w:t>
+      </w:r>
+    </w:p>
+    <w:p>
+      <w:pPr>
+        <w:pStyle w:val="3"/>
+        <w:rPr>
+          <w:b/>
+          <w:bCs/>
+          <w:lang w:val="en-US" w:eastAsia="ru-RU"/>
+        </w:rPr>
+      </w:pPr>
+      <w:bookmarkStart w:id="16" w:name="_Toc167351922"/>
+      <w:r>
+        <w:rPr>
+          <w:b/>
+          <w:bCs/>
+          <w:lang w:eastAsia="ru-RU"/>
+        </w:rPr>
+        <w:t xml:space="preserve">4.3.2 </w:t>
+      </w:r>
+      <w:r>
+        <w:rPr>
+          <w:b/>
+          <w:bCs/>
+          <w:lang w:val="en-US" w:eastAsia="ru-RU"/>
+        </w:rPr>
+        <w:t>ResNet50V2</w:t>
+      </w:r>
+      <w:bookmarkEnd w:id="16"/>
+    </w:p>
+    <w:p>
+      <w:pPr>
+        <w:ind w:left="707"/>
+        <w:rPr>
+          <w:lang w:eastAsia="ru-RU"/>
+        </w:rPr>
+      </w:pPr>
+      <w:r>
+        <w:rPr>
+          <w:lang w:eastAsia="ru-RU"/>
+        </w:rPr>
+        <w:t>Текст</w:t>
+      </w:r>
+    </w:p>
+    <w:p>
+      <w:pPr>
+        <w:pStyle w:val="3"/>
+        <w:rPr>
+          <w:b/>
+          <w:bCs/>
+          <w:lang w:val="en-US" w:eastAsia="ru-RU"/>
+        </w:rPr>
+      </w:pPr>
+      <w:bookmarkStart w:id="17" w:name="_Toc167351923"/>
+      <w:r>
+        <w:rPr>
+          <w:b/>
+          <w:bCs/>
+          <w:lang w:eastAsia="ru-RU"/>
+        </w:rPr>
+        <w:t xml:space="preserve">4.3.3 </w:t>
+      </w:r>
+      <w:r>
+        <w:rPr>
+          <w:b/>
+          <w:bCs/>
+          <w:lang w:val="en-US" w:eastAsia="ru-RU"/>
+        </w:rPr>
+        <w:t>ResNet152V2</w:t>
+      </w:r>
+      <w:bookmarkEnd w:id="17"/>
+    </w:p>
+    <w:p>
+      <w:pPr>
+        <w:ind w:left="707"/>
+        <w:rPr>
+          <w:lang w:eastAsia="ru-RU"/>
+        </w:rPr>
+      </w:pPr>
+      <w:r>
+        <w:rPr>
+          <w:lang w:eastAsia="ru-RU"/>
+        </w:rPr>
+        <w:t>Текст</w:t>
+      </w:r>
+    </w:p>
+    <w:p>
+      <w:pPr>
+        <w:pStyle w:val="2"/>
+        <w:rPr>
+          <w:b/>
+          <w:bCs/>
+          <w:lang w:eastAsia="ru-RU"/>
+        </w:rPr>
+      </w:pPr>
+      <w:bookmarkStart w:id="18" w:name="_Toc167351924"/>
+      <w:r>
+        <w:rPr>
+          <w:b/>
+          <w:bCs/>
+          <w:lang w:eastAsia="ru-RU"/>
+        </w:rPr>
+        <w:t xml:space="preserve">4.4 Розробка власних </w:t>
+      </w:r>
+      <w:r>
+        <w:rPr>
+          <w:b/>
+          <w:bCs/>
+          <w:lang w:val="en-US" w:eastAsia="ru-RU"/>
+        </w:rPr>
+        <w:t>CNN-</w:t>
+      </w:r>
+      <w:r>
+        <w:rPr>
+          <w:b/>
+          <w:bCs/>
+          <w:lang w:eastAsia="ru-RU"/>
+        </w:rPr>
+        <w:t>моделей</w:t>
+      </w:r>
+      <w:bookmarkEnd w:id="18"/>
+      <w:r>
+        <w:rPr>
+          <w:b/>
+          <w:bCs/>
+          <w:lang w:eastAsia="ru-RU"/>
+        </w:rPr>
+        <w:t xml:space="preserve"> </w:t>
+      </w:r>
+    </w:p>
+    <w:p>
+      <w:pPr>
+        <w:rPr>
+          <w:lang w:eastAsia="ru-RU"/>
+        </w:rPr>
+      </w:pPr>
+      <w:r>
+        <w:rPr>
+          <w:lang w:eastAsia="ru-RU"/>
+        </w:rPr>
+        <w:t>Обґрунтування вибору архітектури та параметрів для кожної моделі.</w:t>
+      </w:r>
+    </w:p>
+    <w:p>
+      <w:pPr>
+        <w:rPr>
+          <w:lang w:eastAsia="ru-RU"/>
+        </w:rPr>
+      </w:pPr>
+      <w:r>
+        <w:rPr>
+          <w:lang w:eastAsia="ru-RU"/>
+        </w:rPr>
+        <w:t>Архітектура шарів</w:t>
+      </w:r>
+    </w:p>
+    <w:p>
+      <w:pPr>
+        <w:rPr>
+          <w:lang w:eastAsia="ru-RU"/>
+        </w:rPr>
+      </w:pPr>
+      <w:r>
+        <w:rPr>
+          <w:lang w:eastAsia="ru-RU"/>
+        </w:rPr>
+        <w:lastRenderedPageBreak/>
+        <w:t>Обґрунтування вибору шарів</w:t>
+      </w:r>
+    </w:p>
+    <w:p>
+      <w:pPr>
+        <w:pStyle w:val="2"/>
+        <w:rPr>
+          <w:b/>
+          <w:bCs/>
+          <w:lang w:eastAsia="ru-RU"/>
+        </w:rPr>
+      </w:pPr>
+      <w:bookmarkStart w:id="19" w:name="_Toc167351925"/>
+      <w:r>
+        <w:rPr>
+          <w:b/>
+          <w:bCs/>
+          <w:lang w:eastAsia="ru-RU"/>
+        </w:rPr>
+        <w:t xml:space="preserve">4.5 Розробка та навчання власних </w:t>
+      </w:r>
+      <w:r>
+        <w:rPr>
+          <w:b/>
+          <w:bCs/>
+          <w:lang w:val="en-US" w:eastAsia="ru-RU"/>
+        </w:rPr>
+        <w:t>CNN-</w:t>
+      </w:r>
+      <w:r>
+        <w:rPr>
+          <w:b/>
+          <w:bCs/>
+          <w:lang w:eastAsia="ru-RU"/>
+        </w:rPr>
+        <w:t>моделей</w:t>
+      </w:r>
+      <w:bookmarkEnd w:id="19"/>
+    </w:p>
+    <w:p>
+      <w:pPr>
+        <w:rPr>
+          <w:lang w:eastAsia="ru-RU"/>
+        </w:rPr>
+      </w:pPr>
+      <w:r>
+        <w:rPr>
+          <w:lang w:eastAsia="ru-RU"/>
+        </w:rPr>
+        <w:t>Опис процесу розробки власних CNN-моделей (слабка CNN, середня CNN, тяжка CNN).</w:t>
+      </w:r>
+    </w:p>
+    <w:p>
+      <w:pPr>
+        <w:rPr>
+          <w:lang w:eastAsia="ru-RU"/>
+        </w:rPr>
+      </w:pPr>
+      <w:r>
+        <w:rPr>
+          <w:lang w:eastAsia="ru-RU"/>
+        </w:rPr>
+        <w:t>Обґрунтування вибору архітектури та параметрів для кожної моделі.</w:t>
+      </w:r>
+    </w:p>
+    <w:p>
+      <w:pPr>
+        <w:rPr>
+          <w:lang w:eastAsia="ru-RU"/>
+        </w:rPr>
+      </w:pPr>
+      <w:r>
+        <w:rPr>
+          <w:lang w:eastAsia="ru-RU"/>
+        </w:rPr>
+        <w:t>Архітектура шарів</w:t>
+      </w:r>
+    </w:p>
+    <w:p>
+      <w:pPr>
+        <w:rPr>
+          <w:lang w:eastAsia="ru-RU"/>
+        </w:rPr>
+      </w:pPr>
+      <w:r>
+        <w:rPr>
+          <w:lang w:eastAsia="ru-RU"/>
+        </w:rPr>
+        <w:t>Обґрунтування вибору шарів</w:t>
+      </w:r>
+    </w:p>
+    <w:p>
+      <w:pPr>
+        <w:pStyle w:val="2"/>
+        <w:rPr>
+          <w:b/>
+          <w:bCs/>
+        </w:rPr>
+      </w:pPr>
+      <w:bookmarkStart w:id="20" w:name="_Toc167351926"/>
+      <w:r>
+        <w:rPr>
+          <w:b/>
+          <w:bCs/>
+        </w:rPr>
+        <w:t>4.6 Порівняння результатів та вибір найкращої моделі</w:t>
+      </w:r>
+      <w:bookmarkEnd w:id="20"/>
+    </w:p>
+    <w:p>
+      <w:r>
+        <w:t>Текст</w:t>
+      </w:r>
     </w:p>
     <w:p>
       <w:pPr>
@@ -13575,7 +15737,7 @@
           <w:bCs/>
         </w:rPr>
       </w:pPr>
-      <w:bookmarkStart w:id="10" w:name="_Toc167190236"/>
+      <w:bookmarkStart w:id="21" w:name="_Toc167351927"/>
       <w:r>
         <w:rPr>
           <w:rFonts w:cs="Times New Roman"/>
@@ -13593,7 +15755,7 @@
         </w:rPr>
         <w:t>К</w:t>
       </w:r>
-      <w:bookmarkEnd w:id="10"/>
+      <w:bookmarkEnd w:id="21"/>
     </w:p>
     <w:p>
       <w:pPr>
@@ -13636,7 +15798,7 @@
           <w:bCs/>
         </w:rPr>
       </w:pPr>
-      <w:bookmarkStart w:id="11" w:name="_Toc167190237"/>
+      <w:bookmarkStart w:id="22" w:name="_Toc167351928"/>
       <w:r>
         <w:rPr>
           <w:b/>
@@ -13645,7 +15807,7 @@
         <w:lastRenderedPageBreak/>
         <w:t>ПЕРЕЛІК ПОСИЛАНЬ</w:t>
       </w:r>
-      <w:bookmarkEnd w:id="11"/>
+      <w:bookmarkEnd w:id="22"/>
     </w:p>
     <w:p>
       <w:pPr>
@@ -13932,9 +16094,9 @@
           <w:lang w:eastAsia="ru-RU"/>
         </w:rPr>
       </w:pPr>
-      <w:bookmarkStart w:id="12" w:name="_Toc326966890"/>
-      <w:bookmarkStart w:id="13" w:name="_Hlk41833565"/>
-      <w:bookmarkStart w:id="14" w:name="_Toc167190238"/>
+      <w:bookmarkStart w:id="23" w:name="_Toc326966890"/>
+      <w:bookmarkStart w:id="24" w:name="_Hlk41833565"/>
+      <w:bookmarkStart w:id="25" w:name="_Toc167351929"/>
       <w:r>
         <w:rPr>
           <w:rFonts w:eastAsia="Times New Roman"/>
@@ -13946,7 +16108,7 @@
         <w:lastRenderedPageBreak/>
         <w:t xml:space="preserve">Додаток А </w:t>
       </w:r>
-      <w:bookmarkEnd w:id="12"/>
+      <w:bookmarkEnd w:id="23"/>
       <w:r>
         <w:rPr>
           <w:rFonts w:eastAsia="Times New Roman"/>
@@ -13957,7 +16119,7 @@
         </w:rPr>
         <w:t>Тексти програмного коду</w:t>
       </w:r>
-      <w:bookmarkEnd w:id="14"/>
+      <w:bookmarkEnd w:id="25"/>
     </w:p>
     <w:p>
       <w:pPr>
@@ -14973,7 +17135,7 @@
           </mc:Fallback>
         </mc:AlternateContent>
       </w:r>
-      <w:bookmarkEnd w:id="13"/>
+      <w:bookmarkEnd w:id="24"/>
       <w:r>
         <w:rPr>
           <w:rFonts w:eastAsia="Times New Roman"/>
@@ -15467,12 +17629,238 @@
 <file path=word/numbering.xml><?xml version="1.0" encoding="utf-8"?>
 <w:numbering xmlns:wpc="http://schemas.microsoft.com/office/word/2010/wordprocessingCanvas" xmlns:cx="http://schemas.microsoft.com/office/drawing/2014/chartex" xmlns:cx1="http://schemas.microsoft.com/office/drawing/2015/9/8/chartex" xmlns:cx2="http://schemas.microsoft.com/office/drawing/2015/10/21/chartex" xmlns:cx3="http://schemas.microsoft.com/office/drawing/2016/5/9/chartex" xmlns:cx4="http://schemas.microsoft.com/office/drawing/2016/5/10/chartex" xmlns:cx5="http://schemas.microsoft.com/office/drawing/2016/5/11/chartex" xmlns:cx6="http://schemas.microsoft.com/office/drawing/2016/5/12/chartex" xmlns:cx7="http://schemas.microsoft.com/office/drawing/2016/5/13/chartex" xmlns:cx8="http://schemas.microsoft.com/office/drawing/2016/5/14/chartex" xmlns:mc="http://schemas.openxmlformats.org/markup-compatibility/2006" xmlns:aink="http://schemas.microsoft.com/office/drawing/2016/ink" xmlns:am3d="http://schemas.microsoft.com/office/drawing/2017/model3d" xmlns:o="urn:schemas-microsoft-com:office:office" xmlns:oel="http://schemas.microsoft.com/office/2019/extlst" xmlns:r="http://schemas.openxmlformats.org/officeDocument/2006/relationships" xmlns:m="http://schemas.openxmlformats.org/officeDocument/2006/math" xmlns:v="urn:schemas-microsoft-com:vml" xmlns:wp14="http://schemas.microsoft.com/office/word/2010/wordprocessingDrawing" xmlns:wp="http://schemas.openxmlformats.org/drawingml/2006/wordprocessingDrawing" xmlns:w10="urn:schemas-microsoft-com:office:word" xmlns:w="http://schemas.openxmlformats.org/wordprocessingml/2006/main" xmlns:w14="http://schemas.microsoft.com/office/word/2010/wordml" xmlns:w15="http://schemas.microsoft.com/office/word/2012/wordml" xmlns:w16cex="http://schemas.microsoft.com/office/word/2018/wordml/cex" xmlns:w16cid="http://schemas.microsoft.com/office/word/2016/wordml/cid" xmlns:w16="http://schemas.microsoft.com/office/word/2018/wordml" xmlns:w16du="http://schemas.microsoft.com/office/word/2023/wordml/word16du" xmlns:w16sdtdh="http://schemas.microsoft.com/office/word/2020/wordml/sdtdatahash" xmlns:w16se="http://schemas.microsoft.com/office/word/2015/wordml/symex" xmlns:wpg="http://schemas.microsoft.com/office/word/2010/wordprocessingGroup" xmlns:wpi="http://schemas.microsoft.com/office/word/2010/wordprocessingInk" xmlns:wne="http://schemas.microsoft.com/office/word/2006/wordml" xmlns:wps="http://schemas.microsoft.com/office/word/2010/wordprocessingShape" mc:Ignorable="w14 w15 w16se w16cid w16 w16cex w16sdtdh w16du wp14">
   <w:abstractNum w:abstractNumId="0" w15:restartNumberingAfterBreak="0">
+    <w:nsid w:val="010D720A"/>
+    <w:multiLevelType w:val="hybridMultilevel"/>
+    <w:tmpl w:val="C700DD56"/>
+    <w:lvl w:ilvl="0" w:tplc="B630C046">
+      <w:start w:val="4"/>
+      <w:numFmt w:val="bullet"/>
+      <w:lvlText w:val="-"/>
+      <w:lvlJc w:val="left"/>
+      <w:pPr>
+        <w:ind w:left="432" w:hanging="360"/>
+      </w:pPr>
+      <w:rPr>
+        <w:rFonts w:ascii="Times New Roman" w:eastAsia="Calibri" w:hAnsi="Times New Roman" w:cs="Times New Roman" w:hint="default"/>
+      </w:rPr>
+    </w:lvl>
+    <w:lvl w:ilvl="1" w:tplc="04220003" w:tentative="1">
+      <w:start w:val="1"/>
+      <w:numFmt w:val="bullet"/>
+      <w:lvlText w:val="o"/>
+      <w:lvlJc w:val="left"/>
+      <w:pPr>
+        <w:ind w:left="1152" w:hanging="360"/>
+      </w:pPr>
+      <w:rPr>
+        <w:rFonts w:ascii="Courier New" w:hAnsi="Courier New" w:cs="Courier New" w:hint="default"/>
+      </w:rPr>
+    </w:lvl>
+    <w:lvl w:ilvl="2" w:tplc="04220005" w:tentative="1">
+      <w:start w:val="1"/>
+      <w:numFmt w:val="bullet"/>
+      <w:lvlText w:val=""/>
+      <w:lvlJc w:val="left"/>
+      <w:pPr>
+        <w:ind w:left="1872" w:hanging="360"/>
+      </w:pPr>
+      <w:rPr>
+        <w:rFonts w:ascii="Wingdings" w:hAnsi="Wingdings" w:hint="default"/>
+      </w:rPr>
+    </w:lvl>
+    <w:lvl w:ilvl="3" w:tplc="04220001" w:tentative="1">
+      <w:start w:val="1"/>
+      <w:numFmt w:val="bullet"/>
+      <w:lvlText w:val=""/>
+      <w:lvlJc w:val="left"/>
+      <w:pPr>
+        <w:ind w:left="2592" w:hanging="360"/>
+      </w:pPr>
+      <w:rPr>
+        <w:rFonts w:ascii="Symbol" w:hAnsi="Symbol" w:hint="default"/>
+      </w:rPr>
+    </w:lvl>
+    <w:lvl w:ilvl="4" w:tplc="04220003" w:tentative="1">
+      <w:start w:val="1"/>
+      <w:numFmt w:val="bullet"/>
+      <w:lvlText w:val="o"/>
+      <w:lvlJc w:val="left"/>
+      <w:pPr>
+        <w:ind w:left="3312" w:hanging="360"/>
+      </w:pPr>
+      <w:rPr>
+        <w:rFonts w:ascii="Courier New" w:hAnsi="Courier New" w:cs="Courier New" w:hint="default"/>
+      </w:rPr>
+    </w:lvl>
+    <w:lvl w:ilvl="5" w:tplc="04220005" w:tentative="1">
+      <w:start w:val="1"/>
+      <w:numFmt w:val="bullet"/>
+      <w:lvlText w:val=""/>
+      <w:lvlJc w:val="left"/>
+      <w:pPr>
+        <w:ind w:left="4032" w:hanging="360"/>
+      </w:pPr>
+      <w:rPr>
+        <w:rFonts w:ascii="Wingdings" w:hAnsi="Wingdings" w:hint="default"/>
+      </w:rPr>
+    </w:lvl>
+    <w:lvl w:ilvl="6" w:tplc="04220001" w:tentative="1">
+      <w:start w:val="1"/>
+      <w:numFmt w:val="bullet"/>
+      <w:lvlText w:val=""/>
+      <w:lvlJc w:val="left"/>
+      <w:pPr>
+        <w:ind w:left="4752" w:hanging="360"/>
+      </w:pPr>
+      <w:rPr>
+        <w:rFonts w:ascii="Symbol" w:hAnsi="Symbol" w:hint="default"/>
+      </w:rPr>
+    </w:lvl>
+    <w:lvl w:ilvl="7" w:tplc="04220003" w:tentative="1">
+      <w:start w:val="1"/>
+      <w:numFmt w:val="bullet"/>
+      <w:lvlText w:val="o"/>
+      <w:lvlJc w:val="left"/>
+      <w:pPr>
+        <w:ind w:left="5472" w:hanging="360"/>
+      </w:pPr>
+      <w:rPr>
+        <w:rFonts w:ascii="Courier New" w:hAnsi="Courier New" w:cs="Courier New" w:hint="default"/>
+      </w:rPr>
+    </w:lvl>
+    <w:lvl w:ilvl="8" w:tplc="04220005" w:tentative="1">
+      <w:start w:val="1"/>
+      <w:numFmt w:val="bullet"/>
+      <w:lvlText w:val=""/>
+      <w:lvlJc w:val="left"/>
+      <w:pPr>
+        <w:ind w:left="6192" w:hanging="360"/>
+      </w:pPr>
+      <w:rPr>
+        <w:rFonts w:ascii="Wingdings" w:hAnsi="Wingdings" w:hint="default"/>
+      </w:rPr>
+    </w:lvl>
+  </w:abstractNum>
+  <w:abstractNum w:abstractNumId="1" w15:restartNumberingAfterBreak="0">
     <w:nsid w:val="16B12858"/>
     <w:multiLevelType w:val="multilevel"/>
     <w:tmpl w:val="FFFAA9AE"/>
     <w:numStyleLink w:val="1"/>
   </w:abstractNum>
-  <w:abstractNum w:abstractNumId="1" w15:restartNumberingAfterBreak="0">
+  <w:abstractNum w:abstractNumId="2" w15:restartNumberingAfterBreak="0">
+    <w:nsid w:val="1A4D3477"/>
+    <w:multiLevelType w:val="hybridMultilevel"/>
+    <w:tmpl w:val="51A6C932"/>
+    <w:lvl w:ilvl="0" w:tplc="856E2BB6">
+      <w:start w:val="4"/>
+      <w:numFmt w:val="bullet"/>
+      <w:lvlText w:val="-"/>
+      <w:lvlJc w:val="left"/>
+      <w:pPr>
+        <w:ind w:left="720" w:hanging="360"/>
+      </w:pPr>
+      <w:rPr>
+        <w:rFonts w:ascii="Times New Roman" w:eastAsia="Calibri" w:hAnsi="Times New Roman" w:cs="Times New Roman" w:hint="default"/>
+      </w:rPr>
+    </w:lvl>
+    <w:lvl w:ilvl="1" w:tplc="04220003" w:tentative="1">
+      <w:start w:val="1"/>
+      <w:numFmt w:val="bullet"/>
+      <w:lvlText w:val="o"/>
+      <w:lvlJc w:val="left"/>
+      <w:pPr>
+        <w:ind w:left="1440" w:hanging="360"/>
+      </w:pPr>
+      <w:rPr>
+        <w:rFonts w:ascii="Courier New" w:hAnsi="Courier New" w:cs="Courier New" w:hint="default"/>
+      </w:rPr>
+    </w:lvl>
+    <w:lvl w:ilvl="2" w:tplc="04220005" w:tentative="1">
+      <w:start w:val="1"/>
+      <w:numFmt w:val="bullet"/>
+      <w:lvlText w:val=""/>
+      <w:lvlJc w:val="left"/>
+      <w:pPr>
+        <w:ind w:left="2160" w:hanging="360"/>
+      </w:pPr>
+      <w:rPr>
+        <w:rFonts w:ascii="Wingdings" w:hAnsi="Wingdings" w:hint="default"/>
+      </w:rPr>
+    </w:lvl>
+    <w:lvl w:ilvl="3" w:tplc="04220001" w:tentative="1">
+      <w:start w:val="1"/>
+      <w:numFmt w:val="bullet"/>
+      <w:lvlText w:val=""/>
+      <w:lvlJc w:val="left"/>
+      <w:pPr>
+        <w:ind w:left="2880" w:hanging="360"/>
+      </w:pPr>
+      <w:rPr>
+        <w:rFonts w:ascii="Symbol" w:hAnsi="Symbol" w:hint="default"/>
+      </w:rPr>
+    </w:lvl>
+    <w:lvl w:ilvl="4" w:tplc="04220003" w:tentative="1">
+      <w:start w:val="1"/>
+      <w:numFmt w:val="bullet"/>
+      <w:lvlText w:val="o"/>
+      <w:lvlJc w:val="left"/>
+      <w:pPr>
+        <w:ind w:left="3600" w:hanging="360"/>
+      </w:pPr>
+      <w:rPr>
+        <w:rFonts w:ascii="Courier New" w:hAnsi="Courier New" w:cs="Courier New" w:hint="default"/>
+      </w:rPr>
+    </w:lvl>
+    <w:lvl w:ilvl="5" w:tplc="04220005" w:tentative="1">
+      <w:start w:val="1"/>
+      <w:numFmt w:val="bullet"/>
+      <w:lvlText w:val=""/>
+      <w:lvlJc w:val="left"/>
+      <w:pPr>
+        <w:ind w:left="4320" w:hanging="360"/>
+      </w:pPr>
+      <w:rPr>
+        <w:rFonts w:ascii="Wingdings" w:hAnsi="Wingdings" w:hint="default"/>
+      </w:rPr>
+    </w:lvl>
+    <w:lvl w:ilvl="6" w:tplc="04220001" w:tentative="1">
+      <w:start w:val="1"/>
+      <w:numFmt w:val="bullet"/>
+      <w:lvlText w:val=""/>
+      <w:lvlJc w:val="left"/>
+      <w:pPr>
+        <w:ind w:left="5040" w:hanging="360"/>
+      </w:pPr>
+      <w:rPr>
+        <w:rFonts w:ascii="Symbol" w:hAnsi="Symbol" w:hint="default"/>
+      </w:rPr>
+    </w:lvl>
+    <w:lvl w:ilvl="7" w:tplc="04220003" w:tentative="1">
+      <w:start w:val="1"/>
+      <w:numFmt w:val="bullet"/>
+      <w:lvlText w:val="o"/>
+      <w:lvlJc w:val="left"/>
+      <w:pPr>
+        <w:ind w:left="5760" w:hanging="360"/>
+      </w:pPr>
+      <w:rPr>
+        <w:rFonts w:ascii="Courier New" w:hAnsi="Courier New" w:cs="Courier New" w:hint="default"/>
+      </w:rPr>
+    </w:lvl>
+    <w:lvl w:ilvl="8" w:tplc="04220005" w:tentative="1">
+      <w:start w:val="1"/>
+      <w:numFmt w:val="bullet"/>
+      <w:lvlText w:val=""/>
+      <w:lvlJc w:val="left"/>
+      <w:pPr>
+        <w:ind w:left="6480" w:hanging="360"/>
+      </w:pPr>
+      <w:rPr>
+        <w:rFonts w:ascii="Wingdings" w:hAnsi="Wingdings" w:hint="default"/>
+      </w:rPr>
+    </w:lvl>
+  </w:abstractNum>
+  <w:abstractNum w:abstractNumId="3" w15:restartNumberingAfterBreak="0">
     <w:nsid w:val="28DF2D6E"/>
     <w:multiLevelType w:val="multilevel"/>
     <w:tmpl w:val="08DE7BCE"/>
@@ -15585,7 +17973,120 @@
       </w:rPr>
     </w:lvl>
   </w:abstractNum>
-  <w:abstractNum w:abstractNumId="2" w15:restartNumberingAfterBreak="0">
+  <w:abstractNum w:abstractNumId="4" w15:restartNumberingAfterBreak="0">
+    <w:nsid w:val="2F992B5E"/>
+    <w:multiLevelType w:val="hybridMultilevel"/>
+    <w:tmpl w:val="4A04DEE6"/>
+    <w:lvl w:ilvl="0" w:tplc="F2CC2F26">
+      <w:start w:val="4"/>
+      <w:numFmt w:val="bullet"/>
+      <w:lvlText w:val="-"/>
+      <w:lvlJc w:val="left"/>
+      <w:pPr>
+        <w:ind w:left="720" w:hanging="360"/>
+      </w:pPr>
+      <w:rPr>
+        <w:rFonts w:ascii="Times New Roman" w:eastAsia="Calibri" w:hAnsi="Times New Roman" w:cs="Times New Roman" w:hint="default"/>
+      </w:rPr>
+    </w:lvl>
+    <w:lvl w:ilvl="1" w:tplc="04220003" w:tentative="1">
+      <w:start w:val="1"/>
+      <w:numFmt w:val="bullet"/>
+      <w:lvlText w:val="o"/>
+      <w:lvlJc w:val="left"/>
+      <w:pPr>
+        <w:ind w:left="1440" w:hanging="360"/>
+      </w:pPr>
+      <w:rPr>
+        <w:rFonts w:ascii="Courier New" w:hAnsi="Courier New" w:cs="Courier New" w:hint="default"/>
+      </w:rPr>
+    </w:lvl>
+    <w:lvl w:ilvl="2" w:tplc="04220005" w:tentative="1">
+      <w:start w:val="1"/>
+      <w:numFmt w:val="bullet"/>
+      <w:lvlText w:val=""/>
+      <w:lvlJc w:val="left"/>
+      <w:pPr>
+        <w:ind w:left="2160" w:hanging="360"/>
+      </w:pPr>
+      <w:rPr>
+        <w:rFonts w:ascii="Wingdings" w:hAnsi="Wingdings" w:hint="default"/>
+      </w:rPr>
+    </w:lvl>
+    <w:lvl w:ilvl="3" w:tplc="04220001" w:tentative="1">
+      <w:start w:val="1"/>
+      <w:numFmt w:val="bullet"/>
+      <w:lvlText w:val=""/>
+      <w:lvlJc w:val="left"/>
+      <w:pPr>
+        <w:ind w:left="2880" w:hanging="360"/>
+      </w:pPr>
+      <w:rPr>
+        <w:rFonts w:ascii="Symbol" w:hAnsi="Symbol" w:hint="default"/>
+      </w:rPr>
+    </w:lvl>
+    <w:lvl w:ilvl="4" w:tplc="04220003" w:tentative="1">
+      <w:start w:val="1"/>
+      <w:numFmt w:val="bullet"/>
+      <w:lvlText w:val="o"/>
+      <w:lvlJc w:val="left"/>
+      <w:pPr>
+        <w:ind w:left="3600" w:hanging="360"/>
+      </w:pPr>
+      <w:rPr>
+        <w:rFonts w:ascii="Courier New" w:hAnsi="Courier New" w:cs="Courier New" w:hint="default"/>
+      </w:rPr>
+    </w:lvl>
+    <w:lvl w:ilvl="5" w:tplc="04220005" w:tentative="1">
+      <w:start w:val="1"/>
+      <w:numFmt w:val="bullet"/>
+      <w:lvlText w:val=""/>
+      <w:lvlJc w:val="left"/>
+      <w:pPr>
+        <w:ind w:left="4320" w:hanging="360"/>
+      </w:pPr>
+      <w:rPr>
+        <w:rFonts w:ascii="Wingdings" w:hAnsi="Wingdings" w:hint="default"/>
+      </w:rPr>
+    </w:lvl>
+    <w:lvl w:ilvl="6" w:tplc="04220001" w:tentative="1">
+      <w:start w:val="1"/>
+      <w:numFmt w:val="bullet"/>
+      <w:lvlText w:val=""/>
+      <w:lvlJc w:val="left"/>
+      <w:pPr>
+        <w:ind w:left="5040" w:hanging="360"/>
+      </w:pPr>
+      <w:rPr>
+        <w:rFonts w:ascii="Symbol" w:hAnsi="Symbol" w:hint="default"/>
+      </w:rPr>
+    </w:lvl>
+    <w:lvl w:ilvl="7" w:tplc="04220003" w:tentative="1">
+      <w:start w:val="1"/>
+      <w:numFmt w:val="bullet"/>
+      <w:lvlText w:val="o"/>
+      <w:lvlJc w:val="left"/>
+      <w:pPr>
+        <w:ind w:left="5760" w:hanging="360"/>
+      </w:pPr>
+      <w:rPr>
+        <w:rFonts w:ascii="Courier New" w:hAnsi="Courier New" w:cs="Courier New" w:hint="default"/>
+      </w:rPr>
+    </w:lvl>
+    <w:lvl w:ilvl="8" w:tplc="04220005" w:tentative="1">
+      <w:start w:val="1"/>
+      <w:numFmt w:val="bullet"/>
+      <w:lvlText w:val=""/>
+      <w:lvlJc w:val="left"/>
+      <w:pPr>
+        <w:ind w:left="6480" w:hanging="360"/>
+      </w:pPr>
+      <w:rPr>
+        <w:rFonts w:ascii="Wingdings" w:hAnsi="Wingdings" w:hint="default"/>
+      </w:rPr>
+    </w:lvl>
+  </w:abstractNum>
+  <w:abstractNum w:abstractNumId="5" w15:restartNumberingAfterBreak="0">
     <w:nsid w:val="379226C1"/>
     <w:multiLevelType w:val="multilevel"/>
     <w:tmpl w:val="FFFAA9AE"/>
@@ -15701,7 +18202,7 @@
       </w:rPr>
     </w:lvl>
   </w:abstractNum>
-  <w:abstractNum w:abstractNumId="3" w15:restartNumberingAfterBreak="0">
+  <w:abstractNum w:abstractNumId="6" w15:restartNumberingAfterBreak="0">
     <w:nsid w:val="52CC2954"/>
     <w:multiLevelType w:val="hybridMultilevel"/>
     <w:tmpl w:val="CB54DEA2"/>
@@ -15790,7 +18291,7 @@
       </w:pPr>
     </w:lvl>
   </w:abstractNum>
-  <w:abstractNum w:abstractNumId="4" w15:restartNumberingAfterBreak="0">
+  <w:abstractNum w:abstractNumId="7" w15:restartNumberingAfterBreak="0">
     <w:nsid w:val="5B452F28"/>
     <w:multiLevelType w:val="hybridMultilevel"/>
     <w:tmpl w:val="7CDA25D8"/>
@@ -15879,7 +18380,7 @@
       </w:pPr>
     </w:lvl>
   </w:abstractNum>
-  <w:abstractNum w:abstractNumId="5" w15:restartNumberingAfterBreak="0">
+  <w:abstractNum w:abstractNumId="8" w15:restartNumberingAfterBreak="0">
     <w:nsid w:val="60AA2087"/>
     <w:multiLevelType w:val="hybridMultilevel"/>
     <w:tmpl w:val="0D3612A4"/>
@@ -15992,7 +18493,7 @@
       </w:rPr>
     </w:lvl>
   </w:abstractNum>
-  <w:abstractNum w:abstractNumId="6" w15:restartNumberingAfterBreak="0">
+  <w:abstractNum w:abstractNumId="9" w15:restartNumberingAfterBreak="0">
     <w:nsid w:val="658F5DEA"/>
     <w:multiLevelType w:val="hybridMultilevel"/>
     <w:tmpl w:val="34A62B24"/>
@@ -16105,7 +18606,7 @@
       </w:rPr>
     </w:lvl>
   </w:abstractNum>
-  <w:abstractNum w:abstractNumId="7" w15:restartNumberingAfterBreak="0">
+  <w:abstractNum w:abstractNumId="10" w15:restartNumberingAfterBreak="0">
     <w:nsid w:val="6622752E"/>
     <w:multiLevelType w:val="hybridMultilevel"/>
     <w:tmpl w:val="786E79A0"/>
@@ -16218,14 +18719,14 @@
       </w:rPr>
     </w:lvl>
   </w:abstractNum>
-  <w:abstractNum w:abstractNumId="8" w15:restartNumberingAfterBreak="0">
-    <w:nsid w:val="6D76154F"/>
+  <w:abstractNum w:abstractNumId="11" w15:restartNumberingAfterBreak="0">
+    <w:nsid w:val="6A8C57F6"/>
     <w:multiLevelType w:val="hybridMultilevel"/>
-    <w:tmpl w:val="64DA59A2"/>
-    <w:lvl w:ilvl="0" w:tplc="F580B20E">
+    <w:tmpl w:val="E6968930"/>
+    <w:lvl w:ilvl="0" w:tplc="04090001">
       <w:start w:val="1"/>
       <w:numFmt w:val="bullet"/>
-      <w:lvlText w:val=""/>
+      <w:lvlText w:val=""/>
       <w:lvlJc w:val="left"/>
       <w:pPr>
         <w:ind w:left="720" w:hanging="360"/>
@@ -16331,17 +18832,17 @@
       </w:rPr>
     </w:lvl>
   </w:abstractNum>
-  <w:abstractNum w:abstractNumId="9" w15:restartNumberingAfterBreak="0">
-    <w:nsid w:val="712903EF"/>
+  <w:abstractNum w:abstractNumId="12" w15:restartNumberingAfterBreak="0">
+    <w:nsid w:val="6D76154F"/>
     <w:multiLevelType w:val="hybridMultilevel"/>
-    <w:tmpl w:val="22A81392"/>
+    <w:tmpl w:val="64DA59A2"/>
     <w:lvl w:ilvl="0" w:tplc="F580B20E">
       <w:start w:val="1"/>
       <w:numFmt w:val="bullet"/>
       <w:lvlText w:val=""/>
       <w:lvlJc w:val="left"/>
       <w:pPr>
-        <w:ind w:left="1429" w:hanging="360"/>
+        <w:ind w:left="720" w:hanging="360"/>
       </w:pPr>
       <w:rPr>
         <w:rFonts w:ascii="Symbol" w:hAnsi="Symbol" w:hint="default"/>
@@ -16353,7 +18854,7 @@
       <w:lvlText w:val="o"/>
       <w:lvlJc w:val="left"/>
       <w:pPr>
-        <w:ind w:left="2149" w:hanging="360"/>
+        <w:ind w:left="1440" w:hanging="360"/>
       </w:pPr>
       <w:rPr>
         <w:rFonts w:ascii="Courier New" w:hAnsi="Courier New" w:cs="Courier New" w:hint="default"/>
@@ -16365,7 +18866,7 @@
       <w:lvlText w:val=""/>
       <w:lvlJc w:val="left"/>
       <w:pPr>
-        <w:ind w:left="2869" w:hanging="360"/>
+        <w:ind w:left="2160" w:hanging="360"/>
       </w:pPr>
       <w:rPr>
         <w:rFonts w:ascii="Wingdings" w:hAnsi="Wingdings" w:hint="default"/>
@@ -16377,7 +18878,7 @@
       <w:lvlText w:val=""/>
       <w:lvlJc w:val="left"/>
       <w:pPr>
-        <w:ind w:left="3589" w:hanging="360"/>
+        <w:ind w:left="2880" w:hanging="360"/>
       </w:pPr>
       <w:rPr>
         <w:rFonts w:ascii="Symbol" w:hAnsi="Symbol" w:hint="default"/>
@@ -16389,7 +18890,7 @@
       <w:lvlText w:val="o"/>
       <w:lvlJc w:val="left"/>
       <w:pPr>
-        <w:ind w:left="4309" w:hanging="360"/>
+        <w:ind w:left="3600" w:hanging="360"/>
       </w:pPr>
       <w:rPr>
         <w:rFonts w:ascii="Courier New" w:hAnsi="Courier New" w:cs="Courier New" w:hint="default"/>
@@ -16401,7 +18902,7 @@
       <w:lvlText w:val=""/>
       <w:lvlJc w:val="left"/>
       <w:pPr>
-        <w:ind w:left="5029" w:hanging="360"/>
+        <w:ind w:left="4320" w:hanging="360"/>
       </w:pPr>
       <w:rPr>
         <w:rFonts w:ascii="Wingdings" w:hAnsi="Wingdings" w:hint="default"/>
@@ -16413,7 +18914,7 @@
       <w:lvlText w:val=""/>
       <w:lvlJc w:val="left"/>
       <w:pPr>
-        <w:ind w:left="5749" w:hanging="360"/>
+        <w:ind w:left="5040" w:hanging="360"/>
       </w:pPr>
       <w:rPr>
         <w:rFonts w:ascii="Symbol" w:hAnsi="Symbol" w:hint="default"/>
@@ -16425,7 +18926,7 @@
       <w:lvlText w:val="o"/>
       <w:lvlJc w:val="left"/>
       <w:pPr>
-        <w:ind w:left="6469" w:hanging="360"/>
+        <w:ind w:left="5760" w:hanging="360"/>
       </w:pPr>
       <w:rPr>
         <w:rFonts w:ascii="Courier New" w:hAnsi="Courier New" w:cs="Courier New" w:hint="default"/>
@@ -16437,7 +18938,233 @@
       <w:lvlText w:val=""/>
       <w:lvlJc w:val="left"/>
       <w:pPr>
+        <w:ind w:left="6480" w:hanging="360"/>
+      </w:pPr>
+      <w:rPr>
+        <w:rFonts w:ascii="Wingdings" w:hAnsi="Wingdings" w:hint="default"/>
+      </w:rPr>
+    </w:lvl>
+  </w:abstractNum>
+  <w:abstractNum w:abstractNumId="13" w15:restartNumberingAfterBreak="0">
+    <w:nsid w:val="712903EF"/>
+    <w:multiLevelType w:val="hybridMultilevel"/>
+    <w:tmpl w:val="22A81392"/>
+    <w:lvl w:ilvl="0" w:tplc="F580B20E">
+      <w:start w:val="1"/>
+      <w:numFmt w:val="bullet"/>
+      <w:lvlText w:val=""/>
+      <w:lvlJc w:val="left"/>
+      <w:pPr>
+        <w:ind w:left="1429" w:hanging="360"/>
+      </w:pPr>
+      <w:rPr>
+        <w:rFonts w:ascii="Symbol" w:hAnsi="Symbol" w:hint="default"/>
+      </w:rPr>
+    </w:lvl>
+    <w:lvl w:ilvl="1" w:tplc="04220003" w:tentative="1">
+      <w:start w:val="1"/>
+      <w:numFmt w:val="bullet"/>
+      <w:lvlText w:val="o"/>
+      <w:lvlJc w:val="left"/>
+      <w:pPr>
+        <w:ind w:left="2149" w:hanging="360"/>
+      </w:pPr>
+      <w:rPr>
+        <w:rFonts w:ascii="Courier New" w:hAnsi="Courier New" w:cs="Courier New" w:hint="default"/>
+      </w:rPr>
+    </w:lvl>
+    <w:lvl w:ilvl="2" w:tplc="04220005" w:tentative="1">
+      <w:start w:val="1"/>
+      <w:numFmt w:val="bullet"/>
+      <w:lvlText w:val=""/>
+      <w:lvlJc w:val="left"/>
+      <w:pPr>
+        <w:ind w:left="2869" w:hanging="360"/>
+      </w:pPr>
+      <w:rPr>
+        <w:rFonts w:ascii="Wingdings" w:hAnsi="Wingdings" w:hint="default"/>
+      </w:rPr>
+    </w:lvl>
+    <w:lvl w:ilvl="3" w:tplc="04220001" w:tentative="1">
+      <w:start w:val="1"/>
+      <w:numFmt w:val="bullet"/>
+      <w:lvlText w:val=""/>
+      <w:lvlJc w:val="left"/>
+      <w:pPr>
+        <w:ind w:left="3589" w:hanging="360"/>
+      </w:pPr>
+      <w:rPr>
+        <w:rFonts w:ascii="Symbol" w:hAnsi="Symbol" w:hint="default"/>
+      </w:rPr>
+    </w:lvl>
+    <w:lvl w:ilvl="4" w:tplc="04220003" w:tentative="1">
+      <w:start w:val="1"/>
+      <w:numFmt w:val="bullet"/>
+      <w:lvlText w:val="o"/>
+      <w:lvlJc w:val="left"/>
+      <w:pPr>
+        <w:ind w:left="4309" w:hanging="360"/>
+      </w:pPr>
+      <w:rPr>
+        <w:rFonts w:ascii="Courier New" w:hAnsi="Courier New" w:cs="Courier New" w:hint="default"/>
+      </w:rPr>
+    </w:lvl>
+    <w:lvl w:ilvl="5" w:tplc="04220005" w:tentative="1">
+      <w:start w:val="1"/>
+      <w:numFmt w:val="bullet"/>
+      <w:lvlText w:val=""/>
+      <w:lvlJc w:val="left"/>
+      <w:pPr>
+        <w:ind w:left="5029" w:hanging="360"/>
+      </w:pPr>
+      <w:rPr>
+        <w:rFonts w:ascii="Wingdings" w:hAnsi="Wingdings" w:hint="default"/>
+      </w:rPr>
+    </w:lvl>
+    <w:lvl w:ilvl="6" w:tplc="04220001" w:tentative="1">
+      <w:start w:val="1"/>
+      <w:numFmt w:val="bullet"/>
+      <w:lvlText w:val=""/>
+      <w:lvlJc w:val="left"/>
+      <w:pPr>
+        <w:ind w:left="5749" w:hanging="360"/>
+      </w:pPr>
+      <w:rPr>
+        <w:rFonts w:ascii="Symbol" w:hAnsi="Symbol" w:hint="default"/>
+      </w:rPr>
+    </w:lvl>
+    <w:lvl w:ilvl="7" w:tplc="04220003" w:tentative="1">
+      <w:start w:val="1"/>
+      <w:numFmt w:val="bullet"/>
+      <w:lvlText w:val="o"/>
+      <w:lvlJc w:val="left"/>
+      <w:pPr>
+        <w:ind w:left="6469" w:hanging="360"/>
+      </w:pPr>
+      <w:rPr>
+        <w:rFonts w:ascii="Courier New" w:hAnsi="Courier New" w:cs="Courier New" w:hint="default"/>
+      </w:rPr>
+    </w:lvl>
+    <w:lvl w:ilvl="8" w:tplc="04220005" w:tentative="1">
+      <w:start w:val="1"/>
+      <w:numFmt w:val="bullet"/>
+      <w:lvlText w:val=""/>
+      <w:lvlJc w:val="left"/>
+      <w:pPr>
         <w:ind w:left="7189" w:hanging="360"/>
+      </w:pPr>
+      <w:rPr>
+        <w:rFonts w:ascii="Wingdings" w:hAnsi="Wingdings" w:hint="default"/>
+      </w:rPr>
+    </w:lvl>
+  </w:abstractNum>
+  <w:abstractNum w:abstractNumId="14" w15:restartNumberingAfterBreak="0">
+    <w:nsid w:val="7C6C19EF"/>
+    <w:multiLevelType w:val="hybridMultilevel"/>
+    <w:tmpl w:val="78F002DC"/>
+    <w:lvl w:ilvl="0" w:tplc="8670F9AA">
+      <w:start w:val="4"/>
+      <w:numFmt w:val="bullet"/>
+      <w:lvlText w:val="-"/>
+      <w:lvlJc w:val="left"/>
+      <w:pPr>
+        <w:ind w:left="720" w:hanging="360"/>
+      </w:pPr>
+      <w:rPr>
+        <w:rFonts w:ascii="Times New Roman" w:eastAsia="Calibri" w:hAnsi="Times New Roman" w:cs="Times New Roman" w:hint="default"/>
+      </w:rPr>
+    </w:lvl>
+    <w:lvl w:ilvl="1" w:tplc="04220003" w:tentative="1">
+      <w:start w:val="1"/>
+      <w:numFmt w:val="bullet"/>
+      <w:lvlText w:val="o"/>
+      <w:lvlJc w:val="left"/>
+      <w:pPr>
+        <w:ind w:left="1440" w:hanging="360"/>
+      </w:pPr>
+      <w:rPr>
+        <w:rFonts w:ascii="Courier New" w:hAnsi="Courier New" w:cs="Courier New" w:hint="default"/>
+      </w:rPr>
+    </w:lvl>
+    <w:lvl w:ilvl="2" w:tplc="04220005" w:tentative="1">
+      <w:start w:val="1"/>
+      <w:numFmt w:val="bullet"/>
+      <w:lvlText w:val=""/>
+      <w:lvlJc w:val="left"/>
+      <w:pPr>
+        <w:ind w:left="2160" w:hanging="360"/>
+      </w:pPr>
+      <w:rPr>
+        <w:rFonts w:ascii="Wingdings" w:hAnsi="Wingdings" w:hint="default"/>
+      </w:rPr>
+    </w:lvl>
+    <w:lvl w:ilvl="3" w:tplc="04220001" w:tentative="1">
+      <w:start w:val="1"/>
+      <w:numFmt w:val="bullet"/>
+      <w:lvlText w:val=""/>
+      <w:lvlJc w:val="left"/>
+      <w:pPr>
+        <w:ind w:left="2880" w:hanging="360"/>
+      </w:pPr>
+      <w:rPr>
+        <w:rFonts w:ascii="Symbol" w:hAnsi="Symbol" w:hint="default"/>
+      </w:rPr>
+    </w:lvl>
+    <w:lvl w:ilvl="4" w:tplc="04220003" w:tentative="1">
+      <w:start w:val="1"/>
+      <w:numFmt w:val="bullet"/>
+      <w:lvlText w:val="o"/>
+      <w:lvlJc w:val="left"/>
+      <w:pPr>
+        <w:ind w:left="3600" w:hanging="360"/>
+      </w:pPr>
+      <w:rPr>
+        <w:rFonts w:ascii="Courier New" w:hAnsi="Courier New" w:cs="Courier New" w:hint="default"/>
+      </w:rPr>
+    </w:lvl>
+    <w:lvl w:ilvl="5" w:tplc="04220005" w:tentative="1">
+      <w:start w:val="1"/>
+      <w:numFmt w:val="bullet"/>
+      <w:lvlText w:val=""/>
+      <w:lvlJc w:val="left"/>
+      <w:pPr>
+        <w:ind w:left="4320" w:hanging="360"/>
+      </w:pPr>
+      <w:rPr>
+        <w:rFonts w:ascii="Wingdings" w:hAnsi="Wingdings" w:hint="default"/>
+      </w:rPr>
+    </w:lvl>
+    <w:lvl w:ilvl="6" w:tplc="04220001" w:tentative="1">
+      <w:start w:val="1"/>
+      <w:numFmt w:val="bullet"/>
+      <w:lvlText w:val=""/>
+      <w:lvlJc w:val="left"/>
+      <w:pPr>
+        <w:ind w:left="5040" w:hanging="360"/>
+      </w:pPr>
+      <w:rPr>
+        <w:rFonts w:ascii="Symbol" w:hAnsi="Symbol" w:hint="default"/>
+      </w:rPr>
+    </w:lvl>
+    <w:lvl w:ilvl="7" w:tplc="04220003" w:tentative="1">
+      <w:start w:val="1"/>
+      <w:numFmt w:val="bullet"/>
+      <w:lvlText w:val="o"/>
+      <w:lvlJc w:val="left"/>
+      <w:pPr>
+        <w:ind w:left="5760" w:hanging="360"/>
+      </w:pPr>
+      <w:rPr>
+        <w:rFonts w:ascii="Courier New" w:hAnsi="Courier New" w:cs="Courier New" w:hint="default"/>
+      </w:rPr>
+    </w:lvl>
+    <w:lvl w:ilvl="8" w:tplc="04220005" w:tentative="1">
+      <w:start w:val="1"/>
+      <w:numFmt w:val="bullet"/>
+      <w:lvlText w:val=""/>
+      <w:lvlJc w:val="left"/>
+      <w:pPr>
+        <w:ind w:left="6480" w:hanging="360"/>
       </w:pPr>
       <w:rPr>
         <w:rFonts w:ascii="Wingdings" w:hAnsi="Wingdings" w:hint="default"/>
@@ -16445,22 +19172,22 @@
     </w:lvl>
   </w:abstractNum>
   <w:num w:numId="1" w16cid:durableId="1895694405">
-    <w:abstractNumId w:val="3"/>
+    <w:abstractNumId w:val="6"/>
   </w:num>
   <w:num w:numId="2" w16cid:durableId="242691169">
-    <w:abstractNumId w:val="6"/>
+    <w:abstractNumId w:val="9"/>
   </w:num>
   <w:num w:numId="3" w16cid:durableId="1641350017">
-    <w:abstractNumId w:val="4"/>
+    <w:abstractNumId w:val="7"/>
   </w:num>
   <w:num w:numId="4" w16cid:durableId="20935137">
-    <w:abstractNumId w:val="9"/>
+    <w:abstractNumId w:val="13"/>
   </w:num>
   <w:num w:numId="5" w16cid:durableId="991956249">
-    <w:abstractNumId w:val="2"/>
+    <w:abstractNumId w:val="5"/>
   </w:num>
   <w:num w:numId="6" w16cid:durableId="353305486">
-    <w:abstractNumId w:val="0"/>
+    <w:abstractNumId w:val="1"/>
     <w:lvlOverride w:ilvl="0">
       <w:lvl w:ilvl="0">
         <w:start w:val="1"/>
@@ -16479,16 +19206,31 @@
     </w:lvlOverride>
   </w:num>
   <w:num w:numId="7" w16cid:durableId="81801727">
-    <w:abstractNumId w:val="5"/>
+    <w:abstractNumId w:val="8"/>
   </w:num>
   <w:num w:numId="8" w16cid:durableId="37946454">
-    <w:abstractNumId w:val="8"/>
+    <w:abstractNumId w:val="12"/>
   </w:num>
   <w:num w:numId="9" w16cid:durableId="828331135">
-    <w:abstractNumId w:val="7"/>
+    <w:abstractNumId w:val="10"/>
   </w:num>
   <w:num w:numId="10" w16cid:durableId="431048422">
-    <w:abstractNumId w:val="1"/>
+    <w:abstractNumId w:val="3"/>
+  </w:num>
+  <w:num w:numId="11" w16cid:durableId="609892420">
+    <w:abstractNumId w:val="2"/>
+  </w:num>
+  <w:num w:numId="12" w16cid:durableId="1315066937">
+    <w:abstractNumId w:val="14"/>
+  </w:num>
+  <w:num w:numId="13" w16cid:durableId="716248434">
+    <w:abstractNumId w:val="0"/>
+  </w:num>
+  <w:num w:numId="14" w16cid:durableId="1387606335">
+    <w:abstractNumId w:val="4"/>
+  </w:num>
+  <w:num w:numId="15" w16cid:durableId="2054963019">
+    <w:abstractNumId w:val="11"/>
   </w:num>
   <w:numIdMacAtCleanup w:val="9"/>
 </w:numbering>
@@ -16933,17 +19675,37 @@
     <w:uiPriority w:val="9"/>
     <w:unhideWhenUsed/>
     <w:qFormat/>
-    <w:rsid w:val="00E31C9B"/>
+    <w:rsid w:val="00A92574"/>
     <w:pPr>
       <w:keepNext/>
       <w:keepLines/>
       <w:spacing w:before="40"/>
-      <w:jc w:val="center"/>
       <w:outlineLvl w:val="1"/>
     </w:pPr>
     <w:rPr>
       <w:rFonts w:eastAsiaTheme="majorEastAsia" w:cstheme="majorBidi"/>
       <w:szCs w:val="26"/>
+    </w:rPr>
+  </w:style>
+  <w:style w:type="paragraph" w:styleId="3">
+    <w:name w:val="heading 3"/>
+    <w:basedOn w:val="a"/>
+    <w:next w:val="a"/>
+    <w:link w:val="30"/>
+    <w:uiPriority w:val="9"/>
+    <w:unhideWhenUsed/>
+    <w:qFormat/>
+    <w:rsid w:val="00304EC1"/>
+    <w:pPr>
+      <w:keepNext/>
+      <w:keepLines/>
+      <w:spacing w:before="40"/>
+      <w:ind w:left="708"/>
+      <w:outlineLvl w:val="2"/>
+    </w:pPr>
+    <w:rPr>
+      <w:rFonts w:eastAsiaTheme="majorEastAsia" w:cstheme="majorBidi"/>
+      <w:szCs w:val="24"/>
     </w:rPr>
   </w:style>
   <w:style w:type="character" w:default="1" w:styleId="a0">
@@ -17130,7 +19892,7 @@
     <w:basedOn w:val="a0"/>
     <w:link w:val="2"/>
     <w:uiPriority w:val="9"/>
-    <w:rsid w:val="00E31C9B"/>
+    <w:rsid w:val="00A92574"/>
     <w:rPr>
       <w:rFonts w:ascii="Times New Roman" w:eastAsiaTheme="majorEastAsia" w:hAnsi="Times New Roman" w:cstheme="majorBidi"/>
       <w:sz w:val="28"/>
@@ -17398,6 +20160,32 @@
       <w:rFonts w:ascii="Consolas" w:hAnsi="Consolas" w:hint="default"/>
       <w:sz w:val="22"/>
     </w:rPr>
+  </w:style>
+  <w:style w:type="character" w:customStyle="1" w:styleId="30">
+    <w:name w:val="Заголовок 3 Знак"/>
+    <w:basedOn w:val="a0"/>
+    <w:link w:val="3"/>
+    <w:uiPriority w:val="9"/>
+    <w:rsid w:val="00304EC1"/>
+    <w:rPr>
+      <w:rFonts w:ascii="Times New Roman" w:eastAsiaTheme="majorEastAsia" w:hAnsi="Times New Roman" w:cstheme="majorBidi"/>
+      <w:sz w:val="28"/>
+      <w:szCs w:val="24"/>
+      <w:lang w:val="uk-UA" w:eastAsia="ar-SA"/>
+    </w:rPr>
+  </w:style>
+  <w:style w:type="paragraph" w:styleId="31">
+    <w:name w:val="toc 3"/>
+    <w:basedOn w:val="a"/>
+    <w:next w:val="a"/>
+    <w:autoRedefine/>
+    <w:uiPriority w:val="39"/>
+    <w:unhideWhenUsed/>
+    <w:rsid w:val="00A92574"/>
+    <w:pPr>
+      <w:spacing w:after="100"/>
+      <w:ind w:left="560"/>
+    </w:pPr>
   </w:style>
 </w:styles>
 </file>
